--- a/deliverables/Week_12_RAG_and_Agentic_AI/Week_12_Teaching_Notes.docx
+++ b/deliverables/Week_12_RAG_and_Agentic_AI/Week_12_Teaching_Notes.docx
@@ -603,7 +603,7 @@
                 <w:sz w:val="20"/>
                 <w:szCs w:val="20"/>
               </w:rPr>
-              <w:t xml:space="preserve">Notebook and Python file with TODOs. Embedded and separate diagrams accompany the lab.</w:t>
+              <w:t xml:space="preserve">Notebook with TODOs. Embedded and separate diagrams accompany the lab.</w:t>
             </w:r>
           </w:p>
         </w:tc>
@@ -669,7 +669,7 @@
                 <w:sz w:val="20"/>
                 <w:szCs w:val="20"/>
               </w:rPr>
-              <w:t xml:space="preserve">Instructor notebook and Python file with completed code and model answers.</w:t>
+              <w:t xml:space="preserve">Instructor notebook with completed code and model answers.</w:t>
             </w:r>
           </w:p>
         </w:tc>
@@ -692,7 +692,7 @@
         <w:spacing w:after="140" w:line="288"/>
       </w:pPr>
       <w:r>
-        <w:t xml:space="preserve">This final technical week connects models to knowledge and tools (MIMLO 3, 4, 5). Students should leave able to explain why RAG is needed, build and evaluate a RAG pipeline (chunking, embeddings, vector stores, hybrid retrieval, re-ranking, grounded generation with citations), describe advanced RAG, explain the components and loop of an agent, distinguish workflows from agents, explain MCP, and design guardrails against prompt injection. Results on the "real" slides come from running this week's lab in advance (</w:t>
+        <w:t xml:space="preserve">This final technical week connects models to knowledge and tools (MIMLO 3, 4, 5). Students should leave able to explain why RAG is needed, build and evaluate a RAG pipeline (chunking, embeddings, vector stores, hybrid retrieval, re-ranking, grounded generation with citations), describe advanced RAG, explain the components and loop of an agent, distinguish workflows from agents, explain MCP, and design guardrails against prompt injection. The recorded-result charts use an archived larger GPU run (</w:t>
       </w:r>
       <w:r>
         <w:rPr>
@@ -701,10 +701,10 @@
           <w:sz w:val="20"/>
           <w:szCs w:val="20"/>
         </w:rPr>
-        <w:t xml:space="preserve">curriculum/assets/week_12/</w:t>
-      </w:r>
-      <w:r>
-        <w:t xml:space="preserve">).</w:t>
+        <w:t xml:space="preserve">curriculum/assets/week_12/results.json</w:t>
+      </w:r>
+      <w:r>
+        <w:t xml:space="preserve">). The current CPU core has separate measured results and passage-level checks in the lab guide.</w:t>
       </w:r>
     </w:p>
     <w:tbl>
@@ -2571,7 +2571,7 @@
         <w:spacing w:after="140" w:line="288"/>
       </w:pPr>
       <w:r>
-        <w:t xml:space="preserve">Prepare searchable documents once; retrieve sources for each question</w:t>
+        <w:t xml:space="preserve">Existing index; new question.</w:t>
       </w:r>
     </w:p>
     <w:p>
@@ -2644,7 +2644,8 @@
         <w:spacing w:after="140" w:line="288"/>
       </w:pPr>
       <w:r>
-        <w:t xml:space="preserve">Retrieval-augmented generation, or RAG, supplies relevant document text to a language model before it answers. There are two phases. Preparation splits each handbook document into overlapping chunks, embeds them as vectors and builds searchable vector and keyword indexes. At question time, retrieval ranks passages; hybrid search combines semantic and word matching, and re-ranking reads the question together with candidate text. The rag_answer function then inserts selected passages into a prompt with source numbers and answer instructions. The model is asked to answer from those sources, cite a source and say it does not know when evidence is missing. This adds context without changing model weights. A citation alone does not prove support: inspect the cited passage and individual answer claims. The lab's automatic checks are deliberately limited and should be supplemented by reading outputs.</w:t>
+        <w:t xml:space="preserve">Search ranks candidate passages. Selection keeps a bounded set. Assembly attaches passage numbers and the question. Generation requests a supported quote or abstention. Checking compares claims with the actual cited text. Language-model weights remain fixed.
+ A GPU-hours question retrieves three passages, perhaps including the compute policy. Source number two means the second selected passage for this request. A generated statement with [2] must be checked against that passage. The open-book analogy works only when we inspect which pages were opened and what their text actually supports.</w:t>
       </w:r>
     </w:p>
     <w:p>
@@ -2667,7 +2668,7 @@
         <w:spacing w:after="80" w:line="276"/>
       </w:pPr>
       <w:r>
-        <w:t xml:space="preserve">Prepare chunks from the fictional module handbook and keep each source document ID.</w:t>
+        <w:t xml:space="preserve">Rank the same question against compatible passage representations.</w:t>
       </w:r>
     </w:p>
     <w:p>
@@ -2681,7 +2682,7 @@
         <w:spacing w:after="80" w:line="276"/>
       </w:pPr>
       <w:r>
-        <w:t xml:space="preserve">Ask how many GPU hours each student receives.</w:t>
+        <w:t xml:space="preserve">Select actual passage IDs; optional re-ranking must be labelled.</w:t>
       </w:r>
     </w:p>
     <w:p>
@@ -2695,35 +2696,7 @@
         <w:spacing w:after="80" w:line="276"/>
       </w:pPr>
       <w:r>
-        <w:t xml:space="preserve">Hybrid retrieval and re-ranking select candidate passages, including the compute policy if search succeeds.</w:t>
-      </w:r>
-    </w:p>
-    <w:p>
-      <w:pPr>
-        <w:pStyle w:val="ListParagraph"/>
-        <w:keepLines/>
-        <w:numPr>
-          <w:ilvl w:val="0"/>
-          <w:numId w:val="3"/>
-        </w:numPr>
-        <w:spacing w:after="80" w:line="276"/>
-      </w:pPr>
-      <w:r>
-        <w:t xml:space="preserve">The model receives numbered passages; compare its answer with the known handbook fact.</w:t>
-      </w:r>
-    </w:p>
-    <w:p>
-      <w:pPr>
-        <w:pStyle w:val="ListParagraph"/>
-        <w:keepLines/>
-        <w:numPr>
-          <w:ilvl w:val="0"/>
-          <w:numId w:val="3"/>
-        </w:numPr>
-        <w:spacing w:after="80" w:line="276"/>
-      </w:pPr>
-      <w:r>
-        <w:t xml:space="preserve">For the external-examiner question, the handbook provides no answer; inspect whether the model abstains.</w:t>
+        <w:t xml:space="preserve">Assemble numbered source text, generate an answer and inspect each citation.</w:t>
       </w:r>
     </w:p>
     <w:p>
@@ -2740,7 +2713,7 @@
         <w:t xml:space="preserve">Check your understanding.</w:t>
       </w:r>
       <w:r>
-        <w:t xml:space="preserve"> If the correct passage was retrieved but the model gives the wrong number, which stage failed?</w:t>
+        <w:t xml:space="preserve"> Right passage; wrong answer?</w:t>
       </w:r>
     </w:p>
     <w:p>
@@ -2757,7 +2730,7 @@
         <w:t xml:space="preserve">Instructor explanation.</w:t>
       </w:r>
       <w:r>
-        <w:t xml:space="preserve"> Generation or use of evidence failed. Inspect the supplied passage and output before changing retrieval.</w:t>
+        <w:t xml:space="preserve"> Generation or evidence use failed; inspect the supplied passage and output before changing retrieval.</w:t>
       </w:r>
     </w:p>
     <w:p>
@@ -2776,7 +2749,7 @@
         <w:spacing w:after="140" w:line="288"/>
       </w:pPr>
       <w:r>
-        <w:t xml:space="preserve">A bounded loop alternates model decisions with tool observations</w:t>
+        <w:t xml:space="preserve">Observe before repeating.</w:t>
       </w:r>
     </w:p>
     <w:p>
@@ -2849,7 +2822,8 @@
         <w:spacing w:after="140" w:line="288"/>
       </w:pPr>
       <w:r>
-        <w:t xml:space="preserve">An agent lets a language model choose intermediate actions instead of following one fixed sequence. The model receives the task, conversation history and tool descriptions, then emits text containing a proposed call or an answer. The program parses that proposal; the model itself never executes Python functions. The execute function checks the tool allowlist and applies the side-effect approval gate before calling a permitted function. Results become tool observations in messages, so the next model turn can use new evidence. The run_agent function processes only one proposed call per turn and stops when there is no parsed call or the step budget is exhausted. The lab simulates approval with an email-domain rule, and send_email only returns a message; nobody reviews or sends actual email here. This illustrates control points that a real application would need to implement and test.</w:t>
+        <w:t xml:space="preserve">A proposal is not an action. Parsing obtains a name and argument object. Validation checks allowed names and fields. Permitted execution runs one tool. Recording adds the result or error. Repetition lets the next decision use that observation.
+ The calculator receives an arithmetic expression only after search has supplied fictional assessment weights. A malformed or forbidden call returns an error observation. A local fallback may follow a predefined policy; its trace is labelled as fallback rather than model-chosen planning. Both routes pass through the same executor and budget.</w:t>
       </w:r>
     </w:p>
     <w:p>
@@ -2872,7 +2846,7 @@
         <w:spacing w:after="80" w:line="276"/>
       </w:pPr>
       <w:r>
-        <w:t xml:space="preserve">A student asks for a final grade from project and exam marks.</w:t>
+        <w:t xml:space="preserve">The model proposes text; parsing does not execute it.</w:t>
       </w:r>
     </w:p>
     <w:p>
@@ -2886,7 +2860,7 @@
         <w:spacing w:after="80" w:line="276"/>
       </w:pPr>
       <w:r>
-        <w:t xml:space="preserve">The model may propose search_handbook; code runs it and returns the assessment text.</w:t>
+        <w:t xml:space="preserve">Application code validates names, fields and permissions before invoking one tool.</w:t>
       </w:r>
     </w:p>
     <w:p>
@@ -2900,35 +2874,7 @@
         <w:spacing w:after="80" w:line="276"/>
       </w:pPr>
       <w:r>
-        <w:t xml:space="preserve">After reading that result, the model may propose calculator with the retrieved weights.</w:t>
-      </w:r>
-    </w:p>
-    <w:p>
-      <w:pPr>
-        <w:pStyle w:val="ListParagraph"/>
-        <w:keepLines/>
-        <w:numPr>
-          <w:ilvl w:val="0"/>
-          <w:numId w:val="4"/>
-        </w:numPr>
-        <w:spacing w:after="80" w:line="276"/>
-      </w:pPr>
-      <w:r>
-        <w:t xml:space="preserve">A turn with no parsed tool call ends as an answer; otherwise the loop continues within its limit.</w:t>
-      </w:r>
-    </w:p>
-    <w:p>
-      <w:pPr>
-        <w:pStyle w:val="ListParagraph"/>
-        <w:keepLines/>
-        <w:numPr>
-          <w:ilvl w:val="0"/>
-          <w:numId w:val="4"/>
-        </w:numPr>
-        <w:spacing w:after="80" w:line="276"/>
-      </w:pPr>
-      <w:r>
-        <w:t xml:space="preserve">For an injected external-email request, the simulated approval policy denies that destination.</w:t>
+        <w:t xml:space="preserve">Append the observation and repeat within the step and time limits.</w:t>
       </w:r>
     </w:p>
     <w:p>
@@ -2945,7 +2891,7 @@
         <w:t xml:space="preserve">Check your understanding.</w:t>
       </w:r>
       <w:r>
-        <w:t xml:space="preserve"> Why does the loop execute one call before requesting the next model decision?</w:t>
+        <w:t xml:space="preserve"> Proposal already executed?</w:t>
       </w:r>
     </w:p>
     <w:p>
@@ -2962,7 +2908,7 @@
         <w:t xml:space="preserve">Instructor explanation.</w:t>
       </w:r>
       <w:r>
-        <w:t xml:space="preserve"> The next decision can use the actual tool result instead of inventing arguments before the result is available.</w:t>
+        <w:t xml:space="preserve"> No. Parsing identifies a proposal; application code must validate and permit it before execution.</w:t>
       </w:r>
     </w:p>
     <w:p>
@@ -2971,7 +2917,7 @@
         <w:keepNext/>
       </w:pPr>
       <w:r>
-        <w:t xml:space="preserve">Build and diagnose the assistant</w:t>
+        <w:t xml:space="preserve">Trace evidence selection</w:t>
       </w:r>
     </w:p>
     <w:p>
@@ -2981,7 +2927,7 @@
         <w:spacing w:after="140" w:line="288"/>
       </w:pPr>
       <w:r>
-        <w:t xml:space="preserve">Separate evidence retrieval, answer generation and agent execution</w:t>
+        <w:t xml:space="preserve">Same question; independent searches.</w:t>
       </w:r>
     </w:p>
     <w:p>
@@ -2995,7 +2941,7 @@
           <wp:inline distT="0" distB="0" distL="0" distR="0">
             <wp:extent cx="5334000" cy="1962150"/>
             <wp:effectExtent t="0" r="0" b="0" l="0"/>
-            <wp:docPr id="4" name="Build and diagnose the assistant" descr="Build and diagnose the assistant" title="Build and diagnose the assistant"/>
+            <wp:docPr id="4" name="Trace evidence selection" descr="Trace evidence selection" title="Trace evidence selection"/>
             <wp:cNvGraphicFramePr>
               <a:graphicFrameLocks xmlns:a="http://schemas.openxmlformats.org/drawingml/2006/main" noChangeAspect="1"/>
             </wp:cNvGraphicFramePr>
@@ -3044,7 +2990,7 @@
           <w:sz w:val="19"/>
           <w:szCs w:val="19"/>
         </w:rPr>
-        <w:t xml:space="preserve">Build and diagnose the assistant</w:t>
+        <w:t xml:space="preserve">Trace evidence selection</w:t>
       </w:r>
     </w:p>
     <w:p>
@@ -3054,7 +3000,8 @@
         <w:spacing w:after="140" w:line="288"/>
       </w:pPr>
       <w:r>
-        <w:t xml:space="preserve">This lab measures each layer independently. The no_rag_df table records answers without handbook context. The chunk function and the indexes prepare the documents so retrieval can find evidence; document metadata stays attached to each passage. The evaluate_retrieval function checks whether a chunk from the target document appears in the returned ranking and how early its first occurrence is. This is document-level evidence evaluation rather than exhaustive relevance labels for every chunk. The rag_answer function supplies selected passages to the model, while the small correctness and number checks provide only rough output signals. Read answers and sources to diagnose unsupported claims. The agent exercise adds a bounded tool loop with an allowlist and simulated approval policy. Finally, server_code demonstrates an MCP tool declaration, but its retrieve_passages placeholder must be implemented before the exported file can serve real handbook searches.</w:t>
+        <w:t xml:space="preserve">BM25 ranks word matches. Dense search ranks compatible vectors. RRF combines their positions. Selection retains the requested cutoff. IDs recover passage text. Evidence checks use labelled relevant passages rather than parent-document identity alone.
+ Suppose useful passage IDs are 2 and 7, while selected IDs are 2 and 9. Passage recall is one-half. A first relevant rank of two contributes one-half to MRR. The null connector between keyword and dense operations means independent searches of the same question; their ranked lists meet at fusion.</w:t>
       </w:r>
     </w:p>
     <w:p>
@@ -3077,7 +3024,7 @@
         <w:spacing w:after="80" w:line="276"/>
       </w:pPr>
       <w:r>
-        <w:t xml:space="preserve">Read a handbook fact and compare the no-retrieval answer with it.</w:t>
+        <w:t xml:space="preserve">BM25 and dense search independently rank the same question.</w:t>
       </w:r>
     </w:p>
     <w:p>
@@ -3091,7 +3038,7 @@
         <w:spacing w:after="80" w:line="276"/>
       </w:pPr>
       <w:r>
-        <w:t xml:space="preserve">Inspect a chunk's text, ID and parent document before searching.</w:t>
+        <w:t xml:space="preserve">Fuse both ranked ID lists, then select the current top-k passages.</w:t>
       </w:r>
     </w:p>
     <w:p>
@@ -3105,35 +3052,7 @@
         <w:spacing w:after="80" w:line="276"/>
       </w:pPr>
       <w:r>
-        <w:t xml:space="preserve">Compare the first relevant document's rank across BM25, dense and hybrid methods.</w:t>
-      </w:r>
-    </w:p>
-    <w:p>
-      <w:pPr>
-        <w:pStyle w:val="ListParagraph"/>
-        <w:keepLines/>
-        <w:numPr>
-          <w:ilvl w:val="0"/>
-          <w:numId w:val="5"/>
-        </w:numPr>
-        <w:spacing w:after="80" w:line="276"/>
-      </w:pPr>
-      <w:r>
-        <w:t xml:space="preserve">Read retrieved hits beside each RAG answer; check whether the citation supports the claim.</w:t>
-      </w:r>
-    </w:p>
-    <w:p>
-      <w:pPr>
-        <w:pStyle w:val="ListParagraph"/>
-        <w:keepLines/>
-        <w:numPr>
-          <w:ilvl w:val="0"/>
-          <w:numId w:val="5"/>
-        </w:numPr>
-        <w:spacing w:after="80" w:line="276"/>
-      </w:pPr>
-      <w:r>
-        <w:t xml:space="preserve">Inspect the agent trace and AUDIT; the MCP file still needs its retrieval implementation connected.</w:t>
+        <w:t xml:space="preserve">Check exact annotated passages; matching their parent document alone is insufficient.</w:t>
       </w:r>
     </w:p>
     <w:p>
@@ -3150,7 +3069,7 @@
         <w:t xml:space="preserve">Check your understanding.</w:t>
       </w:r>
       <w:r>
-        <w:t xml:space="preserve"> Can an answer pass numbers_supported while making an unsupported non-numeric claim?</w:t>
+        <w:t xml:space="preserve"> Right document enough?</w:t>
       </w:r>
     </w:p>
     <w:p>
@@ -3167,7 +3086,7 @@
         <w:t xml:space="preserve">Instructor explanation.</w:t>
       </w:r>
       <w:r>
-        <w:t xml:space="preserve"> Yes. That helper only looks for digit strings in the retrieved text; it does not validate the meaning of every claim.</w:t>
+        <w:t xml:space="preserve"> No. The returned passage must contain the labelled evidence; its parent document alone can be a false hit.</w:t>
       </w:r>
     </w:p>
     <w:p>
@@ -3186,7 +3105,7 @@
         <w:spacing w:after="140" w:line="288"/>
       </w:pPr>
       <w:r>
-        <w:t xml:space="preserve">Indexing makes sources searchable without training the language model</w:t>
+        <w:t xml:space="preserve">Indexing; no generator update.</w:t>
       </w:r>
     </w:p>
     <w:p>
@@ -3259,7 +3178,8 @@
         <w:spacing w:after="140" w:line="288"/>
       </w:pPr>
       <w:r>
-        <w:t xml:space="preserve">Indexing is the preparation phase of RAG. Load documents you are allowed to use, then split each into chunks that retain their source identity and other metadata. An embedding model converts each chunk to a vector. A vector index stores those vectors for meaning-based search; a keyword index stores word-matching information. A new question can then search both stores. This changes the available source collection without updating the language model weights. When a source changes, refresh its chunks and indexes. If the embedding model changes, recreate the stored vectors so questions and passages remain comparable. The classroom handbook is small; production indexing also needs tested access controls, versioning and deletion rules.</w:t>
+        <w:t xml:space="preserve">Loading supplies authorised source text. Splitting creates whole-word overlapping passages. Encoding maps each passage into a vector. Storage preserves the vector table and row IDs. Checking verifies their correspondence and input lengths. This is indexing, not model training.
+ Three passages encoded at width 384 give [3,384]. Row two must still identify the same text and source when search returns index two. A catalogue analogy explains reusable organisation, but a catalogue entry can be stale, mislabelled or inaccessible; a production system needs version, deletion and access enforcement.</w:t>
       </w:r>
     </w:p>
     <w:p>
@@ -3282,7 +3202,7 @@
         <w:spacing w:after="80" w:line="276"/>
       </w:pPr>
       <w:r>
-        <w:t xml:space="preserve">Split a handbook section into two overlapping passages with the same source ID.</w:t>
+        <w:t xml:space="preserve">Load sources and preserve identities while splitting passages.</w:t>
       </w:r>
     </w:p>
     <w:p>
@@ -3296,7 +3216,7 @@
         <w:spacing w:after="80" w:line="276"/>
       </w:pPr>
       <w:r>
-        <w:t xml:space="preserve">Store a vector for each passage and add its words to the keyword index.</w:t>
+        <w:t xml:space="preserve">Encode short passages into [N,384] vectors and retain aligned row metadata.</w:t>
       </w:r>
     </w:p>
     <w:p>
@@ -3310,21 +3230,7 @@
         <w:spacing w:after="80" w:line="276"/>
       </w:pPr>
       <w:r>
-        <w:t xml:space="preserve">A question about penalties searches the prepared stores.</w:t>
-      </w:r>
-    </w:p>
-    <w:p>
-      <w:pPr>
-        <w:pStyle w:val="ListParagraph"/>
-        <w:keepLines/>
-        <w:numPr>
-          <w:ilvl w:val="0"/>
-          <w:numId w:val="6"/>
-        </w:numPr>
-        <w:spacing w:after="80" w:line="276"/>
-      </w:pPr>
-      <w:r>
-        <w:t xml:space="preserve">Read returned chunks and confirm the source IDs remain attached. A real application must add permission checks.</w:t>
+        <w:t xml:space="preserve">Check the row-to-source mapping; language-model weights are unchanged.</w:t>
       </w:r>
     </w:p>
     <w:p>
@@ -3341,7 +3247,7 @@
         <w:t xml:space="preserve">Check your understanding.</w:t>
       </w:r>
       <w:r>
-        <w:t xml:space="preserve"> Does updating a handbook index fine-tune the language model?</w:t>
+        <w:t xml:space="preserve"> Generator weights change?</w:t>
       </w:r>
     </w:p>
     <w:p>
@@ -3358,7 +3264,7 @@
         <w:t xml:space="preserve">Instructor explanation.</w:t>
       </w:r>
       <w:r>
-        <w:t xml:space="preserve"> No. It updates searched context; the language model weights stay fixed.</w:t>
+        <w:t xml:space="preserve"> No. Indexing changes searchable representations and context, while generator weights stay fixed.</w:t>
       </w:r>
     </w:p>
     <w:p>
@@ -3377,7 +3283,7 @@
         <w:spacing w:after="140" w:line="288"/>
       </w:pPr>
       <w:r>
-        <w:t xml:space="preserve">Trace one tool request and the next observation</w:t>
+        <w:t xml:space="preserve">Blocked calls skip execution.</w:t>
       </w:r>
     </w:p>
     <w:p>
@@ -3450,7 +3356,20 @@
         <w:spacing w:after="140" w:line="288"/>
       </w:pPr>
       <w:r>
-        <w:t xml:space="preserve">An agent inference turn produces a proposal, not an executed action. The language model sees the task and tool descriptions and may emit a tool name with arguments. The program parses that text, checks the allowlist and applies validation and approval before any function runs. This diagram traces a permitted call. A blocked call skips the tool and returns a refusal observation directly; the detailed agent-loop figure shows that branch. The next model turn reads the observation. The run_agent function limits the number of turns. The lab's email operation is simulated and its approval rule checks a domain; it does not ask a human or send mail. A real consequential action needs the corresponding real control and audit record.</w:t>
+        <w:t xml:space="preserve">The input is a structured proposed operation. Parsing and validation check its object fields. A permission gate decides whether the tool may run. Execution returns a result. A rejected request returns a blocked observation directly. Application code controls both routes.
+ A valid calculator expression runs bounded arithmetic. A recognised send_email request to </w:t>
+      </w:r>
+      <w:hyperlink w:history="1" r:id="rIdl8gfx13d98vxpetxupcmq">
+        <w:r>
+          <w:rPr>
+            <w:color w:val="4F46E5"/>
+            <w:u w:val="single"/>
+          </w:rPr>
+          <w:t xml:space="preserve">archive@example.net</w:t>
+        </w:r>
+      </w:hyperlink>
+      <w:r>
+        <w:t xml:space="preserve"> fails the simulated gate. Its refusal reaches the history without sending a message. The diagram’s short bypass arrow is important: rejected input must not pass through the tool before its refusal is recorded.</w:t>
       </w:r>
     </w:p>
     <w:p>
@@ -3473,7 +3392,7 @@
         <w:spacing w:after="80" w:line="276"/>
       </w:pPr>
       <w:r>
-        <w:t xml:space="preserve">The model proposes calculator with an arithmetic expression.</w:t>
+        <w:t xml:space="preserve">Parse a proposed call into a named operation and fields.</w:t>
       </w:r>
     </w:p>
     <w:p>
@@ -3487,7 +3406,7 @@
         <w:spacing w:after="80" w:line="276"/>
       </w:pPr>
       <w:r>
-        <w:t xml:space="preserve">execute checks the tool name and validates the operation before running it.</w:t>
+        <w:t xml:space="preserve">Reject malformed or forbidden calls before tool execution.</w:t>
       </w:r>
     </w:p>
     <w:p>
@@ -3501,21 +3420,7 @@
         <w:spacing w:after="80" w:line="276"/>
       </w:pPr>
       <w:r>
-        <w:t xml:space="preserve">The result becomes an observation for the next turn.</w:t>
-      </w:r>
-    </w:p>
-    <w:p>
-      <w:pPr>
-        <w:pStyle w:val="ListParagraph"/>
-        <w:keepLines/>
-        <w:numPr>
-          <w:ilvl w:val="0"/>
-          <w:numId w:val="7"/>
-        </w:numPr>
-        <w:spacing w:after="80" w:line="276"/>
-      </w:pPr>
-      <w:r>
-        <w:t xml:space="preserve">An email proposal to a forbidden domain is refused by the simulated policy and recorded.</w:t>
+        <w:t xml:space="preserve">Run permitted calls and return their actual observation or a refusal.</w:t>
       </w:r>
     </w:p>
     <w:p>
@@ -3532,7 +3437,7 @@
         <w:t xml:space="preserve">Check your understanding.</w:t>
       </w:r>
       <w:r>
-        <w:t xml:space="preserve"> Who executes the tool: the language model or the application code?</w:t>
+        <w:t xml:space="preserve"> Who executes tools?</w:t>
       </w:r>
     </w:p>
     <w:p>
@@ -3549,7 +3454,7 @@
         <w:t xml:space="preserve">Instructor explanation.</w:t>
       </w:r>
       <w:r>
-        <w:t xml:space="preserve"> The application code. The model only proposes; code controls permission and execution.</w:t>
+        <w:t xml:space="preserve"> Application code executes permitted tools; the model proposes operations.</w:t>
       </w:r>
     </w:p>
     <w:p>
@@ -4037,7 +3942,7 @@
                 <w:sz w:val="20"/>
                 <w:szCs w:val="20"/>
               </w:rPr>
-              <w:t xml:space="preserve">Identify what the helper does not check, including non-numeric claims.</w:t>
+              <w:t xml:space="preserve">Legacy digit proxy only; use citation_support and inspect individual quoted claims.</w:t>
             </w:r>
           </w:p>
         </w:tc>
@@ -4458,6 +4363,74 @@
       </w:r>
       <w:r>
         <w:t xml:space="preserve"> A named function application code can run for the model.</w:t>
+      </w:r>
+    </w:p>
+    <w:p>
+      <w:pPr>
+        <w:keepNext w:val="false"/>
+        <w:keepLines/>
+        <w:spacing w:after="140" w:line="288"/>
+      </w:pPr>
+      <w:r>
+        <w:rPr>
+          <w:b/>
+          <w:bCs/>
+        </w:rPr>
+        <w:t xml:space="preserve">Cited-quote support.</w:t>
+      </w:r>
+      <w:r>
+        <w:t xml:space="preserve"> Verbatim segment equality against the particular cited passage; it does not establish complete sentences, entailment or source truth.</w:t>
+      </w:r>
+    </w:p>
+    <w:p>
+      <w:pPr>
+        <w:keepNext w:val="false"/>
+        <w:keepLines/>
+        <w:spacing w:after="140" w:line="288"/>
+      </w:pPr>
+      <w:r>
+        <w:rPr>
+          <w:b/>
+          <w:bCs/>
+        </w:rPr>
+        <w:t xml:space="preserve">Passage recall.</w:t>
+      </w:r>
+      <w:r>
+        <w:t xml:space="preserve"> Returned relevant passage IDs divided by all independently labelled relevant passage IDs.</w:t>
+      </w:r>
+    </w:p>
+    <w:p>
+      <w:pPr>
+        <w:keepNext w:val="false"/>
+        <w:keepLines/>
+        <w:spacing w:after="140" w:line="288"/>
+      </w:pPr>
+      <w:r>
+        <w:rPr>
+          <w:b/>
+          <w:bCs/>
+        </w:rPr>
+        <w:t xml:space="preserve">Permission gate.</w:t>
+      </w:r>
+      <w:r>
+        <w:t xml:space="preserve"> Application control deciding whether a proposed operation may execute.</w:t>
+      </w:r>
+    </w:p>
+    <w:p>
+      <w:pPr>
+        <w:keepNext w:val="false"/>
+        <w:keepLines/>
+        <w:spacing w:after="140" w:line="288"/>
+      </w:pPr>
+      <w:r>
+        <w:rPr>
+          <w:b/>
+          <w:bCs/>
+        </w:rPr>
+        <w:t xml:space="preserve">Policy fallback.</w:t>
+      </w:r>
+      <w:r>
+        <w:t xml:space="preserve"> A disclosed fixed local decision route, separate from model planning.</w:t>
       </w:r>
     </w:p>
     <w:p>
@@ -5290,7 +5263,7 @@
       <w:r>
         <w:drawing>
           <wp:inline distT="0" distB="0" distL="0" distR="0">
-            <wp:extent cx="5334000" cy="1924050"/>
+            <wp:extent cx="5334000" cy="2095500"/>
             <wp:effectExtent t="0" r="0" b="0" l="0"/>
             <wp:docPr id="7" name="The RAG pipeline" descr="The RAG pipeline" title="The RAG pipeline"/>
             <wp:cNvGraphicFramePr>
@@ -5315,7 +5288,7 @@
                   <pic:spPr bwMode="auto">
                     <a:xfrm>
                       <a:off x="0" y="0"/>
-                      <a:ext cx="5334000" cy="1924050"/>
+                      <a:ext cx="5334000" cy="2095500"/>
                     </a:xfrm>
                     <a:prstGeom prst="rect">
                       <a:avLst/>
@@ -5382,7 +5355,7 @@
           <w:b/>
           <w:bCs/>
         </w:rPr>
-        <w:t xml:space="preserve">Lab measurement (no retrieval):</w:t>
+        <w:t xml:space="preserve">Archived lab measurement (no retrieval):</w:t>
       </w:r>
       <w:r>
         <w:t xml:space="preserve"> the same model without retrieval answers almost none of the handbook questions correctly; it produces plausible guesses (hallucination).</w:t>
@@ -5494,7 +5467,7 @@
       <w:r>
         <w:drawing>
           <wp:inline distT="0" distB="0" distL="0" distR="0">
-            <wp:extent cx="5334000" cy="1190625"/>
+            <wp:extent cx="5334000" cy="1562100"/>
             <wp:effectExtent t="0" r="0" b="0" l="0"/>
             <wp:docPr id="8" name="Chunking with overlap" descr="Chunking with overlap" title="Chunking with overlap"/>
             <wp:cNvGraphicFramePr>
@@ -5519,7 +5492,7 @@
                   <pic:spPr bwMode="auto">
                     <a:xfrm>
                       <a:off x="0" y="0"/>
-                      <a:ext cx="5334000" cy="1190625"/>
+                      <a:ext cx="5334000" cy="1562100"/>
                     </a:xfrm>
                     <a:prstGeom prst="rect">
                       <a:avLst/>
@@ -6166,7 +6139,7 @@
         <w:t xml:space="preserve">Start here.</w:t>
       </w:r>
       <w:r>
-        <w:t xml:space="preserve"> Dense search uses vector meaning; BM25 uses words; hybrid search combines their rankings. A cross-encoder reads question and passage together to re-rank a smaller candidate set. Evaluate whether evidence was found separately from whether the model used it correctly. Lab hits are checked by known source-document ID.</w:t>
+        <w:t xml:space="preserve"> Dense search uses vector meaning; BM25 uses words; hybrid search combines their rankings. A cross-encoder reads question and passage together to re-rank a smaller candidate set. Evaluate whether evidence was found separately from whether the model used it correctly. Archived hits are checked by known source-document ID. The current core labels specific evidence spans and measures passage recall.</w:t>
       </w:r>
     </w:p>
     <w:p>
@@ -6183,7 +6156,7 @@
         <w:t xml:space="preserve">Small worked example.</w:t>
       </w:r>
       <w:r>
-        <w:t xml:space="preserve"> First relevant results for three questions are at ranks 1, 2 and absent. MRR = (1 + 1/2 + 0)/3 = 0.5. Two have evidence in the first three results, so this lab's recall@3 = 2/3. These scores do not check the generated answer.</w:t>
+        <w:t xml:space="preserve"> First relevant results for three questions are at ranks 1, 2 and absent. MRR = (1 + 1/2 + 0)/3 = 0.5. Two have evidence in the first three results, so the archived document-hit@3 definition gives 2/3. Passage recall instead counts retrieved relevant passages divided by all labelled relevant passages. These scores do not check the generated answer.</w:t>
       </w:r>
     </w:p>
     <w:p>
@@ -6311,7 +6284,7 @@
     </w:p>
     <w:p>
       <w:pPr>
-        <w:keepNext/>
+        <w:keepNext w:val="false"/>
         <w:keepLines/>
         <w:spacing w:after="140" w:line="288"/>
       </w:pPr>
@@ -6320,10 +6293,10 @@
           <w:b/>
           <w:bCs/>
         </w:rPr>
-        <w:t xml:space="preserve">Metrics.</w:t>
-      </w:r>
-      <w:r>
-        <w:t xml:space="preserve"> This lab's recall@K is the fraction of questions with a hit from the known source document in the first </w:t>
+        <w:t xml:space="preserve">Archived metrics.</w:t>
+      </w:r>
+      <w:r>
+        <w:t xml:space="preserve"> The stored recall@K field is the fraction of questions with a hit from the known source document in the first </w:t>
       </w:r>
       <w:r>
         <w:rPr>
@@ -6389,7 +6362,7 @@
         <w:spacing w:after="140" w:line="288"/>
       </w:pPr>
       <w:r>
-        <w:t xml:space="preserve">A question with no relevant result in the returned list contributes zero to MRR. In this lab relevance is checked using the source document ID: a chunk from the known target document counts as a hit.</w:t>
+        <w:t xml:space="preserve">A question with no relevant result in the returned list contributes zero to MRR. In the archived run relevance was checked using the source document ID: a chunk from the known target document counts as a hit.</w:t>
       </w:r>
     </w:p>
     <w:p>
@@ -6445,7 +6418,7 @@
       <w:r>
         <w:drawing>
           <wp:inline distT="0" distB="0" distL="0" distR="0">
-            <wp:extent cx="5334000" cy="1504950"/>
+            <wp:extent cx="5334000" cy="1533525"/>
             <wp:effectExtent t="0" r="0" b="0" l="0"/>
             <wp:docPr id="11" name="Retrieval quality by method (lab)" descr="Retrieval quality by method (lab)" title="Retrieval quality by method (lab)"/>
             <wp:cNvGraphicFramePr>
@@ -6470,7 +6443,7 @@
                   <pic:spPr bwMode="auto">
                     <a:xfrm>
                       <a:off x="0" y="0"/>
-                      <a:ext cx="5334000" cy="1504950"/>
+                      <a:ext cx="5334000" cy="1533525"/>
                     </a:xfrm>
                     <a:prstGeom prst="rect">
                       <a:avLst/>
@@ -6513,7 +6486,7 @@
         <w:t xml:space="preserve">Grounded generation.</w:t>
       </w:r>
       <w:r>
-        <w:t xml:space="preserve"> Label each source and request an answer supported by it, with citations and a missing-evidence reply when needed. Tell the model to treat source text as data. Check whether the cited passage supports each claim; a citation number alone is not enough. In this lab, moving rules after the sources helped the 1.5 B model substantially. This is one measured prompt-placement result, not a general security guarantee.</w:t>
+        <w:t xml:space="preserve"> Label each source and request an answer supported by it, with citations and a missing-evidence reply when needed. Tell the model to treat source text as data. Check whether the cited passage supports each claim; a citation number alone is not enough. In the archived run, moving rules after the sources helped the 1.5 B model. This is one measured prompt-placement result, not a general security guarantee.</w:t>
       </w:r>
     </w:p>
     <w:p>
@@ -7514,7 +7487,7 @@
       <w:r>
         <w:drawing>
           <wp:inline distT="0" distB="0" distL="0" distR="0">
-            <wp:extent cx="5334000" cy="2009775"/>
+            <wp:extent cx="5334000" cy="2171700"/>
             <wp:effectExtent t="0" r="0" b="0" l="0"/>
             <wp:docPr id="13" name="The agent loop" descr="The agent loop" title="The agent loop"/>
             <wp:cNvGraphicFramePr>
@@ -7539,7 +7512,7 @@
                   <pic:spPr bwMode="auto">
                     <a:xfrm>
                       <a:off x="0" y="0"/>
-                      <a:ext cx="5334000" cy="2009775"/>
+                      <a:ext cx="5334000" cy="2171700"/>
                     </a:xfrm>
                     <a:prstGeom prst="rect">
                       <a:avLst/>
@@ -7628,7 +7601,7 @@
       <w:r>
         <w:drawing>
           <wp:inline distT="0" distB="0" distL="0" distR="0">
-            <wp:extent cx="5334000" cy="1943100"/>
+            <wp:extent cx="5334000" cy="1438275"/>
             <wp:effectExtent t="0" r="0" b="0" l="0"/>
             <wp:docPr id="14" name="A real agent trajectory from the lab" descr="A real agent trajectory from the lab" title="A real agent trajectory from the lab"/>
             <wp:cNvGraphicFramePr>
@@ -7653,7 +7626,7 @@
                   <pic:spPr bwMode="auto">
                     <a:xfrm>
                       <a:off x="0" y="0"/>
-                      <a:ext cx="5334000" cy="1943100"/>
+                      <a:ext cx="5334000" cy="1438275"/>
                     </a:xfrm>
                     <a:prstGeom prst="rect">
                       <a:avLst/>
@@ -7758,7 +7731,7 @@
       <w:r>
         <w:drawing>
           <wp:inline distT="0" distB="0" distL="0" distR="0">
-            <wp:extent cx="5334000" cy="1047750"/>
+            <wp:extent cx="5334000" cy="1276350"/>
             <wp:effectExtent t="0" r="0" b="0" l="0"/>
             <wp:docPr id="15" name="Workflow patterns" descr="Workflow patterns" title="Workflow patterns"/>
             <wp:cNvGraphicFramePr>
@@ -7783,7 +7756,7 @@
                   <pic:spPr bwMode="auto">
                     <a:xfrm>
                       <a:off x="0" y="0"/>
-                      <a:ext cx="5334000" cy="1047750"/>
+                      <a:ext cx="5334000" cy="1276350"/>
                     </a:xfrm>
                     <a:prstGeom prst="rect">
                       <a:avLst/>
@@ -7875,7 +7848,7 @@
       <w:r>
         <w:drawing>
           <wp:inline distT="0" distB="0" distL="0" distR="0">
-            <wp:extent cx="5334000" cy="1228725"/>
+            <wp:extent cx="5334000" cy="1438275"/>
             <wp:effectExtent t="0" r="0" b="0" l="0"/>
             <wp:docPr id="16" name="MCP: one protocol between applications and tools" descr="MCP: one protocol between applications and tools" title="MCP: one protocol between applications and tools"/>
             <wp:cNvGraphicFramePr>
@@ -7900,7 +7873,7 @@
                   <pic:spPr bwMode="auto">
                     <a:xfrm>
                       <a:off x="0" y="0"/>
-                      <a:ext cx="5334000" cy="1228725"/>
+                      <a:ext cx="5334000" cy="1438275"/>
                     </a:xfrm>
                     <a:prstGeom prst="rect">
                       <a:avLst/>
@@ -8691,7 +8664,7 @@
       <w:r>
         <w:t xml:space="preserve"> show sources and provide a route to a human; respect permissions and personal data in the index (GDPR); keep the index current and versioned; evaluate continuously, including red-team injection tests; disclose AI use (EU AI Act Art. 50); check the AI Act scope before using a system for admissions or grading. Such intended uses can fall under Annex III high-risk categories; classification is not determined by the word "education" alone. See </w:t>
       </w:r>
-      <w:hyperlink w:history="1" r:id="rIdtejgpayzpjanppqs4aibe">
+      <w:hyperlink w:history="1" r:id="rIdw9bxmn89xk0pegmtotmjx">
         <w:r>
           <w:rPr>
             <w:color w:val="4F46E5"/>
@@ -8703,7 +8676,7 @@
       <w:r>
         <w:t xml:space="preserve"> and </w:t>
       </w:r>
-      <w:hyperlink w:history="1" r:id="rIdphxkrefq2wvhyoxsqf-ay">
+      <w:hyperlink w:history="1" r:id="rIdxxxh0599wfdypoudi4ekm">
         <w:r>
           <w:rPr>
             <w:color w:val="4F46E5"/>
@@ -9433,7 +9406,7 @@
       <w:r>
         <w:t xml:space="preserve"> disclose AI interaction as applicable under </w:t>
       </w:r>
-      <w:hyperlink w:history="1" r:id="rIdo-wzukyfh5vjuhkji7euu">
+      <w:hyperlink w:history="1" r:id="rIdzluwhbsvjwkdr6mcuq1cu">
         <w:r>
           <w:rPr>
             <w:color w:val="4F46E5"/>
@@ -9445,7 +9418,7 @@
       <w:r>
         <w:t xml:space="preserve">. Some admissions and learning-evaluation uses fall within </w:t>
       </w:r>
-      <w:hyperlink w:history="1" r:id="rIdbumdqucddii_ung2x6oo3">
+      <w:hyperlink w:history="1" r:id="rIdphtaoakrlybu68gbmviqk">
         <w:r>
           <w:rPr>
             <w:color w:val="4F46E5"/>
@@ -9499,10 +9472,10 @@
           <w:b/>
           <w:bCs/>
         </w:rPr>
-        <w:t xml:space="preserve">Runtime:</w:t>
-      </w:r>
-      <w:r>
-        <w:t xml:space="preserve"> Colab T4 GPU with Qwen2.5-1.5B-Instruct, BGE-small embeddings and an MS MARCO MiniLM cross-encoder; on CPU the notebook uses Qwen2.5-0.5B-Instruct. On the 4 GB GTX 1650 laptop GPU used to check this pack (9 October 2026), the full notebook with Qwen2.5-1.5B-Instruct ran in about 5 minutes with the models and data already downloaded. No API keys are needed. The handbook is fictional, so the model cannot have memorised it. </w:t>
+        <w:t xml:space="preserve">CPU core:</w:t>
+      </w:r>
+      <w:r>
+        <w:t xml:space="preserve"> MiniLM passage vectors, NumPy exact search, BM25/RRF, bounded SmolLM2-135M generation and controlled tools. The full local CPU core measured 1.9 minutes on 11 October 2026 using 4 threads; installation, downloads, widgets and optional stretch/API calls are excluded. This is not a Colab timing. GPU and API spending are optional. Separate database and cross-encoder demonstrations are stretches. Archived GPU measurements keep their original model/settings and metric definitions. </w:t>
       </w:r>
       <w:r>
         <w:rPr>
@@ -9512,7 +9485,7 @@
         <w:t xml:space="preserve">Hand-in:</w:t>
       </w:r>
       <w:r>
-        <w:t xml:space="preserve"> retrieval and RAG tables, agent trajectories and audit log, three written answers.</w:t>
+        <w:t xml:space="preserve"> actual retrieval/answer evidence tables, mode-labelled trajectories, success/resource metrics, audit and written explanations.</w:t>
       </w:r>
     </w:p>
     <w:p>
@@ -11753,7 +11726,7 @@
         <w:t xml:space="preserve">Retrieval methods and RAG vs no RAG.</w:t>
       </w:r>
       <w:r>
-        <w:t xml:space="preserve"> Without retrieval the model guesses (hallucination) and almost never answers correctly; RAG raises accuracy sharply. BM25 is strong on exact terms (module code, "GPU hours"), dense retrieval on paraphrases ("hand in after the deadline"); hybrid fusion and re-ranking usually put the right chunk first. Diagnose each failure: if the gold document was not in the top k, it is a retrieval failure (chunking, hybrid search, query rewriting, larger k); if it was retrieved but misused, it is a generation failure (stronger model, clearer prompt, fewer and better chunks). Rigorous faithfulness evaluation decomposes answers into claims checked against the context (RAGAS faithfulness, groundedness evaluators), plus answer relevance, context precision/recall, a larger labelled set with unanswerable and multi-hop questions, and human spot checks.</w:t>
+        <w:t xml:space="preserve"> Report this run rather than assuming a gain. Without handbook context the model lacks evidence; RAG can still select or use it incorrectly. BM25 is strong on exact terms (module code, "GPU hours"), dense retrieval on paraphrases ("hand in after the deadline"); compare actual passage recall, MRR and scoring work before choosing hybrid fusion or optional re-ranking. Diagnose a failure by reading the actual chunks supplied to the generator. A gold-document hit can still be the wrong passage of that document. If the needed fact is absent, check chunking, retrieval, re-ranking and context assembly. If the fact is present but the answer misuses it, inspect generation, the prompt and conflicting context. An unanswerable question instead tests abstention. Rigorous faithfulness evaluation decomposes answers into claims checked against the context (RAGAS faithfulness, groundedness evaluators), plus answer relevance, context precision/recall, a larger labelled set with unanswerable and multi-hop questions, and human spot checks.</w:t>
       </w:r>
     </w:p>
     <w:p>
@@ -11825,7 +11798,7 @@
         <w:t xml:space="preserve">Agent never calls a tool:</w:t>
       </w:r>
       <w:r>
-        <w:t xml:space="preserve"> smaller models (0.5 B on CPU) often answer directly; use the GPU and the 1.5 B model, or a hosted model through the OpenAI-compatible pattern from week 11.</w:t>
+        <w:t xml:space="preserve"> inspect the parsed proposal and mode-labelled local policy fallback. This demonstrates the executor without claiming autonomous model success. Optional hosted comparisons remain synthetic and do not replace a complete local route.</w:t>
       </w:r>
     </w:p>
     <w:p>
@@ -11911,7 +11884,7 @@
         <w:t xml:space="preserve">Different numbers from the slides:</w:t>
       </w:r>
       <w:r>
-        <w:t xml:space="preserve"> generation is deterministic (greedy), but model and library versions change outputs; the patterns should match.</w:t>
+        <w:t xml:space="preserve"> compare the actual checkpoint, settings and metric definitions. The CPU core and archived GPU run use different models and retrieval metrics; their scores and improvement patterns need not match. Greedy generation does not guarantee matching outputs across library versions.</w:t>
       </w:r>
     </w:p>
     <w:p>
@@ -12234,7 +12207,7 @@
         <w:t xml:space="preserve">Recall@3 and MRR:</w:t>
       </w:r>
       <w:r>
-        <w:t xml:space="preserve"> first relevant chunk at ranks 1, 3 and 5 for three questions. (3 marks) </w:t>
+        <w:t xml:space="preserve"> each of three questions has exactly one labelled relevant passage, at ranks 1, 3 and 5 respectively. (3 marks) </w:t>
       </w:r>
       <w:r>
         <w:rPr>
@@ -12361,1356 +12334,27 @@
         <w:t xml:space="preserve">Glossary</w:t>
       </w:r>
     </w:p>
-    <w:tbl>
-      <w:tblPr>
-        <w:tblW w:type="dxa" w:w="9412"/>
-        <w:tblBorders>
-          <w:top w:val="single" w:color="auto" w:sz="4"/>
-          <w:left w:val="single" w:color="auto" w:sz="4"/>
-          <w:bottom w:val="single" w:color="auto" w:sz="4"/>
-          <w:right w:val="single" w:color="auto" w:sz="4"/>
-          <w:insideH w:val="single" w:color="auto" w:sz="4"/>
-          <w:insideV w:val="single" w:color="auto" w:sz="4"/>
-        </w:tblBorders>
-        <w:tblLayout w:type="fixed"/>
-      </w:tblPr>
-      <w:tblGrid>
-        <w:gridCol w:w="3289"/>
-        <w:gridCol w:w="6123"/>
-      </w:tblGrid>
-      <w:tr>
-        <w:trPr>
-          <w:cantSplit/>
-          <w:tblHeader/>
-        </w:trPr>
-        <w:tc>
-          <w:tcPr>
-            <w:tcW w:type="dxa" w:w="3289"/>
-            <w:tcBorders>
-              <w:top w:val="single" w:color="D1D5DB" w:sz="4"/>
-              <w:left w:val="single" w:color="D1D5DB" w:sz="4"/>
-              <w:bottom w:val="single" w:color="D1D5DB" w:sz="4"/>
-              <w:right w:val="single" w:color="D1D5DB" w:sz="4"/>
-            </w:tcBorders>
-            <w:shd w:fill="1E1B4B" w:color="auto" w:val="clear"/>
-            <w:tcMar>
-              <w:top w:type="dxa" w:w="80"/>
-              <w:left w:type="dxa" w:w="120"/>
-              <w:bottom w:type="dxa" w:w="80"/>
-              <w:right w:type="dxa" w:w="120"/>
-            </w:tcMar>
-            <w:vAlign w:val="top"/>
-          </w:tcPr>
-          <w:p>
-            <w:r>
-              <w:rPr>
-                <w:b/>
-                <w:bCs/>
-                <w:color w:val="FFFFFF"/>
-                <w:sz w:val="20"/>
-                <w:szCs w:val="20"/>
-              </w:rPr>
-              <w:t xml:space="preserve">Term</w:t>
-            </w:r>
-          </w:p>
-        </w:tc>
-        <w:tc>
-          <w:tcPr>
-            <w:tcW w:type="dxa" w:w="6123"/>
-            <w:tcBorders>
-              <w:top w:val="single" w:color="D1D5DB" w:sz="4"/>
-              <w:left w:val="single" w:color="D1D5DB" w:sz="4"/>
-              <w:bottom w:val="single" w:color="D1D5DB" w:sz="4"/>
-              <w:right w:val="single" w:color="D1D5DB" w:sz="4"/>
-            </w:tcBorders>
-            <w:shd w:fill="1E1B4B" w:color="auto" w:val="clear"/>
-            <w:tcMar>
-              <w:top w:type="dxa" w:w="80"/>
-              <w:left w:type="dxa" w:w="120"/>
-              <w:bottom w:type="dxa" w:w="80"/>
-              <w:right w:type="dxa" w:w="120"/>
-            </w:tcMar>
-            <w:vAlign w:val="top"/>
-          </w:tcPr>
-          <w:p>
-            <w:r>
-              <w:rPr>
-                <w:b/>
-                <w:bCs/>
-                <w:color w:val="FFFFFF"/>
-                <w:sz w:val="20"/>
-                <w:szCs w:val="20"/>
-              </w:rPr>
-              <w:t xml:space="preserve">Meaning</w:t>
-            </w:r>
-          </w:p>
-        </w:tc>
-      </w:tr>
-      <w:tr>
-        <w:trPr>
-          <w:cantSplit/>
-        </w:trPr>
-        <w:tc>
-          <w:tcPr>
-            <w:tcW w:type="dxa" w:w="3289"/>
-            <w:tcBorders>
-              <w:top w:val="single" w:color="D1D5DB" w:sz="4"/>
-              <w:left w:val="single" w:color="D1D5DB" w:sz="4"/>
-              <w:bottom w:val="single" w:color="D1D5DB" w:sz="4"/>
-              <w:right w:val="single" w:color="D1D5DB" w:sz="4"/>
-            </w:tcBorders>
-            <w:shd w:fill="EEF0FF" w:color="auto" w:val="clear"/>
-            <w:tcMar>
-              <w:top w:type="dxa" w:w="80"/>
-              <w:left w:type="dxa" w:w="120"/>
-              <w:bottom w:type="dxa" w:w="80"/>
-              <w:right w:type="dxa" w:w="120"/>
-            </w:tcMar>
-            <w:vAlign w:val="top"/>
-          </w:tcPr>
-          <w:p>
-            <w:r>
-              <w:rPr>
-                <w:b/>
-                <w:bCs/>
-                <w:sz w:val="20"/>
-                <w:szCs w:val="20"/>
-              </w:rPr>
-              <w:t xml:space="preserve">Retrieval-augmented generation (RAG)</w:t>
-            </w:r>
-          </w:p>
-        </w:tc>
-        <w:tc>
-          <w:tcPr>
-            <w:tcW w:type="dxa" w:w="6123"/>
-            <w:tcBorders>
-              <w:top w:val="single" w:color="D1D5DB" w:sz="4"/>
-              <w:left w:val="single" w:color="D1D5DB" w:sz="4"/>
-              <w:bottom w:val="single" w:color="D1D5DB" w:sz="4"/>
-              <w:right w:val="single" w:color="D1D5DB" w:sz="4"/>
-            </w:tcBorders>
-            <w:shd w:fill="EEF0FF" w:color="auto" w:val="clear"/>
-            <w:tcMar>
-              <w:top w:type="dxa" w:w="80"/>
-              <w:left w:type="dxa" w:w="120"/>
-              <w:bottom w:type="dxa" w:w="80"/>
-              <w:right w:type="dxa" w:w="120"/>
-            </w:tcMar>
-            <w:vAlign w:val="top"/>
-          </w:tcPr>
-          <w:p>
-            <w:r>
-              <w:rPr>
-                <w:sz w:val="20"/>
-                <w:szCs w:val="20"/>
-              </w:rPr>
-              <w:t xml:space="preserve">Answering from retrieved passages supplied in the prompt</w:t>
-            </w:r>
-          </w:p>
-        </w:tc>
-      </w:tr>
-      <w:tr>
-        <w:trPr>
-          <w:cantSplit/>
-        </w:trPr>
-        <w:tc>
-          <w:tcPr>
-            <w:tcW w:type="dxa" w:w="3289"/>
-            <w:tcBorders>
-              <w:top w:val="single" w:color="D1D5DB" w:sz="4"/>
-              <w:left w:val="single" w:color="D1D5DB" w:sz="4"/>
-              <w:bottom w:val="single" w:color="D1D5DB" w:sz="4"/>
-              <w:right w:val="single" w:color="D1D5DB" w:sz="4"/>
-            </w:tcBorders>
-            <w:shd w:fill="FFFFFF" w:color="auto" w:val="clear"/>
-            <w:tcMar>
-              <w:top w:type="dxa" w:w="80"/>
-              <w:left w:type="dxa" w:w="120"/>
-              <w:bottom w:type="dxa" w:w="80"/>
-              <w:right w:type="dxa" w:w="120"/>
-            </w:tcMar>
-            <w:vAlign w:val="top"/>
-          </w:tcPr>
-          <w:p>
-            <w:r>
-              <w:rPr>
-                <w:b/>
-                <w:bCs/>
-                <w:sz w:val="20"/>
-                <w:szCs w:val="20"/>
-              </w:rPr>
-              <w:t xml:space="preserve">Chunk</w:t>
-            </w:r>
-          </w:p>
-        </w:tc>
-        <w:tc>
-          <w:tcPr>
-            <w:tcW w:type="dxa" w:w="6123"/>
-            <w:tcBorders>
-              <w:top w:val="single" w:color="D1D5DB" w:sz="4"/>
-              <w:left w:val="single" w:color="D1D5DB" w:sz="4"/>
-              <w:bottom w:val="single" w:color="D1D5DB" w:sz="4"/>
-              <w:right w:val="single" w:color="D1D5DB" w:sz="4"/>
-            </w:tcBorders>
-            <w:shd w:fill="FFFFFF" w:color="auto" w:val="clear"/>
-            <w:tcMar>
-              <w:top w:type="dxa" w:w="80"/>
-              <w:left w:type="dxa" w:w="120"/>
-              <w:bottom w:type="dxa" w:w="80"/>
-              <w:right w:type="dxa" w:w="120"/>
-            </w:tcMar>
-            <w:vAlign w:val="top"/>
-          </w:tcPr>
-          <w:p>
-            <w:r>
-              <w:rPr>
-                <w:sz w:val="20"/>
-                <w:szCs w:val="20"/>
-              </w:rPr>
-              <w:t xml:space="preserve">Piece of a document indexed and retrieved as a unit</w:t>
-            </w:r>
-          </w:p>
-        </w:tc>
-      </w:tr>
-      <w:tr>
-        <w:trPr>
-          <w:cantSplit/>
-        </w:trPr>
-        <w:tc>
-          <w:tcPr>
-            <w:tcW w:type="dxa" w:w="3289"/>
-            <w:tcBorders>
-              <w:top w:val="single" w:color="D1D5DB" w:sz="4"/>
-              <w:left w:val="single" w:color="D1D5DB" w:sz="4"/>
-              <w:bottom w:val="single" w:color="D1D5DB" w:sz="4"/>
-              <w:right w:val="single" w:color="D1D5DB" w:sz="4"/>
-            </w:tcBorders>
-            <w:shd w:fill="EEF0FF" w:color="auto" w:val="clear"/>
-            <w:tcMar>
-              <w:top w:type="dxa" w:w="80"/>
-              <w:left w:type="dxa" w:w="120"/>
-              <w:bottom w:type="dxa" w:w="80"/>
-              <w:right w:type="dxa" w:w="120"/>
-            </w:tcMar>
-            <w:vAlign w:val="top"/>
-          </w:tcPr>
-          <w:p>
-            <w:r>
-              <w:rPr>
-                <w:b/>
-                <w:bCs/>
-                <w:sz w:val="20"/>
-                <w:szCs w:val="20"/>
-              </w:rPr>
-              <w:t xml:space="preserve">Embedding model (bi-encoder)</w:t>
-            </w:r>
-          </w:p>
-        </w:tc>
-        <w:tc>
-          <w:tcPr>
-            <w:tcW w:type="dxa" w:w="6123"/>
-            <w:tcBorders>
-              <w:top w:val="single" w:color="D1D5DB" w:sz="4"/>
-              <w:left w:val="single" w:color="D1D5DB" w:sz="4"/>
-              <w:bottom w:val="single" w:color="D1D5DB" w:sz="4"/>
-              <w:right w:val="single" w:color="D1D5DB" w:sz="4"/>
-            </w:tcBorders>
-            <w:shd w:fill="EEF0FF" w:color="auto" w:val="clear"/>
-            <w:tcMar>
-              <w:top w:type="dxa" w:w="80"/>
-              <w:left w:type="dxa" w:w="120"/>
-              <w:bottom w:type="dxa" w:w="80"/>
-              <w:right w:type="dxa" w:w="120"/>
-            </w:tcMar>
-            <w:vAlign w:val="top"/>
-          </w:tcPr>
-          <w:p>
-            <w:r>
-              <w:rPr>
-                <w:sz w:val="20"/>
-                <w:szCs w:val="20"/>
-              </w:rPr>
-              <w:t xml:space="preserve">Maps text to vectors for similarity search</w:t>
-            </w:r>
-          </w:p>
-        </w:tc>
-      </w:tr>
-      <w:tr>
-        <w:trPr>
-          <w:cantSplit/>
-        </w:trPr>
-        <w:tc>
-          <w:tcPr>
-            <w:tcW w:type="dxa" w:w="3289"/>
-            <w:tcBorders>
-              <w:top w:val="single" w:color="D1D5DB" w:sz="4"/>
-              <w:left w:val="single" w:color="D1D5DB" w:sz="4"/>
-              <w:bottom w:val="single" w:color="D1D5DB" w:sz="4"/>
-              <w:right w:val="single" w:color="D1D5DB" w:sz="4"/>
-            </w:tcBorders>
-            <w:shd w:fill="FFFFFF" w:color="auto" w:val="clear"/>
-            <w:tcMar>
-              <w:top w:type="dxa" w:w="80"/>
-              <w:left w:type="dxa" w:w="120"/>
-              <w:bottom w:type="dxa" w:w="80"/>
-              <w:right w:type="dxa" w:w="120"/>
-            </w:tcMar>
-            <w:vAlign w:val="top"/>
-          </w:tcPr>
-          <w:p>
-            <w:r>
-              <w:rPr>
-                <w:b/>
-                <w:bCs/>
-                <w:sz w:val="20"/>
-                <w:szCs w:val="20"/>
-              </w:rPr>
-              <w:t xml:space="preserve">Vector database</w:t>
-            </w:r>
-          </w:p>
-        </w:tc>
-        <w:tc>
-          <w:tcPr>
-            <w:tcW w:type="dxa" w:w="6123"/>
-            <w:tcBorders>
-              <w:top w:val="single" w:color="D1D5DB" w:sz="4"/>
-              <w:left w:val="single" w:color="D1D5DB" w:sz="4"/>
-              <w:bottom w:val="single" w:color="D1D5DB" w:sz="4"/>
-              <w:right w:val="single" w:color="D1D5DB" w:sz="4"/>
-            </w:tcBorders>
-            <w:shd w:fill="FFFFFF" w:color="auto" w:val="clear"/>
-            <w:tcMar>
-              <w:top w:type="dxa" w:w="80"/>
-              <w:left w:type="dxa" w:w="120"/>
-              <w:bottom w:type="dxa" w:w="80"/>
-              <w:right w:type="dxa" w:w="120"/>
-            </w:tcMar>
-            <w:vAlign w:val="top"/>
-          </w:tcPr>
-          <w:p>
-            <w:r>
-              <w:rPr>
-                <w:sz w:val="20"/>
-                <w:szCs w:val="20"/>
-              </w:rPr>
-              <w:t xml:space="preserve">Stores vectors with metadata and supports similarity search</w:t>
-            </w:r>
-          </w:p>
-        </w:tc>
-      </w:tr>
-      <w:tr>
-        <w:trPr>
-          <w:cantSplit/>
-        </w:trPr>
-        <w:tc>
-          <w:tcPr>
-            <w:tcW w:type="dxa" w:w="3289"/>
-            <w:tcBorders>
-              <w:top w:val="single" w:color="D1D5DB" w:sz="4"/>
-              <w:left w:val="single" w:color="D1D5DB" w:sz="4"/>
-              <w:bottom w:val="single" w:color="D1D5DB" w:sz="4"/>
-              <w:right w:val="single" w:color="D1D5DB" w:sz="4"/>
-            </w:tcBorders>
-            <w:shd w:fill="EEF0FF" w:color="auto" w:val="clear"/>
-            <w:tcMar>
-              <w:top w:type="dxa" w:w="80"/>
-              <w:left w:type="dxa" w:w="120"/>
-              <w:bottom w:type="dxa" w:w="80"/>
-              <w:right w:type="dxa" w:w="120"/>
-            </w:tcMar>
-            <w:vAlign w:val="top"/>
-          </w:tcPr>
-          <w:p>
-            <w:r>
-              <w:rPr>
-                <w:b/>
-                <w:bCs/>
-                <w:sz w:val="20"/>
-                <w:szCs w:val="20"/>
-              </w:rPr>
-              <w:t xml:space="preserve">ANN (HNSW, IVF)</w:t>
-            </w:r>
-          </w:p>
-        </w:tc>
-        <w:tc>
-          <w:tcPr>
-            <w:tcW w:type="dxa" w:w="6123"/>
-            <w:tcBorders>
-              <w:top w:val="single" w:color="D1D5DB" w:sz="4"/>
-              <w:left w:val="single" w:color="D1D5DB" w:sz="4"/>
-              <w:bottom w:val="single" w:color="D1D5DB" w:sz="4"/>
-              <w:right w:val="single" w:color="D1D5DB" w:sz="4"/>
-            </w:tcBorders>
-            <w:shd w:fill="EEF0FF" w:color="auto" w:val="clear"/>
-            <w:tcMar>
-              <w:top w:type="dxa" w:w="80"/>
-              <w:left w:type="dxa" w:w="120"/>
-              <w:bottom w:type="dxa" w:w="80"/>
-              <w:right w:type="dxa" w:w="120"/>
-            </w:tcMar>
-            <w:vAlign w:val="top"/>
-          </w:tcPr>
-          <w:p>
-            <w:r>
-              <w:rPr>
-                <w:sz w:val="20"/>
-                <w:szCs w:val="20"/>
-              </w:rPr>
-              <w:t xml:space="preserve">Approximate nearest-neighbour search structures</w:t>
-            </w:r>
-          </w:p>
-        </w:tc>
-      </w:tr>
-      <w:tr>
-        <w:trPr>
-          <w:cantSplit/>
-        </w:trPr>
-        <w:tc>
-          <w:tcPr>
-            <w:tcW w:type="dxa" w:w="3289"/>
-            <w:tcBorders>
-              <w:top w:val="single" w:color="D1D5DB" w:sz="4"/>
-              <w:left w:val="single" w:color="D1D5DB" w:sz="4"/>
-              <w:bottom w:val="single" w:color="D1D5DB" w:sz="4"/>
-              <w:right w:val="single" w:color="D1D5DB" w:sz="4"/>
-            </w:tcBorders>
-            <w:shd w:fill="FFFFFF" w:color="auto" w:val="clear"/>
-            <w:tcMar>
-              <w:top w:type="dxa" w:w="80"/>
-              <w:left w:type="dxa" w:w="120"/>
-              <w:bottom w:type="dxa" w:w="80"/>
-              <w:right w:type="dxa" w:w="120"/>
-            </w:tcMar>
-            <w:vAlign w:val="top"/>
-          </w:tcPr>
-          <w:p>
-            <w:r>
-              <w:rPr>
-                <w:b/>
-                <w:bCs/>
-                <w:sz w:val="20"/>
-                <w:szCs w:val="20"/>
-              </w:rPr>
-              <w:t xml:space="preserve">BM25</w:t>
-            </w:r>
-          </w:p>
-        </w:tc>
-        <w:tc>
-          <w:tcPr>
-            <w:tcW w:type="dxa" w:w="6123"/>
-            <w:tcBorders>
-              <w:top w:val="single" w:color="D1D5DB" w:sz="4"/>
-              <w:left w:val="single" w:color="D1D5DB" w:sz="4"/>
-              <w:bottom w:val="single" w:color="D1D5DB" w:sz="4"/>
-              <w:right w:val="single" w:color="D1D5DB" w:sz="4"/>
-            </w:tcBorders>
-            <w:shd w:fill="FFFFFF" w:color="auto" w:val="clear"/>
-            <w:tcMar>
-              <w:top w:type="dxa" w:w="80"/>
-              <w:left w:type="dxa" w:w="120"/>
-              <w:bottom w:type="dxa" w:w="80"/>
-              <w:right w:type="dxa" w:w="120"/>
-            </w:tcMar>
-            <w:vAlign w:val="top"/>
-          </w:tcPr>
-          <w:p>
-            <w:r>
-              <w:rPr>
-                <w:sz w:val="20"/>
-                <w:szCs w:val="20"/>
-              </w:rPr>
-              <w:t xml:space="preserve">Keyword ranking function weighting rare matching terms</w:t>
-            </w:r>
-          </w:p>
-        </w:tc>
-      </w:tr>
-      <w:tr>
-        <w:trPr>
-          <w:cantSplit/>
-        </w:trPr>
-        <w:tc>
-          <w:tcPr>
-            <w:tcW w:type="dxa" w:w="3289"/>
-            <w:tcBorders>
-              <w:top w:val="single" w:color="D1D5DB" w:sz="4"/>
-              <w:left w:val="single" w:color="D1D5DB" w:sz="4"/>
-              <w:bottom w:val="single" w:color="D1D5DB" w:sz="4"/>
-              <w:right w:val="single" w:color="D1D5DB" w:sz="4"/>
-            </w:tcBorders>
-            <w:shd w:fill="EEF0FF" w:color="auto" w:val="clear"/>
-            <w:tcMar>
-              <w:top w:type="dxa" w:w="80"/>
-              <w:left w:type="dxa" w:w="120"/>
-              <w:bottom w:type="dxa" w:w="80"/>
-              <w:right w:type="dxa" w:w="120"/>
-            </w:tcMar>
-            <w:vAlign w:val="top"/>
-          </w:tcPr>
-          <w:p>
-            <w:r>
-              <w:rPr>
-                <w:b/>
-                <w:bCs/>
-                <w:sz w:val="20"/>
-                <w:szCs w:val="20"/>
-              </w:rPr>
-              <w:t xml:space="preserve">Hybrid search</w:t>
-            </w:r>
-          </w:p>
-        </w:tc>
-        <w:tc>
-          <w:tcPr>
-            <w:tcW w:type="dxa" w:w="6123"/>
-            <w:tcBorders>
-              <w:top w:val="single" w:color="D1D5DB" w:sz="4"/>
-              <w:left w:val="single" w:color="D1D5DB" w:sz="4"/>
-              <w:bottom w:val="single" w:color="D1D5DB" w:sz="4"/>
-              <w:right w:val="single" w:color="D1D5DB" w:sz="4"/>
-            </w:tcBorders>
-            <w:shd w:fill="EEF0FF" w:color="auto" w:val="clear"/>
-            <w:tcMar>
-              <w:top w:type="dxa" w:w="80"/>
-              <w:left w:type="dxa" w:w="120"/>
-              <w:bottom w:type="dxa" w:w="80"/>
-              <w:right w:type="dxa" w:w="120"/>
-            </w:tcMar>
-            <w:vAlign w:val="top"/>
-          </w:tcPr>
-          <w:p>
-            <w:r>
-              <w:rPr>
-                <w:sz w:val="20"/>
-                <w:szCs w:val="20"/>
-              </w:rPr>
-              <w:t xml:space="preserve">Combining dense and keyword retrieval</w:t>
-            </w:r>
-          </w:p>
-        </w:tc>
-      </w:tr>
-      <w:tr>
-        <w:trPr>
-          <w:cantSplit/>
-        </w:trPr>
-        <w:tc>
-          <w:tcPr>
-            <w:tcW w:type="dxa" w:w="3289"/>
-            <w:tcBorders>
-              <w:top w:val="single" w:color="D1D5DB" w:sz="4"/>
-              <w:left w:val="single" w:color="D1D5DB" w:sz="4"/>
-              <w:bottom w:val="single" w:color="D1D5DB" w:sz="4"/>
-              <w:right w:val="single" w:color="D1D5DB" w:sz="4"/>
-            </w:tcBorders>
-            <w:shd w:fill="FFFFFF" w:color="auto" w:val="clear"/>
-            <w:tcMar>
-              <w:top w:type="dxa" w:w="80"/>
-              <w:left w:type="dxa" w:w="120"/>
-              <w:bottom w:type="dxa" w:w="80"/>
-              <w:right w:type="dxa" w:w="120"/>
-            </w:tcMar>
-            <w:vAlign w:val="top"/>
-          </w:tcPr>
-          <w:p>
-            <w:r>
-              <w:rPr>
-                <w:b/>
-                <w:bCs/>
-                <w:sz w:val="20"/>
-                <w:szCs w:val="20"/>
-              </w:rPr>
-              <w:t xml:space="preserve">Reciprocal rank fusion (RRF)</w:t>
-            </w:r>
-          </w:p>
-        </w:tc>
-        <w:tc>
-          <w:tcPr>
-            <w:tcW w:type="dxa" w:w="6123"/>
-            <w:tcBorders>
-              <w:top w:val="single" w:color="D1D5DB" w:sz="4"/>
-              <w:left w:val="single" w:color="D1D5DB" w:sz="4"/>
-              <w:bottom w:val="single" w:color="D1D5DB" w:sz="4"/>
-              <w:right w:val="single" w:color="D1D5DB" w:sz="4"/>
-            </w:tcBorders>
-            <w:shd w:fill="FFFFFF" w:color="auto" w:val="clear"/>
-            <w:tcMar>
-              <w:top w:type="dxa" w:w="80"/>
-              <w:left w:type="dxa" w:w="120"/>
-              <w:bottom w:type="dxa" w:w="80"/>
-              <w:right w:type="dxa" w:w="120"/>
-            </w:tcMar>
-            <w:vAlign w:val="top"/>
-          </w:tcPr>
-          <w:p>
-            <w:r>
-              <w:rPr>
-                <w:sz w:val="20"/>
-                <w:szCs w:val="20"/>
-              </w:rPr>
-              <w:t xml:space="preserve">Combining rankings by summing 1/(k + rank)</w:t>
-            </w:r>
-          </w:p>
-        </w:tc>
-      </w:tr>
-      <w:tr>
-        <w:trPr>
-          <w:cantSplit/>
-        </w:trPr>
-        <w:tc>
-          <w:tcPr>
-            <w:tcW w:type="dxa" w:w="3289"/>
-            <w:tcBorders>
-              <w:top w:val="single" w:color="D1D5DB" w:sz="4"/>
-              <w:left w:val="single" w:color="D1D5DB" w:sz="4"/>
-              <w:bottom w:val="single" w:color="D1D5DB" w:sz="4"/>
-              <w:right w:val="single" w:color="D1D5DB" w:sz="4"/>
-            </w:tcBorders>
-            <w:shd w:fill="EEF0FF" w:color="auto" w:val="clear"/>
-            <w:tcMar>
-              <w:top w:type="dxa" w:w="80"/>
-              <w:left w:type="dxa" w:w="120"/>
-              <w:bottom w:type="dxa" w:w="80"/>
-              <w:right w:type="dxa" w:w="120"/>
-            </w:tcMar>
-            <w:vAlign w:val="top"/>
-          </w:tcPr>
-          <w:p>
-            <w:r>
-              <w:rPr>
-                <w:b/>
-                <w:bCs/>
-                <w:sz w:val="20"/>
-                <w:szCs w:val="20"/>
-              </w:rPr>
-              <w:t xml:space="preserve">Cross-encoder re-ranker</w:t>
-            </w:r>
-          </w:p>
-        </w:tc>
-        <w:tc>
-          <w:tcPr>
-            <w:tcW w:type="dxa" w:w="6123"/>
-            <w:tcBorders>
-              <w:top w:val="single" w:color="D1D5DB" w:sz="4"/>
-              <w:left w:val="single" w:color="D1D5DB" w:sz="4"/>
-              <w:bottom w:val="single" w:color="D1D5DB" w:sz="4"/>
-              <w:right w:val="single" w:color="D1D5DB" w:sz="4"/>
-            </w:tcBorders>
-            <w:shd w:fill="EEF0FF" w:color="auto" w:val="clear"/>
-            <w:tcMar>
-              <w:top w:type="dxa" w:w="80"/>
-              <w:left w:type="dxa" w:w="120"/>
-              <w:bottom w:type="dxa" w:w="80"/>
-              <w:right w:type="dxa" w:w="120"/>
-            </w:tcMar>
-            <w:vAlign w:val="top"/>
-          </w:tcPr>
-          <w:p>
-            <w:r>
-              <w:rPr>
-                <w:sz w:val="20"/>
-                <w:szCs w:val="20"/>
-              </w:rPr>
-              <w:t xml:space="preserve">Model scoring a question–passage pair jointly</w:t>
-            </w:r>
-          </w:p>
-        </w:tc>
-      </w:tr>
-      <w:tr>
-        <w:trPr>
-          <w:cantSplit/>
-        </w:trPr>
-        <w:tc>
-          <w:tcPr>
-            <w:tcW w:type="dxa" w:w="3289"/>
-            <w:tcBorders>
-              <w:top w:val="single" w:color="D1D5DB" w:sz="4"/>
-              <w:left w:val="single" w:color="D1D5DB" w:sz="4"/>
-              <w:bottom w:val="single" w:color="D1D5DB" w:sz="4"/>
-              <w:right w:val="single" w:color="D1D5DB" w:sz="4"/>
-            </w:tcBorders>
-            <w:shd w:fill="FFFFFF" w:color="auto" w:val="clear"/>
-            <w:tcMar>
-              <w:top w:type="dxa" w:w="80"/>
-              <w:left w:type="dxa" w:w="120"/>
-              <w:bottom w:type="dxa" w:w="80"/>
-              <w:right w:type="dxa" w:w="120"/>
-            </w:tcMar>
-            <w:vAlign w:val="top"/>
-          </w:tcPr>
-          <w:p>
-            <w:r>
-              <w:rPr>
-                <w:b/>
-                <w:bCs/>
-                <w:sz w:val="20"/>
-                <w:szCs w:val="20"/>
-              </w:rPr>
-              <w:t xml:space="preserve">Recall@k / MRR</w:t>
-            </w:r>
-          </w:p>
-        </w:tc>
-        <w:tc>
-          <w:tcPr>
-            <w:tcW w:type="dxa" w:w="6123"/>
-            <w:tcBorders>
-              <w:top w:val="single" w:color="D1D5DB" w:sz="4"/>
-              <w:left w:val="single" w:color="D1D5DB" w:sz="4"/>
-              <w:bottom w:val="single" w:color="D1D5DB" w:sz="4"/>
-              <w:right w:val="single" w:color="D1D5DB" w:sz="4"/>
-            </w:tcBorders>
-            <w:shd w:fill="FFFFFF" w:color="auto" w:val="clear"/>
-            <w:tcMar>
-              <w:top w:type="dxa" w:w="80"/>
-              <w:left w:type="dxa" w:w="120"/>
-              <w:bottom w:type="dxa" w:w="80"/>
-              <w:right w:type="dxa" w:w="120"/>
-            </w:tcMar>
-            <w:vAlign w:val="top"/>
-          </w:tcPr>
-          <w:p>
-            <w:r>
-              <w:rPr>
-                <w:sz w:val="20"/>
-                <w:szCs w:val="20"/>
-              </w:rPr>
-              <w:t xml:space="preserve">Retrieval metrics: evidence in top k / reciprocal rank of first hit</w:t>
-            </w:r>
-          </w:p>
-        </w:tc>
-      </w:tr>
-      <w:tr>
-        <w:trPr>
-          <w:cantSplit/>
-        </w:trPr>
-        <w:tc>
-          <w:tcPr>
-            <w:tcW w:type="dxa" w:w="3289"/>
-            <w:tcBorders>
-              <w:top w:val="single" w:color="D1D5DB" w:sz="4"/>
-              <w:left w:val="single" w:color="D1D5DB" w:sz="4"/>
-              <w:bottom w:val="single" w:color="D1D5DB" w:sz="4"/>
-              <w:right w:val="single" w:color="D1D5DB" w:sz="4"/>
-            </w:tcBorders>
-            <w:shd w:fill="EEF0FF" w:color="auto" w:val="clear"/>
-            <w:tcMar>
-              <w:top w:type="dxa" w:w="80"/>
-              <w:left w:type="dxa" w:w="120"/>
-              <w:bottom w:type="dxa" w:w="80"/>
-              <w:right w:type="dxa" w:w="120"/>
-            </w:tcMar>
-            <w:vAlign w:val="top"/>
-          </w:tcPr>
-          <w:p>
-            <w:r>
-              <w:rPr>
-                <w:b/>
-                <w:bCs/>
-                <w:sz w:val="20"/>
-                <w:szCs w:val="20"/>
-              </w:rPr>
-              <w:t xml:space="preserve">Faithfulness (groundedness)</w:t>
-            </w:r>
-          </w:p>
-        </w:tc>
-        <w:tc>
-          <w:tcPr>
-            <w:tcW w:type="dxa" w:w="6123"/>
-            <w:tcBorders>
-              <w:top w:val="single" w:color="D1D5DB" w:sz="4"/>
-              <w:left w:val="single" w:color="D1D5DB" w:sz="4"/>
-              <w:bottom w:val="single" w:color="D1D5DB" w:sz="4"/>
-              <w:right w:val="single" w:color="D1D5DB" w:sz="4"/>
-            </w:tcBorders>
-            <w:shd w:fill="EEF0FF" w:color="auto" w:val="clear"/>
-            <w:tcMar>
-              <w:top w:type="dxa" w:w="80"/>
-              <w:left w:type="dxa" w:w="120"/>
-              <w:bottom w:type="dxa" w:w="80"/>
-              <w:right w:type="dxa" w:w="120"/>
-            </w:tcMar>
-            <w:vAlign w:val="top"/>
-          </w:tcPr>
-          <w:p>
-            <w:r>
-              <w:rPr>
-                <w:sz w:val="20"/>
-                <w:szCs w:val="20"/>
-              </w:rPr>
-              <w:t xml:space="preserve">Answer claims supported by the retrieved context</w:t>
-            </w:r>
-          </w:p>
-        </w:tc>
-      </w:tr>
-      <w:tr>
-        <w:trPr>
-          <w:cantSplit/>
-        </w:trPr>
-        <w:tc>
-          <w:tcPr>
-            <w:tcW w:type="dxa" w:w="3289"/>
-            <w:tcBorders>
-              <w:top w:val="single" w:color="D1D5DB" w:sz="4"/>
-              <w:left w:val="single" w:color="D1D5DB" w:sz="4"/>
-              <w:bottom w:val="single" w:color="D1D5DB" w:sz="4"/>
-              <w:right w:val="single" w:color="D1D5DB" w:sz="4"/>
-            </w:tcBorders>
-            <w:shd w:fill="FFFFFF" w:color="auto" w:val="clear"/>
-            <w:tcMar>
-              <w:top w:type="dxa" w:w="80"/>
-              <w:left w:type="dxa" w:w="120"/>
-              <w:bottom w:type="dxa" w:w="80"/>
-              <w:right w:type="dxa" w:w="120"/>
-            </w:tcMar>
-            <w:vAlign w:val="top"/>
-          </w:tcPr>
-          <w:p>
-            <w:r>
-              <w:rPr>
-                <w:b/>
-                <w:bCs/>
-                <w:sz w:val="20"/>
-                <w:szCs w:val="20"/>
-              </w:rPr>
-              <w:t xml:space="preserve">HyDE</w:t>
-            </w:r>
-          </w:p>
-        </w:tc>
-        <w:tc>
-          <w:tcPr>
-            <w:tcW w:type="dxa" w:w="6123"/>
-            <w:tcBorders>
-              <w:top w:val="single" w:color="D1D5DB" w:sz="4"/>
-              <w:left w:val="single" w:color="D1D5DB" w:sz="4"/>
-              <w:bottom w:val="single" w:color="D1D5DB" w:sz="4"/>
-              <w:right w:val="single" w:color="D1D5DB" w:sz="4"/>
-            </w:tcBorders>
-            <w:shd w:fill="FFFFFF" w:color="auto" w:val="clear"/>
-            <w:tcMar>
-              <w:top w:type="dxa" w:w="80"/>
-              <w:left w:type="dxa" w:w="120"/>
-              <w:bottom w:type="dxa" w:w="80"/>
-              <w:right w:type="dxa" w:w="120"/>
-            </w:tcMar>
-            <w:vAlign w:val="top"/>
-          </w:tcPr>
-          <w:p>
-            <w:r>
-              <w:rPr>
-                <w:sz w:val="20"/>
-                <w:szCs w:val="20"/>
-              </w:rPr>
-              <w:t xml:space="preserve">Retrieval with a hypothetical generated answer</w:t>
-            </w:r>
-          </w:p>
-        </w:tc>
-      </w:tr>
-      <w:tr>
-        <w:trPr>
-          <w:cantSplit/>
-        </w:trPr>
-        <w:tc>
-          <w:tcPr>
-            <w:tcW w:type="dxa" w:w="3289"/>
-            <w:tcBorders>
-              <w:top w:val="single" w:color="D1D5DB" w:sz="4"/>
-              <w:left w:val="single" w:color="D1D5DB" w:sz="4"/>
-              <w:bottom w:val="single" w:color="D1D5DB" w:sz="4"/>
-              <w:right w:val="single" w:color="D1D5DB" w:sz="4"/>
-            </w:tcBorders>
-            <w:shd w:fill="EEF0FF" w:color="auto" w:val="clear"/>
-            <w:tcMar>
-              <w:top w:type="dxa" w:w="80"/>
-              <w:left w:type="dxa" w:w="120"/>
-              <w:bottom w:type="dxa" w:w="80"/>
-              <w:right w:type="dxa" w:w="120"/>
-            </w:tcMar>
-            <w:vAlign w:val="top"/>
-          </w:tcPr>
-          <w:p>
-            <w:r>
-              <w:rPr>
-                <w:b/>
-                <w:bCs/>
-                <w:sz w:val="20"/>
-                <w:szCs w:val="20"/>
-              </w:rPr>
-              <w:t xml:space="preserve">GraphRAG</w:t>
-            </w:r>
-          </w:p>
-        </w:tc>
-        <w:tc>
-          <w:tcPr>
-            <w:tcW w:type="dxa" w:w="6123"/>
-            <w:tcBorders>
-              <w:top w:val="single" w:color="D1D5DB" w:sz="4"/>
-              <w:left w:val="single" w:color="D1D5DB" w:sz="4"/>
-              <w:bottom w:val="single" w:color="D1D5DB" w:sz="4"/>
-              <w:right w:val="single" w:color="D1D5DB" w:sz="4"/>
-            </w:tcBorders>
-            <w:shd w:fill="EEF0FF" w:color="auto" w:val="clear"/>
-            <w:tcMar>
-              <w:top w:type="dxa" w:w="80"/>
-              <w:left w:type="dxa" w:w="120"/>
-              <w:bottom w:type="dxa" w:w="80"/>
-              <w:right w:type="dxa" w:w="120"/>
-            </w:tcMar>
-            <w:vAlign w:val="top"/>
-          </w:tcPr>
-          <w:p>
-            <w:r>
-              <w:rPr>
-                <w:sz w:val="20"/>
-                <w:szCs w:val="20"/>
-              </w:rPr>
-              <w:t xml:space="preserve">RAG over a knowledge graph and community summaries</w:t>
-            </w:r>
-          </w:p>
-        </w:tc>
-      </w:tr>
-      <w:tr>
-        <w:trPr>
-          <w:cantSplit/>
-        </w:trPr>
-        <w:tc>
-          <w:tcPr>
-            <w:tcW w:type="dxa" w:w="3289"/>
-            <w:tcBorders>
-              <w:top w:val="single" w:color="D1D5DB" w:sz="4"/>
-              <w:left w:val="single" w:color="D1D5DB" w:sz="4"/>
-              <w:bottom w:val="single" w:color="D1D5DB" w:sz="4"/>
-              <w:right w:val="single" w:color="D1D5DB" w:sz="4"/>
-            </w:tcBorders>
-            <w:shd w:fill="FFFFFF" w:color="auto" w:val="clear"/>
-            <w:tcMar>
-              <w:top w:type="dxa" w:w="80"/>
-              <w:left w:type="dxa" w:w="120"/>
-              <w:bottom w:type="dxa" w:w="80"/>
-              <w:right w:type="dxa" w:w="120"/>
-            </w:tcMar>
-            <w:vAlign w:val="top"/>
-          </w:tcPr>
-          <w:p>
-            <w:r>
-              <w:rPr>
-                <w:b/>
-                <w:bCs/>
-                <w:sz w:val="20"/>
-                <w:szCs w:val="20"/>
-              </w:rPr>
-              <w:t xml:space="preserve">Agent</w:t>
-            </w:r>
-          </w:p>
-        </w:tc>
-        <w:tc>
-          <w:tcPr>
-            <w:tcW w:type="dxa" w:w="6123"/>
-            <w:tcBorders>
-              <w:top w:val="single" w:color="D1D5DB" w:sz="4"/>
-              <w:left w:val="single" w:color="D1D5DB" w:sz="4"/>
-              <w:bottom w:val="single" w:color="D1D5DB" w:sz="4"/>
-              <w:right w:val="single" w:color="D1D5DB" w:sz="4"/>
-            </w:tcBorders>
-            <w:shd w:fill="FFFFFF" w:color="auto" w:val="clear"/>
-            <w:tcMar>
-              <w:top w:type="dxa" w:w="80"/>
-              <w:left w:type="dxa" w:w="120"/>
-              <w:bottom w:type="dxa" w:w="80"/>
-              <w:right w:type="dxa" w:w="120"/>
-            </w:tcMar>
-            <w:vAlign w:val="top"/>
-          </w:tcPr>
-          <w:p>
-            <w:r>
-              <w:rPr>
-                <w:sz w:val="20"/>
-                <w:szCs w:val="20"/>
-              </w:rPr>
-              <w:t xml:space="preserve">LLM using tools in a loop to reach a goal</w:t>
-            </w:r>
-          </w:p>
-        </w:tc>
-      </w:tr>
-      <w:tr>
-        <w:trPr>
-          <w:cantSplit/>
-        </w:trPr>
-        <w:tc>
-          <w:tcPr>
-            <w:tcW w:type="dxa" w:w="3289"/>
-            <w:tcBorders>
-              <w:top w:val="single" w:color="D1D5DB" w:sz="4"/>
-              <w:left w:val="single" w:color="D1D5DB" w:sz="4"/>
-              <w:bottom w:val="single" w:color="D1D5DB" w:sz="4"/>
-              <w:right w:val="single" w:color="D1D5DB" w:sz="4"/>
-            </w:tcBorders>
-            <w:shd w:fill="EEF0FF" w:color="auto" w:val="clear"/>
-            <w:tcMar>
-              <w:top w:type="dxa" w:w="80"/>
-              <w:left w:type="dxa" w:w="120"/>
-              <w:bottom w:type="dxa" w:w="80"/>
-              <w:right w:type="dxa" w:w="120"/>
-            </w:tcMar>
-            <w:vAlign w:val="top"/>
-          </w:tcPr>
-          <w:p>
-            <w:r>
-              <w:rPr>
-                <w:b/>
-                <w:bCs/>
-                <w:sz w:val="20"/>
-                <w:szCs w:val="20"/>
-              </w:rPr>
-              <w:t xml:space="preserve">Function (tool) calling</w:t>
-            </w:r>
-          </w:p>
-        </w:tc>
-        <w:tc>
-          <w:tcPr>
-            <w:tcW w:type="dxa" w:w="6123"/>
-            <w:tcBorders>
-              <w:top w:val="single" w:color="D1D5DB" w:sz="4"/>
-              <w:left w:val="single" w:color="D1D5DB" w:sz="4"/>
-              <w:bottom w:val="single" w:color="D1D5DB" w:sz="4"/>
-              <w:right w:val="single" w:color="D1D5DB" w:sz="4"/>
-            </w:tcBorders>
-            <w:shd w:fill="EEF0FF" w:color="auto" w:val="clear"/>
-            <w:tcMar>
-              <w:top w:type="dxa" w:w="80"/>
-              <w:left w:type="dxa" w:w="120"/>
-              <w:bottom w:type="dxa" w:w="80"/>
-              <w:right w:type="dxa" w:w="120"/>
-            </w:tcMar>
-            <w:vAlign w:val="top"/>
-          </w:tcPr>
-          <w:p>
-            <w:r>
-              <w:rPr>
-                <w:sz w:val="20"/>
-                <w:szCs w:val="20"/>
-              </w:rPr>
-              <w:t xml:space="preserve">Model outputs structured calls to described functions</w:t>
-            </w:r>
-          </w:p>
-        </w:tc>
-      </w:tr>
-      <w:tr>
-        <w:trPr>
-          <w:cantSplit/>
-        </w:trPr>
-        <w:tc>
-          <w:tcPr>
-            <w:tcW w:type="dxa" w:w="3289"/>
-            <w:tcBorders>
-              <w:top w:val="single" w:color="D1D5DB" w:sz="4"/>
-              <w:left w:val="single" w:color="D1D5DB" w:sz="4"/>
-              <w:bottom w:val="single" w:color="D1D5DB" w:sz="4"/>
-              <w:right w:val="single" w:color="D1D5DB" w:sz="4"/>
-            </w:tcBorders>
-            <w:shd w:fill="FFFFFF" w:color="auto" w:val="clear"/>
-            <w:tcMar>
-              <w:top w:type="dxa" w:w="80"/>
-              <w:left w:type="dxa" w:w="120"/>
-              <w:bottom w:type="dxa" w:w="80"/>
-              <w:right w:type="dxa" w:w="120"/>
-            </w:tcMar>
-            <w:vAlign w:val="top"/>
-          </w:tcPr>
-          <w:p>
-            <w:r>
-              <w:rPr>
-                <w:b/>
-                <w:bCs/>
-                <w:sz w:val="20"/>
-                <w:szCs w:val="20"/>
-              </w:rPr>
-              <w:t xml:space="preserve">ReAct</w:t>
-            </w:r>
-          </w:p>
-        </w:tc>
-        <w:tc>
-          <w:tcPr>
-            <w:tcW w:type="dxa" w:w="6123"/>
-            <w:tcBorders>
-              <w:top w:val="single" w:color="D1D5DB" w:sz="4"/>
-              <w:left w:val="single" w:color="D1D5DB" w:sz="4"/>
-              <w:bottom w:val="single" w:color="D1D5DB" w:sz="4"/>
-              <w:right w:val="single" w:color="D1D5DB" w:sz="4"/>
-            </w:tcBorders>
-            <w:shd w:fill="FFFFFF" w:color="auto" w:val="clear"/>
-            <w:tcMar>
-              <w:top w:type="dxa" w:w="80"/>
-              <w:left w:type="dxa" w:w="120"/>
-              <w:bottom w:type="dxa" w:w="80"/>
-              <w:right w:type="dxa" w:w="120"/>
-            </w:tcMar>
-            <w:vAlign w:val="top"/>
-          </w:tcPr>
-          <w:p>
-            <w:r>
-              <w:rPr>
-                <w:sz w:val="20"/>
-                <w:szCs w:val="20"/>
-              </w:rPr>
-              <w:t xml:space="preserve">Interleaving reasoning, actions and observations</w:t>
-            </w:r>
-          </w:p>
-        </w:tc>
-      </w:tr>
-      <w:tr>
-        <w:trPr>
-          <w:cantSplit/>
-        </w:trPr>
-        <w:tc>
-          <w:tcPr>
-            <w:tcW w:type="dxa" w:w="3289"/>
-            <w:tcBorders>
-              <w:top w:val="single" w:color="D1D5DB" w:sz="4"/>
-              <w:left w:val="single" w:color="D1D5DB" w:sz="4"/>
-              <w:bottom w:val="single" w:color="D1D5DB" w:sz="4"/>
-              <w:right w:val="single" w:color="D1D5DB" w:sz="4"/>
-            </w:tcBorders>
-            <w:shd w:fill="EEF0FF" w:color="auto" w:val="clear"/>
-            <w:tcMar>
-              <w:top w:type="dxa" w:w="80"/>
-              <w:left w:type="dxa" w:w="120"/>
-              <w:bottom w:type="dxa" w:w="80"/>
-              <w:right w:type="dxa" w:w="120"/>
-            </w:tcMar>
-            <w:vAlign w:val="top"/>
-          </w:tcPr>
-          <w:p>
-            <w:r>
-              <w:rPr>
-                <w:b/>
-                <w:bCs/>
-                <w:sz w:val="20"/>
-                <w:szCs w:val="20"/>
-              </w:rPr>
-              <w:t xml:space="preserve">Workflow</w:t>
-            </w:r>
-          </w:p>
-        </w:tc>
-        <w:tc>
-          <w:tcPr>
-            <w:tcW w:type="dxa" w:w="6123"/>
-            <w:tcBorders>
-              <w:top w:val="single" w:color="D1D5DB" w:sz="4"/>
-              <w:left w:val="single" w:color="D1D5DB" w:sz="4"/>
-              <w:bottom w:val="single" w:color="D1D5DB" w:sz="4"/>
-              <w:right w:val="single" w:color="D1D5DB" w:sz="4"/>
-            </w:tcBorders>
-            <w:shd w:fill="EEF0FF" w:color="auto" w:val="clear"/>
-            <w:tcMar>
-              <w:top w:type="dxa" w:w="80"/>
-              <w:left w:type="dxa" w:w="120"/>
-              <w:bottom w:type="dxa" w:w="80"/>
-              <w:right w:type="dxa" w:w="120"/>
-            </w:tcMar>
-            <w:vAlign w:val="top"/>
-          </w:tcPr>
-          <w:p>
-            <w:r>
-              <w:rPr>
-                <w:sz w:val="20"/>
-                <w:szCs w:val="20"/>
-              </w:rPr>
-              <w:t xml:space="preserve">LLM calls orchestrated by fixed code paths</w:t>
-            </w:r>
-          </w:p>
-        </w:tc>
-      </w:tr>
-      <w:tr>
-        <w:trPr>
-          <w:cantSplit/>
-        </w:trPr>
-        <w:tc>
-          <w:tcPr>
-            <w:tcW w:type="dxa" w:w="3289"/>
-            <w:tcBorders>
-              <w:top w:val="single" w:color="D1D5DB" w:sz="4"/>
-              <w:left w:val="single" w:color="D1D5DB" w:sz="4"/>
-              <w:bottom w:val="single" w:color="D1D5DB" w:sz="4"/>
-              <w:right w:val="single" w:color="D1D5DB" w:sz="4"/>
-            </w:tcBorders>
-            <w:shd w:fill="FFFFFF" w:color="auto" w:val="clear"/>
-            <w:tcMar>
-              <w:top w:type="dxa" w:w="80"/>
-              <w:left w:type="dxa" w:w="120"/>
-              <w:bottom w:type="dxa" w:w="80"/>
-              <w:right w:type="dxa" w:w="120"/>
-            </w:tcMar>
-            <w:vAlign w:val="top"/>
-          </w:tcPr>
-          <w:p>
-            <w:r>
-              <w:rPr>
-                <w:b/>
-                <w:bCs/>
-                <w:sz w:val="20"/>
-                <w:szCs w:val="20"/>
-              </w:rPr>
-              <w:t xml:space="preserve">Model Context Protocol (MCP)</w:t>
-            </w:r>
-          </w:p>
-        </w:tc>
-        <w:tc>
-          <w:tcPr>
-            <w:tcW w:type="dxa" w:w="6123"/>
-            <w:tcBorders>
-              <w:top w:val="single" w:color="D1D5DB" w:sz="4"/>
-              <w:left w:val="single" w:color="D1D5DB" w:sz="4"/>
-              <w:bottom w:val="single" w:color="D1D5DB" w:sz="4"/>
-              <w:right w:val="single" w:color="D1D5DB" w:sz="4"/>
-            </w:tcBorders>
-            <w:shd w:fill="FFFFFF" w:color="auto" w:val="clear"/>
-            <w:tcMar>
-              <w:top w:type="dxa" w:w="80"/>
-              <w:left w:type="dxa" w:w="120"/>
-              <w:bottom w:type="dxa" w:w="80"/>
-              <w:right w:type="dxa" w:w="120"/>
-            </w:tcMar>
-            <w:vAlign w:val="top"/>
-          </w:tcPr>
-          <w:p>
-            <w:r>
-              <w:rPr>
-                <w:sz w:val="20"/>
-                <w:szCs w:val="20"/>
-              </w:rPr>
-              <w:t xml:space="preserve">Open standard connecting AI applications to tools and data</w:t>
-            </w:r>
-          </w:p>
-        </w:tc>
-      </w:tr>
-      <w:tr>
-        <w:trPr>
-          <w:cantSplit/>
-        </w:trPr>
-        <w:tc>
-          <w:tcPr>
-            <w:tcW w:type="dxa" w:w="3289"/>
-            <w:tcBorders>
-              <w:top w:val="single" w:color="D1D5DB" w:sz="4"/>
-              <w:left w:val="single" w:color="D1D5DB" w:sz="4"/>
-              <w:bottom w:val="single" w:color="D1D5DB" w:sz="4"/>
-              <w:right w:val="single" w:color="D1D5DB" w:sz="4"/>
-            </w:tcBorders>
-            <w:shd w:fill="EEF0FF" w:color="auto" w:val="clear"/>
-            <w:tcMar>
-              <w:top w:type="dxa" w:w="80"/>
-              <w:left w:type="dxa" w:w="120"/>
-              <w:bottom w:type="dxa" w:w="80"/>
-              <w:right w:type="dxa" w:w="120"/>
-            </w:tcMar>
-            <w:vAlign w:val="top"/>
-          </w:tcPr>
-          <w:p>
-            <w:r>
-              <w:rPr>
-                <w:b/>
-                <w:bCs/>
-                <w:sz w:val="20"/>
-                <w:szCs w:val="20"/>
-              </w:rPr>
-              <w:t xml:space="preserve">Indirect prompt injection</w:t>
-            </w:r>
-          </w:p>
-        </w:tc>
-        <w:tc>
-          <w:tcPr>
-            <w:tcW w:type="dxa" w:w="6123"/>
-            <w:tcBorders>
-              <w:top w:val="single" w:color="D1D5DB" w:sz="4"/>
-              <w:left w:val="single" w:color="D1D5DB" w:sz="4"/>
-              <w:bottom w:val="single" w:color="D1D5DB" w:sz="4"/>
-              <w:right w:val="single" w:color="D1D5DB" w:sz="4"/>
-            </w:tcBorders>
-            <w:shd w:fill="EEF0FF" w:color="auto" w:val="clear"/>
-            <w:tcMar>
-              <w:top w:type="dxa" w:w="80"/>
-              <w:left w:type="dxa" w:w="120"/>
-              <w:bottom w:type="dxa" w:w="80"/>
-              <w:right w:type="dxa" w:w="120"/>
-            </w:tcMar>
-            <w:vAlign w:val="top"/>
-          </w:tcPr>
-          <w:p>
-            <w:r>
-              <w:rPr>
-                <w:sz w:val="20"/>
-                <w:szCs w:val="20"/>
-              </w:rPr>
-              <w:t xml:space="preserve">Malicious instructions hidden in content the system reads</w:t>
-            </w:r>
-          </w:p>
-        </w:tc>
-      </w:tr>
-      <w:tr>
-        <w:trPr>
-          <w:cantSplit/>
-        </w:trPr>
-        <w:tc>
-          <w:tcPr>
-            <w:tcW w:type="dxa" w:w="3289"/>
-            <w:tcBorders>
-              <w:top w:val="single" w:color="D1D5DB" w:sz="4"/>
-              <w:left w:val="single" w:color="D1D5DB" w:sz="4"/>
-              <w:bottom w:val="single" w:color="D1D5DB" w:sz="4"/>
-              <w:right w:val="single" w:color="D1D5DB" w:sz="4"/>
-            </w:tcBorders>
-            <w:shd w:fill="FFFFFF" w:color="auto" w:val="clear"/>
-            <w:tcMar>
-              <w:top w:type="dxa" w:w="80"/>
-              <w:left w:type="dxa" w:w="120"/>
-              <w:bottom w:type="dxa" w:w="80"/>
-              <w:right w:type="dxa" w:w="120"/>
-            </w:tcMar>
-            <w:vAlign w:val="top"/>
-          </w:tcPr>
-          <w:p>
-            <w:r>
-              <w:rPr>
-                <w:b/>
-                <w:bCs/>
-                <w:sz w:val="20"/>
-                <w:szCs w:val="20"/>
-              </w:rPr>
-              <w:t xml:space="preserve">Human-in-the-loop approval</w:t>
-            </w:r>
-          </w:p>
-        </w:tc>
-        <w:tc>
-          <w:tcPr>
-            <w:tcW w:type="dxa" w:w="6123"/>
-            <w:tcBorders>
-              <w:top w:val="single" w:color="D1D5DB" w:sz="4"/>
-              <w:left w:val="single" w:color="D1D5DB" w:sz="4"/>
-              <w:bottom w:val="single" w:color="D1D5DB" w:sz="4"/>
-              <w:right w:val="single" w:color="D1D5DB" w:sz="4"/>
-            </w:tcBorders>
-            <w:shd w:fill="FFFFFF" w:color="auto" w:val="clear"/>
-            <w:tcMar>
-              <w:top w:type="dxa" w:w="80"/>
-              <w:left w:type="dxa" w:w="120"/>
-              <w:bottom w:type="dxa" w:w="80"/>
-              <w:right w:type="dxa" w:w="120"/>
-            </w:tcMar>
-            <w:vAlign w:val="top"/>
-          </w:tcPr>
-          <w:p>
-            <w:r>
-              <w:rPr>
-                <w:sz w:val="20"/>
-                <w:szCs w:val="20"/>
-              </w:rPr>
-              <w:t xml:space="preserve">A person must approve an action before it runs</w:t>
-            </w:r>
-          </w:p>
-        </w:tc>
-      </w:tr>
-    </w:tbl>
-    <w:p>
-      <w:pPr>
-        <w:spacing w:after="120"/>
-      </w:pPr>
+    <w:p>
+      <w:pPr>
+        <w:keepNext w:val="false"/>
+        <w:keepLines/>
+        <w:spacing w:after="140" w:line="288"/>
+      </w:pPr>
+      <w:r>
+        <w:t xml:space="preserve">Use the Quick glossary in the beginner walkthrough for this week's terms. Definitions come from the shared course glossary; </w:t>
+      </w:r>
+      <w:r>
+        <w:rPr>
+          <w:rFonts w:ascii="Consolas" w:cs="Consolas" w:eastAsia="Consolas" w:hAnsi="Consolas"/>
+          <w:color w:val="4F46E5"/>
+          <w:sz w:val="20"/>
+          <w:szCs w:val="20"/>
+        </w:rPr>
+        <w:t xml:space="preserve">00_Course/Course_Glossary.docx</w:t>
+      </w:r>
+      <w:r>
+        <w:t xml:space="preserve"> collects all module terms.</w:t>
+      </w:r>
     </w:p>
     <w:p>
       <w:pPr>
@@ -13786,7 +12430,7 @@
       <w:r>
         <w:t xml:space="preserve">Lewis et al. (2020) </w:t>
       </w:r>
-      <w:hyperlink w:history="1" r:id="rIdvj7jrlle2wvmpe1ix82rq">
+      <w:hyperlink w:history="1" r:id="rIdmrwkxssiiwyerswgknfgl">
         <w:r>
           <w:rPr>
             <w:color w:val="4F46E5"/>
@@ -13798,7 +12442,7 @@
       <w:r>
         <w:t xml:space="preserve">; Yao et al. (2022) </w:t>
       </w:r>
-      <w:hyperlink w:history="1" r:id="rIdgjikptxzfbthrsrzhd7j4">
+      <w:hyperlink w:history="1" r:id="rIdyvljuevd1rukpkw-rp4q8">
         <w:r>
           <w:rPr>
             <w:color w:val="4F46E5"/>
@@ -13810,7 +12454,7 @@
       <w:r>
         <w:t xml:space="preserve">; Es et al. (2023) </w:t>
       </w:r>
-      <w:hyperlink w:history="1" r:id="rId1zk_wuhyvr2whlkix1x83">
+      <w:hyperlink w:history="1" r:id="rIdtfngc-v0s3mhayi45s7v7">
         <w:r>
           <w:rPr>
             <w:color w:val="4F46E5"/>
@@ -13822,7 +12466,7 @@
       <w:r>
         <w:t xml:space="preserve">; Edge et al. (2024) </w:t>
       </w:r>
-      <w:hyperlink w:history="1" r:id="rIdn21tjjnwgbksfipfzebfq">
+      <w:hyperlink w:history="1" r:id="rIdndkprdfmrjns5zc5hsgrx">
         <w:r>
           <w:rPr>
             <w:color w:val="4F46E5"/>
@@ -13834,7 +12478,7 @@
       <w:r>
         <w:t xml:space="preserve">; Gao et al. (2022) </w:t>
       </w:r>
-      <w:hyperlink w:history="1" r:id="rIdx2q6v6kwzivhn0t0unzfv">
+      <w:hyperlink w:history="1" r:id="rIdsrlx6-ugcv_sw0dqedobl">
         <w:r>
           <w:rPr>
             <w:color w:val="4F46E5"/>
@@ -13846,7 +12490,7 @@
       <w:r>
         <w:t xml:space="preserve">; Greshake et al. (2023) </w:t>
       </w:r>
-      <w:hyperlink w:history="1" r:id="rIdo5un8u3zg1bk_ilwoqqgh">
+      <w:hyperlink w:history="1" r:id="rIdnlizgz5k4-ir6ps_pe3up">
         <w:r>
           <w:rPr>
             <w:color w:val="4F46E5"/>
@@ -13880,7 +12524,7 @@
         </w:numPr>
         <w:spacing w:after="80" w:line="276"/>
       </w:pPr>
-      <w:hyperlink w:history="1" r:id="rIdpv8e2ox_8cv4awm6uzeuf">
+      <w:hyperlink w:history="1" r:id="rIdqqfrala4zb-yh57m-whm-">
         <w:r>
           <w:rPr>
             <w:color w:val="4F46E5"/>
@@ -13892,7 +12536,7 @@
       <w:r>
         <w:t xml:space="preserve"> · </w:t>
       </w:r>
-      <w:hyperlink w:history="1" r:id="rIdenq1rjbz3jrnzutdddcdk">
+      <w:hyperlink w:history="1" r:id="rIdv3ajzexvg6tpey7exgs12">
         <w:r>
           <w:rPr>
             <w:color w:val="4F46E5"/>
@@ -13912,7 +12556,7 @@
         </w:numPr>
         <w:spacing w:after="80" w:line="276"/>
       </w:pPr>
-      <w:hyperlink w:history="1" r:id="rIdmbmv_wu5y2z4sau4jr83e">
+      <w:hyperlink w:history="1" r:id="rIdgyqwxus-nebftsjmtip9_">
         <w:r>
           <w:rPr>
             <w:color w:val="4F46E5"/>
@@ -13924,7 +12568,7 @@
       <w:r>
         <w:t xml:space="preserve"> · </w:t>
       </w:r>
-      <w:hyperlink w:history="1" r:id="rId0fzih5eopjpqttuh0trv7">
+      <w:hyperlink w:history="1" r:id="rId-dwtbhqcfoiudozy506nz">
         <w:r>
           <w:rPr>
             <w:color w:val="4F46E5"/>
@@ -13944,7 +12588,7 @@
         </w:numPr>
         <w:spacing w:after="80" w:line="276"/>
       </w:pPr>
-      <w:hyperlink w:history="1" r:id="rIdb_9z3xt-5kalrdu0lco0o">
+      <w:hyperlink w:history="1" r:id="rIdykgda64cty2tgr8gwgjve">
         <w:r>
           <w:rPr>
             <w:color w:val="4F46E5"/>
@@ -13964,7 +12608,7 @@
         </w:numPr>
         <w:spacing w:after="80" w:line="276"/>
       </w:pPr>
-      <w:hyperlink w:history="1" r:id="rIdjcbzqni78xr-9phnaxddq">
+      <w:hyperlink w:history="1" r:id="rIdrpcl0fdzoyj_nenkk6glt">
         <w:r>
           <w:rPr>
             <w:color w:val="4F46E5"/>
@@ -13976,7 +12620,7 @@
       <w:r>
         <w:t xml:space="preserve"> · </w:t>
       </w:r>
-      <w:hyperlink w:history="1" r:id="rIdnucfsgownxvwpvo8mcwss">
+      <w:hyperlink w:history="1" r:id="rIdm2x9or15dwnnqclnnsi4k">
         <w:r>
           <w:rPr>
             <w:color w:val="4F46E5"/>
@@ -13996,7 +12640,7 @@
         </w:numPr>
         <w:spacing w:after="80" w:line="276"/>
       </w:pPr>
-      <w:hyperlink w:history="1" r:id="rIdbvgkmusgtpvdcixok3wkh">
+      <w:hyperlink w:history="1" r:id="rIdo42cvx4kuw4hjec1jrbxy">
         <w:r>
           <w:rPr>
             <w:color w:val="4F46E5"/>
@@ -14016,7 +12660,7 @@
         </w:numPr>
         <w:spacing w:after="80" w:line="276"/>
       </w:pPr>
-      <w:hyperlink w:history="1" r:id="rIduaujfciq6zwsqaiujerwc">
+      <w:hyperlink w:history="1" r:id="rIdigksunhonodjorku3hqhw">
         <w:r>
           <w:rPr>
             <w:color w:val="4F46E5"/>
@@ -14028,7 +12672,7 @@
       <w:r>
         <w:t xml:space="preserve"> · </w:t>
       </w:r>
-      <w:hyperlink w:history="1" r:id="rId06jixik9fkbnguofmokhr">
+      <w:hyperlink w:history="1" r:id="rIdts-ycd0dqb4c4aeheuern">
         <w:r>
           <w:rPr>
             <w:color w:val="4F46E5"/>
@@ -14040,7 +12684,7 @@
       <w:r>
         <w:t xml:space="preserve"> · </w:t>
       </w:r>
-      <w:hyperlink w:history="1" r:id="rIdxaowgvporxtvlm8vfkrq3">
+      <w:hyperlink w:history="1" r:id="rIdfvqr9ma0s0gef6jyihirh">
         <w:r>
           <w:rPr>
             <w:color w:val="4F46E5"/>
@@ -14060,7 +12704,7 @@
         </w:numPr>
         <w:spacing w:after="80" w:line="276"/>
       </w:pPr>
-      <w:hyperlink w:history="1" r:id="rIdkwatafuijazoim7u2mbwj">
+      <w:hyperlink w:history="1" r:id="rIdltybialijtbmrbo2711jy">
         <w:r>
           <w:rPr>
             <w:color w:val="4F46E5"/>
@@ -14152,7 +12796,7 @@
         <w:keepNext/>
       </w:pPr>
       <w:r>
-        <w:t xml:space="preserve">Slide 3: Agenda</w:t>
+        <w:t xml:space="preserve">Lecture plan</w:t>
       </w:r>
     </w:p>
     <w:p>
@@ -15522,9 +14166,9 @@
         <w:tblLayout w:type="fixed"/>
       </w:tblPr>
       <w:tblGrid>
-        <w:gridCol w:w="4306"/>
-        <w:gridCol w:w="2091"/>
-        <w:gridCol w:w="3015"/>
+        <w:gridCol w:w="3968"/>
+        <w:gridCol w:w="1927"/>
+        <w:gridCol w:w="3517"/>
       </w:tblGrid>
       <w:tr>
         <w:trPr>
@@ -15533,7 +14177,7 @@
         </w:trPr>
         <w:tc>
           <w:tcPr>
-            <w:tcW w:type="dxa" w:w="4306"/>
+            <w:tcW w:type="dxa" w:w="3968"/>
             <w:tcBorders>
               <w:top w:val="single" w:color="D1D5DB" w:sz="4"/>
               <w:left w:val="single" w:color="D1D5DB" w:sz="4"/>
@@ -15564,7 +14208,7 @@
         </w:tc>
         <w:tc>
           <w:tcPr>
-            <w:tcW w:type="dxa" w:w="2091"/>
+            <w:tcW w:type="dxa" w:w="1927"/>
             <w:tcBorders>
               <w:top w:val="single" w:color="D1D5DB" w:sz="4"/>
               <w:left w:val="single" w:color="D1D5DB" w:sz="4"/>
@@ -15595,7 +14239,7 @@
         </w:tc>
         <w:tc>
           <w:tcPr>
-            <w:tcW w:type="dxa" w:w="3015"/>
+            <w:tcW w:type="dxa" w:w="3517"/>
             <w:tcBorders>
               <w:top w:val="single" w:color="D1D5DB" w:sz="4"/>
               <w:left w:val="single" w:color="D1D5DB" w:sz="4"/>
@@ -15631,7 +14275,7 @@
         </w:trPr>
         <w:tc>
           <w:tcPr>
-            <w:tcW w:type="dxa" w:w="4306"/>
+            <w:tcW w:type="dxa" w:w="3968"/>
             <w:tcBorders>
               <w:top w:val="single" w:color="D1D5DB" w:sz="4"/>
               <w:left w:val="single" w:color="D1D5DB" w:sz="4"/>
@@ -15661,7 +14305,7 @@
         </w:tc>
         <w:tc>
           <w:tcPr>
-            <w:tcW w:type="dxa" w:w="2091"/>
+            <w:tcW w:type="dxa" w:w="1927"/>
             <w:tcBorders>
               <w:top w:val="single" w:color="D1D5DB" w:sz="4"/>
               <w:left w:val="single" w:color="D1D5DB" w:sz="4"/>
@@ -15689,7 +14333,7 @@
         </w:tc>
         <w:tc>
           <w:tcPr>
-            <w:tcW w:type="dxa" w:w="3015"/>
+            <w:tcW w:type="dxa" w:w="3517"/>
             <w:tcBorders>
               <w:top w:val="single" w:color="D1D5DB" w:sz="4"/>
               <w:left w:val="single" w:color="D1D5DB" w:sz="4"/>
@@ -15711,7 +14355,7 @@
                 <w:sz w:val="20"/>
                 <w:szCs w:val="20"/>
               </w:rPr>
-              <w:t xml:space="preserve">Fast search in notebooks and prototypes (the lab)</w:t>
+              <w:t xml:space="preserve">Fast search in notebooks and prototypes (optional lab stretch)</w:t>
             </w:r>
           </w:p>
         </w:tc>
@@ -15722,7 +14366,7 @@
         </w:trPr>
         <w:tc>
           <w:tcPr>
-            <w:tcW w:type="dxa" w:w="4306"/>
+            <w:tcW w:type="dxa" w:w="3968"/>
             <w:tcBorders>
               <w:top w:val="single" w:color="D1D5DB" w:sz="4"/>
               <w:left w:val="single" w:color="D1D5DB" w:sz="4"/>
@@ -15752,7 +14396,7 @@
         </w:tc>
         <w:tc>
           <w:tcPr>
-            <w:tcW w:type="dxa" w:w="2091"/>
+            <w:tcW w:type="dxa" w:w="1927"/>
             <w:tcBorders>
               <w:top w:val="single" w:color="D1D5DB" w:sz="4"/>
               <w:left w:val="single" w:color="D1D5DB" w:sz="4"/>
@@ -15780,7 +14424,7 @@
         </w:tc>
         <w:tc>
           <w:tcPr>
-            <w:tcW w:type="dxa" w:w="3015"/>
+            <w:tcW w:type="dxa" w:w="3517"/>
             <w:tcBorders>
               <w:top w:val="single" w:color="D1D5DB" w:sz="4"/>
               <w:left w:val="single" w:color="D1D5DB" w:sz="4"/>
@@ -15802,7 +14446,7 @@
                 <w:sz w:val="20"/>
                 <w:szCs w:val="20"/>
               </w:rPr>
-              <w:t xml:space="preserve">Local apps with metadata filters (the lab)</w:t>
+              <w:t xml:space="preserve">Local apps with metadata filters (optional lab stretch)</w:t>
             </w:r>
           </w:p>
         </w:tc>
@@ -15813,7 +14457,7 @@
         </w:trPr>
         <w:tc>
           <w:tcPr>
-            <w:tcW w:type="dxa" w:w="4306"/>
+            <w:tcW w:type="dxa" w:w="3968"/>
             <w:tcBorders>
               <w:top w:val="single" w:color="D1D5DB" w:sz="4"/>
               <w:left w:val="single" w:color="D1D5DB" w:sz="4"/>
@@ -15843,7 +14487,7 @@
         </w:tc>
         <w:tc>
           <w:tcPr>
-            <w:tcW w:type="dxa" w:w="2091"/>
+            <w:tcW w:type="dxa" w:w="1927"/>
             <w:tcBorders>
               <w:top w:val="single" w:color="D1D5DB" w:sz="4"/>
               <w:left w:val="single" w:color="D1D5DB" w:sz="4"/>
@@ -15871,7 +14515,7 @@
         </w:tc>
         <w:tc>
           <w:tcPr>
-            <w:tcW w:type="dxa" w:w="3015"/>
+            <w:tcW w:type="dxa" w:w="3517"/>
             <w:tcBorders>
               <w:top w:val="single" w:color="D1D5DB" w:sz="4"/>
               <w:left w:val="single" w:color="D1D5DB" w:sz="4"/>
@@ -15904,7 +14548,7 @@
         </w:trPr>
         <w:tc>
           <w:tcPr>
-            <w:tcW w:type="dxa" w:w="4306"/>
+            <w:tcW w:type="dxa" w:w="3968"/>
             <w:tcBorders>
               <w:top w:val="single" w:color="D1D5DB" w:sz="4"/>
               <w:left w:val="single" w:color="D1D5DB" w:sz="4"/>
@@ -15934,7 +14578,7 @@
         </w:tc>
         <w:tc>
           <w:tcPr>
-            <w:tcW w:type="dxa" w:w="2091"/>
+            <w:tcW w:type="dxa" w:w="1927"/>
             <w:tcBorders>
               <w:top w:val="single" w:color="D1D5DB" w:sz="4"/>
               <w:left w:val="single" w:color="D1D5DB" w:sz="4"/>
@@ -15962,7 +14606,7 @@
         </w:tc>
         <w:tc>
           <w:tcPr>
-            <w:tcW w:type="dxa" w:w="3015"/>
+            <w:tcW w:type="dxa" w:w="3517"/>
             <w:tcBorders>
               <w:top w:val="single" w:color="D1D5DB" w:sz="4"/>
               <w:left w:val="single" w:color="D1D5DB" w:sz="4"/>
@@ -15995,7 +14639,7 @@
         </w:trPr>
         <w:tc>
           <w:tcPr>
-            <w:tcW w:type="dxa" w:w="4306"/>
+            <w:tcW w:type="dxa" w:w="3968"/>
             <w:tcBorders>
               <w:top w:val="single" w:color="D1D5DB" w:sz="4"/>
               <w:left w:val="single" w:color="D1D5DB" w:sz="4"/>
@@ -16025,7 +14669,7 @@
         </w:tc>
         <w:tc>
           <w:tcPr>
-            <w:tcW w:type="dxa" w:w="2091"/>
+            <w:tcW w:type="dxa" w:w="1927"/>
             <w:tcBorders>
               <w:top w:val="single" w:color="D1D5DB" w:sz="4"/>
               <w:left w:val="single" w:color="D1D5DB" w:sz="4"/>
@@ -16053,7 +14697,7 @@
         </w:tc>
         <w:tc>
           <w:tcPr>
-            <w:tcW w:type="dxa" w:w="3015"/>
+            <w:tcW w:type="dxa" w:w="3517"/>
             <w:tcBorders>
               <w:top w:val="single" w:color="D1D5DB" w:sz="4"/>
               <w:left w:val="single" w:color="D1D5DB" w:sz="4"/>
@@ -16649,7 +15293,7 @@
         <w:spacing w:after="80" w:line="276"/>
       </w:pPr>
       <w:r>
-        <w:t xml:space="preserve">Lab recall@K asks whether any chunk from the known source document appears in the first K results.</w:t>
+        <w:t xml:space="preserve">Archived document-hit recall@K asks whether any chunk from the known source document appears in the first K results. The current CPU core checks the required passage instead.</w:t>
       </w:r>
     </w:p>
     <w:p>
@@ -19582,1128 +18226,6 @@
     </w:p>
     <w:p>
       <w:pPr>
-        <w:keepNext w:val="false"/>
-        <w:keepLines/>
-        <w:spacing w:after="140" w:line="288"/>
-      </w:pPr>
-      <w:r>
-        <w:t xml:space="preserve">Because no prompt can guarantee that the model ignores injected instructions, safety must come from the system design. Give agents the least privilege they need, read-only by default. Allowlist tools and validate arguments, for example permitted e-mail domains. Require human approval for actions with side effects. Limit steps, time and cost, and sandbox code execution. Log every tool call for audit and monitoring. The callout is the principle: assume the model will sometimes be fooled, and make sure being fooled cannot cause serious harm.</w:t>
-      </w:r>
-    </w:p>
-    <w:p>
-      <w:pPr>
-        <w:pStyle w:val="ListParagraph"/>
-        <w:keepLines/>
-        <w:numPr>
-          <w:ilvl w:val="0"/>
-          <w:numId w:val="45"/>
-        </w:numPr>
-        <w:spacing w:after="80" w:line="276"/>
-      </w:pPr>
-      <w:r>
-        <w:rPr>
-          <w:b/>
-          <w:bCs/>
-        </w:rPr>
-        <w:t xml:space="preserve">Permissions:</w:t>
-      </w:r>
-      <w:r>
-        <w:t xml:space="preserve"> least privilege, with read-only tools by default and no access to data the task does not need.</w:t>
-      </w:r>
-    </w:p>
-    <w:p>
-      <w:pPr>
-        <w:pStyle w:val="ListParagraph"/>
-        <w:keepLines/>
-        <w:numPr>
-          <w:ilvl w:val="0"/>
-          <w:numId w:val="45"/>
-        </w:numPr>
-        <w:spacing w:after="80" w:line="276"/>
-      </w:pPr>
-      <w:r>
-        <w:rPr>
-          <w:b/>
-          <w:bCs/>
-        </w:rPr>
-        <w:t xml:space="preserve">Validate:</w:t>
-      </w:r>
-      <w:r>
-        <w:t xml:space="preserve"> known tools only; check argument types, ranges and recipients.</w:t>
-      </w:r>
-    </w:p>
-    <w:p>
-      <w:pPr>
-        <w:pStyle w:val="ListParagraph"/>
-        <w:keepLines/>
-        <w:numPr>
-          <w:ilvl w:val="0"/>
-          <w:numId w:val="45"/>
-        </w:numPr>
-        <w:spacing w:after="80" w:line="276"/>
-      </w:pPr>
-      <w:r>
-        <w:rPr>
-          <w:b/>
-          <w:bCs/>
-        </w:rPr>
-        <w:t xml:space="preserve">Approve:</w:t>
-      </w:r>
-      <w:r>
-        <w:t xml:space="preserve"> a person approves actions with side effects, such as send, pay, delete or publish.</w:t>
-      </w:r>
-    </w:p>
-    <w:p>
-      <w:pPr>
-        <w:pStyle w:val="ListParagraph"/>
-        <w:keepLines/>
-        <w:numPr>
-          <w:ilvl w:val="0"/>
-          <w:numId w:val="45"/>
-        </w:numPr>
-        <w:spacing w:after="80" w:line="276"/>
-      </w:pPr>
-      <w:r>
-        <w:rPr>
-          <w:b/>
-          <w:bCs/>
-        </w:rPr>
-        <w:t xml:space="preserve">Limit:</w:t>
-      </w:r>
-      <w:r>
-        <w:t xml:space="preserve"> step, time and cost limits; run code in a sandbox.</w:t>
-      </w:r>
-    </w:p>
-    <w:p>
-      <w:pPr>
-        <w:pStyle w:val="ListParagraph"/>
-        <w:keepLines/>
-        <w:numPr>
-          <w:ilvl w:val="0"/>
-          <w:numId w:val="45"/>
-        </w:numPr>
-        <w:spacing w:after="80" w:line="276"/>
-      </w:pPr>
-      <w:r>
-        <w:rPr>
-          <w:b/>
-          <w:bCs/>
-        </w:rPr>
-        <w:t xml:space="preserve">Audit:</w:t>
-      </w:r>
-      <w:r>
-        <w:t xml:space="preserve"> a record of every tool call and its outcome; alerts on unusual actions.</w:t>
-      </w:r>
-    </w:p>
-    <w:p>
-      <w:pPr>
-        <w:pStyle w:val="ListParagraph"/>
-        <w:keepLines/>
-        <w:numPr>
-          <w:ilvl w:val="0"/>
-          <w:numId w:val="45"/>
-        </w:numPr>
-        <w:spacing w:after="80" w:line="276"/>
-      </w:pPr>
-      <w:r>
-        <w:t xml:space="preserve">Design for mistakes: a hostile document may influence the model, while code still limits what actions are possible.</w:t>
-      </w:r>
-    </w:p>
-    <w:p>
-      <w:pPr>
-        <w:pStyle w:val="Heading2"/>
-        <w:keepNext/>
-      </w:pPr>
-      <w:r>
-        <w:t xml:space="preserve">Slide 42: Human oversight and responsible use</w:t>
-      </w:r>
-    </w:p>
-    <w:p>
-      <w:pPr>
-        <w:keepNext w:val="false"/>
-        <w:keepLines/>
-        <w:spacing w:after="140" w:line="288"/>
-      </w:pPr>
-      <w:r>
-        <w:t xml:space="preserve">Human oversight means users can check sources and reach a person, and operators review logs and outcomes. Indexes must respect permissions and data protection: personal data in documents becomes retrievable by anyone who can query the system. Evaluation continues after launch, including red-team tests of injection. Legally, users must be told they are interacting with AI, and systems used for high-risk purposes in education or employment, such as admissions or grading decisions, face strict requirements under the EU AI Act. AI Act classification depends on intended use and the relevant rules, exceptions and dates. Educational admissions and evaluation of learning outcomes can fall within Annex III; a generic course assistant label alone does not decide classification.</w:t>
-      </w:r>
-    </w:p>
-    <w:p>
-      <w:pPr>
-        <w:pStyle w:val="ListParagraph"/>
-        <w:keepLines/>
-        <w:numPr>
-          <w:ilvl w:val="0"/>
-          <w:numId w:val="46"/>
-        </w:numPr>
-        <w:spacing w:after="80" w:line="276"/>
-      </w:pPr>
-      <w:r>
-        <w:t xml:space="preserve">Show sources that support the answer and give users a route to a person.</w:t>
-      </w:r>
-    </w:p>
-    <w:p>
-      <w:pPr>
-        <w:pStyle w:val="ListParagraph"/>
-        <w:keepLines/>
-        <w:numPr>
-          <w:ilvl w:val="0"/>
-          <w:numId w:val="46"/>
-        </w:numPr>
-        <w:spacing w:after="80" w:line="276"/>
-      </w:pPr>
-      <w:r>
-        <w:t xml:space="preserve">Apply document permissions, minimise personal data and update the index when sources change.</w:t>
-      </w:r>
-    </w:p>
-    <w:p>
-      <w:pPr>
-        <w:pStyle w:val="ListParagraph"/>
-        <w:keepLines/>
-        <w:numPr>
-          <w:ilvl w:val="0"/>
-          <w:numId w:val="46"/>
-        </w:numPr>
-        <w:spacing w:after="80" w:line="276"/>
-      </w:pPr>
-      <w:r>
-        <w:t xml:space="preserve">Test search, supported claims, missing-evidence replies and hostile instructions.</w:t>
-      </w:r>
-    </w:p>
-    <w:p>
-      <w:pPr>
-        <w:pStyle w:val="ListParagraph"/>
-        <w:keepLines/>
-        <w:numPr>
-          <w:ilvl w:val="0"/>
-          <w:numId w:val="46"/>
-        </w:numPr>
-        <w:spacing w:after="80" w:line="276"/>
-      </w:pPr>
-      <w:r>
-        <w:t xml:space="preserve">Disclose AI interaction. Admissions or grading systems may fall under the AI Act's high-risk rules; scope and dates need checking.</w:t>
-      </w:r>
-    </w:p>
-    <w:p>
-      <w:pPr>
-        <w:pStyle w:val="Heading2"/>
-        <w:keepNext/>
-      </w:pPr>
-      <w:r>
-        <w:t xml:space="preserve">Slide 44: Lab 12: a RAG assistant and a tool-using agent, measured</w:t>
-      </w:r>
-    </w:p>
-    <w:p>
-      <w:pPr>
-        <w:keepNext w:val="false"/>
-        <w:keepLines/>
-        <w:spacing w:after="140" w:line="288"/>
-      </w:pPr>
-      <w:r>
-        <w:t xml:space="preserve">The lab covers both descriptor tutorials: building and evaluating a RAG pipeline with and without retrieval, and implementing an agent that calls tools, including a calculator and search over the RAG index. The handbook is fictional, so the model cannot have memorised it. The injection test shows why guardrails belong in code. The final question asks students to design a production version, which prepares them for their projects.</w:t>
-      </w:r>
-    </w:p>
-    <w:p>
-      <w:pPr>
-        <w:pStyle w:val="ListParagraph"/>
-        <w:keepLines/>
-        <w:numPr>
-          <w:ilvl w:val="0"/>
-          <w:numId w:val="47"/>
-        </w:numPr>
-        <w:spacing w:after="80" w:line="276"/>
-      </w:pPr>
-      <w:r>
-        <w:t xml:space="preserve">Measure the model's answers to private handbook questions without documents.</w:t>
-      </w:r>
-    </w:p>
-    <w:p>
-      <w:pPr>
-        <w:pStyle w:val="ListParagraph"/>
-        <w:keepLines/>
-        <w:numPr>
-          <w:ilvl w:val="0"/>
-          <w:numId w:val="47"/>
-        </w:numPr>
-        <w:spacing w:after="80" w:line="276"/>
-      </w:pPr>
-      <w:r>
-        <w:t xml:space="preserve">Split the handbook, create vectors and index it with FAISS and Chroma.</w:t>
-      </w:r>
-    </w:p>
-    <w:p>
-      <w:pPr>
-        <w:pStyle w:val="ListParagraph"/>
-        <w:keepLines/>
-        <w:numPr>
-          <w:ilvl w:val="0"/>
-          <w:numId w:val="47"/>
-        </w:numPr>
-        <w:spacing w:after="80" w:line="276"/>
-      </w:pPr>
-      <w:r>
-        <w:t xml:space="preserve">Compare BM25, dense search, RRF hybrid search and re-ranking; calculate recall@K and MRR.</w:t>
-      </w:r>
-    </w:p>
-    <w:p>
-      <w:pPr>
-        <w:pStyle w:val="ListParagraph"/>
-        <w:keepLines/>
-        <w:numPr>
-          <w:ilvl w:val="0"/>
-          <w:numId w:val="47"/>
-        </w:numPr>
-        <w:spacing w:after="80" w:line="276"/>
-      </w:pPr>
-      <w:r>
-        <w:t xml:space="preserve">Answer from numbered sources; check accuracy, supported claims, citations and missing-evidence replies.</w:t>
-      </w:r>
-    </w:p>
-    <w:p>
-      <w:pPr>
-        <w:pStyle w:val="ListParagraph"/>
-        <w:keepLines/>
-        <w:numPr>
-          <w:ilvl w:val="0"/>
-          <w:numId w:val="47"/>
-        </w:numPr>
-        <w:spacing w:after="80" w:line="276"/>
-      </w:pPr>
-      <w:r>
-        <w:t xml:space="preserve">Trace a tool-using agent with search, calculator and simulated email; inspect approved-tool and simulated-approval checks, then an MCP scaffold.</w:t>
-      </w:r>
-    </w:p>
-    <w:p>
-      <w:pPr>
-        <w:pStyle w:val="ListParagraph"/>
-        <w:keepLines/>
-        <w:numPr>
-          <w:ilvl w:val="0"/>
-          <w:numId w:val="47"/>
-        </w:numPr>
-        <w:spacing w:after="80" w:line="276"/>
-      </w:pPr>
-      <w:r>
-        <w:rPr>
-          <w:b/>
-          <w:bCs/>
-        </w:rPr>
-        <w:t xml:space="preserve">Runtime:</w:t>
-      </w:r>
-      <w:r>
-        <w:t xml:space="preserve"> Colab T4 GPU; CPU uses a smaller model. About 5 min on a 4 GB laptop GPU after downloads.</w:t>
-      </w:r>
-    </w:p>
-    <w:p>
-      <w:pPr>
-        <w:pStyle w:val="ListParagraph"/>
-        <w:keepLines/>
-        <w:numPr>
-          <w:ilvl w:val="0"/>
-          <w:numId w:val="47"/>
-        </w:numPr>
-        <w:spacing w:after="80" w:line="276"/>
-      </w:pPr>
-      <w:r>
-        <w:rPr>
-          <w:b/>
-          <w:bCs/>
-        </w:rPr>
-        <w:t xml:space="preserve">Hand in:</w:t>
-      </w:r>
-      <w:r>
-        <w:t xml:space="preserve"> notebook with retrieval and RAG tables, agent trajectories and audit log, and three answers.</w:t>
-      </w:r>
-    </w:p>
-    <w:p>
-      <w:pPr>
-        <w:pStyle w:val="Heading2"/>
-        <w:keepNext/>
-      </w:pPr>
-      <w:r>
-        <w:t xml:space="preserve">Slide 46: Summary</w:t>
-      </w:r>
-    </w:p>
-    <w:p>
-      <w:pPr>
-        <w:keepNext w:val="false"/>
-        <w:keepLines/>
-        <w:spacing w:after="140" w:line="288"/>
-      </w:pPr>
-      <w:r>
-        <w:t xml:space="preserve">The six cards on the slide condense these eight summary points. Students should be able to draw the RAG pipeline, justify each design choice with a metric, explain the agent loop and function calling, distinguish workflows from agents, and design guardrails that do not rely on the model obeying its instructions. This completes the technical content of the module; the remaining sessions focus on the projects, which will combine RAG or agents with the deployment practices from week 11.</w:t>
-      </w:r>
-    </w:p>
-    <w:p>
-      <w:pPr>
-        <w:pStyle w:val="ListParagraph"/>
-        <w:keepLines/>
-        <w:numPr>
-          <w:ilvl w:val="0"/>
-          <w:numId w:val="48"/>
-        </w:numPr>
-        <w:spacing w:after="80" w:line="276"/>
-      </w:pPr>
-      <w:r>
-        <w:t xml:space="preserve">A model may lack your facts; RAG supplies searched sources at question time.</w:t>
-      </w:r>
-    </w:p>
-    <w:p>
-      <w:pPr>
-        <w:pStyle w:val="ListParagraph"/>
-        <w:keepLines/>
-        <w:numPr>
-          <w:ilvl w:val="0"/>
-          <w:numId w:val="48"/>
-        </w:numPr>
-        <w:spacing w:after="80" w:line="276"/>
-      </w:pPr>
-      <w:r>
-        <w:t xml:space="preserve">Prepare documents as chunks with vectors, source IDs and permissions.</w:t>
-      </w:r>
-    </w:p>
-    <w:p>
-      <w:pPr>
-        <w:pStyle w:val="ListParagraph"/>
-        <w:keepLines/>
-        <w:numPr>
-          <w:ilvl w:val="0"/>
-          <w:numId w:val="48"/>
-        </w:numPr>
-        <w:spacing w:after="80" w:line="276"/>
-      </w:pPr>
-      <w:r>
-        <w:t xml:space="preserve">Compare keyword and meaning-based search; combine and re-rank when tests justify it.</w:t>
-      </w:r>
-    </w:p>
-    <w:p>
-      <w:pPr>
-        <w:pStyle w:val="ListParagraph"/>
-        <w:keepLines/>
-        <w:numPr>
-          <w:ilvl w:val="0"/>
-          <w:numId w:val="48"/>
-        </w:numPr>
-        <w:spacing w:after="80" w:line="276"/>
-      </w:pPr>
-      <w:r>
-        <w:t xml:space="preserve">Answer from evidence, cite it, and decline when the answer is absent.</w:t>
-      </w:r>
-    </w:p>
-    <w:p>
-      <w:pPr>
-        <w:pStyle w:val="ListParagraph"/>
-        <w:keepLines/>
-        <w:numPr>
-          <w:ilvl w:val="0"/>
-          <w:numId w:val="48"/>
-        </w:numPr>
-        <w:spacing w:after="80" w:line="276"/>
-      </w:pPr>
-      <w:r>
-        <w:t xml:space="preserve">Test retrieval separately from answer relevance, correctness and supported claims.</w:t>
-      </w:r>
-    </w:p>
-    <w:p>
-      <w:pPr>
-        <w:pStyle w:val="ListParagraph"/>
-        <w:keepLines/>
-        <w:numPr>
-          <w:ilvl w:val="0"/>
-          <w:numId w:val="48"/>
-        </w:numPr>
-        <w:spacing w:after="80" w:line="276"/>
-      </w:pPr>
-      <w:r>
-        <w:t xml:space="preserve">An agent proposes steps and tool calls; your code controls execution.</w:t>
-      </w:r>
-    </w:p>
-    <w:p>
-      <w:pPr>
-        <w:pStyle w:val="ListParagraph"/>
-        <w:keepLines/>
-        <w:numPr>
-          <w:ilvl w:val="0"/>
-          <w:numId w:val="48"/>
-        </w:numPr>
-        <w:spacing w:after="80" w:line="276"/>
-      </w:pPr>
-      <w:r>
-        <w:t xml:space="preserve">MCP standardises tool connections; fixed workflows often suit predictable tasks.</w:t>
-      </w:r>
-    </w:p>
-    <w:p>
-      <w:pPr>
-        <w:pStyle w:val="ListParagraph"/>
-        <w:keepLines/>
-        <w:numPr>
-          <w:ilvl w:val="0"/>
-          <w:numId w:val="48"/>
-        </w:numPr>
-        <w:spacing w:after="80" w:line="276"/>
-      </w:pPr>
-      <w:r>
-        <w:t xml:space="preserve">Limit access, validate actions, require appropriate approval and keep an audit trail.</w:t>
-      </w:r>
-    </w:p>
-    <w:p>
-      <w:pPr>
-        <w:pStyle w:val="Heading2"/>
-        <w:keepNext/>
-      </w:pPr>
-      <w:r>
-        <w:t xml:space="preserve">Slide 45: Resources</w:t>
-      </w:r>
-    </w:p>
-    <w:p>
-      <w:pPr>
-        <w:keepNext w:val="false"/>
-        <w:keepLines/>
-        <w:spacing w:after="140" w:line="288"/>
-      </w:pPr>
-      <w:r>
-        <w:t xml:space="preserve">The RAG and ReAct papers are the foundations. Anthropic's two engineering posts are practical guides to agent design and retrieval quality. OpenAI's function-calling guide explains tool schemas; Google's Gemini function-calling guide is equivalent. The Hugging Face Agents course and Microsoft's AI Agents for Beginners are free, hands-on courses. The Model Context Protocol site has the specification and SDKs. Ozdemir's Quick Start Guide to Large Language Models, chapters on semantic search and retrieval, is the textbook reading. See the source-verification report for the latest checks and access limitations.</w:t>
-      </w:r>
-    </w:p>
-    <w:p>
-      <w:pPr>
-        <w:pStyle w:val="ListParagraph"/>
-        <w:keepLines/>
-        <w:numPr>
-          <w:ilvl w:val="0"/>
-          <w:numId w:val="49"/>
-        </w:numPr>
-        <w:spacing w:after="80" w:line="276"/>
-      </w:pPr>
-      <w:r>
-        <w:rPr>
-          <w:b/>
-          <w:bCs/>
-        </w:rPr>
-        <w:t xml:space="preserve">Paper:</w:t>
-      </w:r>
-      <w:r>
-        <w:t xml:space="preserve"> </w:t>
-      </w:r>
-      <w:hyperlink w:history="1" r:id="rId9n-3senjpgicazvbtw6pa">
-        <w:r>
-          <w:rPr>
-            <w:color w:val="4F46E5"/>
-            <w:u w:val="single"/>
-          </w:rPr>
-          <w:t xml:space="preserve">Lewis et al. (2020) Retrieval-Augmented Generation</w:t>
-        </w:r>
-      </w:hyperlink>
-      <w:r>
-        <w:t xml:space="preserve">. The original RAG paper.</w:t>
-      </w:r>
-    </w:p>
-    <w:p>
-      <w:pPr>
-        <w:pStyle w:val="ListParagraph"/>
-        <w:keepLines/>
-        <w:numPr>
-          <w:ilvl w:val="0"/>
-          <w:numId w:val="49"/>
-        </w:numPr>
-        <w:spacing w:after="80" w:line="276"/>
-      </w:pPr>
-      <w:r>
-        <w:rPr>
-          <w:b/>
-          <w:bCs/>
-        </w:rPr>
-        <w:t xml:space="preserve">Paper:</w:t>
-      </w:r>
-      <w:r>
-        <w:t xml:space="preserve"> </w:t>
-      </w:r>
-      <w:hyperlink w:history="1" r:id="rId8xc4s1gvnftdjvpimdkkt">
-        <w:r>
-          <w:rPr>
-            <w:color w:val="4F46E5"/>
-            <w:u w:val="single"/>
-          </w:rPr>
-          <w:t xml:space="preserve">Yao et al. (2022) ReAct</w:t>
-        </w:r>
-      </w:hyperlink>
-      <w:r>
-        <w:t xml:space="preserve">. Reasoning and acting with tools.</w:t>
-      </w:r>
-    </w:p>
-    <w:p>
-      <w:pPr>
-        <w:pStyle w:val="ListParagraph"/>
-        <w:keepLines/>
-        <w:numPr>
-          <w:ilvl w:val="0"/>
-          <w:numId w:val="49"/>
-        </w:numPr>
-        <w:spacing w:after="80" w:line="276"/>
-      </w:pPr>
-      <w:r>
-        <w:rPr>
-          <w:b/>
-          <w:bCs/>
-        </w:rPr>
-        <w:t xml:space="preserve">Reference:</w:t>
-      </w:r>
-      <w:r>
-        <w:t xml:space="preserve"> </w:t>
-      </w:r>
-      <w:hyperlink w:history="1" r:id="rId3ggr8yfts10-qry6-r7ru">
-        <w:r>
-          <w:rPr>
-            <w:color w:val="4F46E5"/>
-            <w:u w:val="single"/>
-          </w:rPr>
-          <w:t xml:space="preserve">Anthropic: Building effective agents</w:t>
-        </w:r>
-      </w:hyperlink>
-      <w:r>
-        <w:t xml:space="preserve">. Workflows vs agents.</w:t>
-      </w:r>
-    </w:p>
-    <w:p>
-      <w:pPr>
-        <w:pStyle w:val="ListParagraph"/>
-        <w:keepLines/>
-        <w:numPr>
-          <w:ilvl w:val="0"/>
-          <w:numId w:val="49"/>
-        </w:numPr>
-        <w:spacing w:after="80" w:line="276"/>
-      </w:pPr>
-      <w:r>
-        <w:rPr>
-          <w:b/>
-          <w:bCs/>
-        </w:rPr>
-        <w:t xml:space="preserve">Reference:</w:t>
-      </w:r>
-      <w:r>
-        <w:t xml:space="preserve"> </w:t>
-      </w:r>
-      <w:hyperlink w:history="1" r:id="rIdjrg9mormtlwmy6r0mm_fm">
-        <w:r>
-          <w:rPr>
-            <w:color w:val="4F46E5"/>
-            <w:u w:val="single"/>
-          </w:rPr>
-          <w:t xml:space="preserve">Anthropic: Contextual retrieval</w:t>
-        </w:r>
-      </w:hyperlink>
-      <w:r>
-        <w:t xml:space="preserve">. Improving RAG retrieval.</w:t>
-      </w:r>
-    </w:p>
-    <w:p>
-      <w:pPr>
-        <w:pStyle w:val="ListParagraph"/>
-        <w:keepLines/>
-        <w:numPr>
-          <w:ilvl w:val="0"/>
-          <w:numId w:val="49"/>
-        </w:numPr>
-        <w:spacing w:after="80" w:line="276"/>
-      </w:pPr>
-      <w:r>
-        <w:rPr>
-          <w:b/>
-          <w:bCs/>
-        </w:rPr>
-        <w:t xml:space="preserve">Reference:</w:t>
-      </w:r>
-      <w:r>
-        <w:t xml:space="preserve"> </w:t>
-      </w:r>
-      <w:hyperlink w:history="1" r:id="rIddegwumlvtkuohfurrcfjs">
-        <w:r>
-          <w:rPr>
-            <w:color w:val="4F46E5"/>
-            <w:u w:val="single"/>
-          </w:rPr>
-          <w:t xml:space="preserve">OpenAI: Function calling</w:t>
-        </w:r>
-      </w:hyperlink>
-      <w:r>
-        <w:t xml:space="preserve">. Tool use with the API.</w:t>
-      </w:r>
-    </w:p>
-    <w:p>
-      <w:pPr>
-        <w:pStyle w:val="ListParagraph"/>
-        <w:keepLines/>
-        <w:numPr>
-          <w:ilvl w:val="0"/>
-          <w:numId w:val="49"/>
-        </w:numPr>
-        <w:spacing w:after="80" w:line="276"/>
-      </w:pPr>
-      <w:r>
-        <w:rPr>
-          <w:b/>
-          <w:bCs/>
-        </w:rPr>
-        <w:t xml:space="preserve">Course:</w:t>
-      </w:r>
-      <w:r>
-        <w:t xml:space="preserve"> </w:t>
-      </w:r>
-      <w:hyperlink w:history="1" r:id="rIdwhoi9zszmfeizagljedo5">
-        <w:r>
-          <w:rPr>
-            <w:color w:val="4F46E5"/>
-            <w:u w:val="single"/>
-          </w:rPr>
-          <w:t xml:space="preserve">Hugging Face AI Agents Course</w:t>
-        </w:r>
-      </w:hyperlink>
-      <w:r>
-        <w:t xml:space="preserve">. Free course on agents.</w:t>
-      </w:r>
-    </w:p>
-    <w:p>
-      <w:pPr>
-        <w:pStyle w:val="ListParagraph"/>
-        <w:keepLines/>
-        <w:numPr>
-          <w:ilvl w:val="0"/>
-          <w:numId w:val="49"/>
-        </w:numPr>
-        <w:spacing w:after="80" w:line="276"/>
-      </w:pPr>
-      <w:r>
-        <w:rPr>
-          <w:b/>
-          <w:bCs/>
-        </w:rPr>
-        <w:t xml:space="preserve">Course:</w:t>
-      </w:r>
-      <w:r>
-        <w:t xml:space="preserve"> </w:t>
-      </w:r>
-      <w:hyperlink w:history="1" r:id="rIdqur0schzg1e6zcq_1_imo">
-        <w:r>
-          <w:rPr>
-            <w:color w:val="4F46E5"/>
-            <w:u w:val="single"/>
-          </w:rPr>
-          <w:t xml:space="preserve">Microsoft: AI Agents for Beginners</w:t>
-        </w:r>
-      </w:hyperlink>
-      <w:r>
-        <w:t xml:space="preserve">. Lessons with code.</w:t>
-      </w:r>
-    </w:p>
-    <w:p>
-      <w:pPr>
-        <w:pStyle w:val="ListParagraph"/>
-        <w:keepLines/>
-        <w:numPr>
-          <w:ilvl w:val="0"/>
-          <w:numId w:val="49"/>
-        </w:numPr>
-        <w:spacing w:after="80" w:line="276"/>
-      </w:pPr>
-      <w:r>
-        <w:rPr>
-          <w:b/>
-          <w:bCs/>
-        </w:rPr>
-        <w:t xml:space="preserve">Reference:</w:t>
-      </w:r>
-      <w:r>
-        <w:t xml:space="preserve"> </w:t>
-      </w:r>
-      <w:hyperlink w:history="1" r:id="rIdbijwnjj3ls-kxdzwfd7ai">
-        <w:r>
-          <w:rPr>
-            <w:color w:val="4F46E5"/>
-            <w:u w:val="single"/>
-          </w:rPr>
-          <w:t xml:space="preserve">Model Context Protocol</w:t>
-        </w:r>
-      </w:hyperlink>
-      <w:r>
-        <w:t xml:space="preserve">. Specification and SDKs.</w:t>
-      </w:r>
-    </w:p>
-    <w:p>
-      <w:pPr>
-        <w:pStyle w:val="Heading1"/>
-        <w:keepNext/>
-      </w:pPr>
-      <w:r>
-        <w:t xml:space="preserve">Complete code illustrations</w:t>
-      </w:r>
-    </w:p>
-    <w:p>
-      <w:pPr>
-        <w:keepNext w:val="false"/>
-        <w:keepLines/>
-        <w:spacing w:after="140" w:line="288"/>
-      </w:pPr>
-      <w:r>
-        <w:t xml:space="preserve">These longer illustrations require the definitions and imports supplied by the lab. They explain the pattern; use the notebook for the executable version.</w:t>
-      </w:r>
-    </w:p>
-    <w:p>
-      <w:pPr>
-        <w:keepNext w:val="false"/>
-        <w:keepLines/>
-        <w:spacing w:after="140" w:line="288"/>
-      </w:pPr>
-      <w:r>
-        <w:t xml:space="preserve">This generic illustration can process several proposed calls in a turn. The classroom notebook deliberately handles one call per turn, then lets the model read that observation before proposing another.</w:t>
-      </w:r>
-    </w:p>
-    <w:p>
-      <w:pPr>
-        <w:pStyle w:val="Heading2"/>
-        <w:keepNext/>
-      </w:pPr>
-      <w:r>
-        <w:t xml:space="preserve">Function calling: tools are described, the model proposes, your code executes</w:t>
-      </w:r>
-    </w:p>
-    <w:tbl>
-      <w:tblPr>
-        <w:tblW w:type="dxa" w:w="9412"/>
-        <w:tblBorders>
-          <w:top w:val="single" w:color="auto" w:sz="4"/>
-          <w:left w:val="single" w:color="auto" w:sz="4"/>
-          <w:bottom w:val="single" w:color="auto" w:sz="4"/>
-          <w:right w:val="single" w:color="auto" w:sz="4"/>
-          <w:insideH w:val="single" w:color="auto" w:sz="4"/>
-          <w:insideV w:val="single" w:color="auto" w:sz="4"/>
-        </w:tblBorders>
-        <w:tblLayout w:type="fixed"/>
-      </w:tblPr>
-      <w:tblGrid>
-        <w:gridCol w:w="9412"/>
-      </w:tblGrid>
-      <w:tr>
-        <w:trPr>
-          <w:cantSplit/>
-        </w:trPr>
-        <w:tc>
-          <w:tcPr>
-            <w:tcW w:type="dxa" w:w="9412"/>
-            <w:tcBorders>
-              <w:top w:val="none" w:color="FFFFFF" w:sz="0"/>
-              <w:left w:val="none" w:color="FFFFFF" w:sz="0"/>
-              <w:bottom w:val="none" w:color="FFFFFF" w:sz="0"/>
-              <w:right w:val="none" w:color="FFFFFF" w:sz="0"/>
-            </w:tcBorders>
-            <w:shd w:fill="F3F4F6" w:color="auto" w:val="clear"/>
-            <w:tcMar>
-              <w:top w:type="dxa" w:w="80"/>
-              <w:left w:type="dxa" w:w="120"/>
-              <w:bottom w:type="dxa" w:w="80"/>
-              <w:right w:type="dxa" w:w="120"/>
-            </w:tcMar>
-            <w:vAlign w:val="top"/>
-          </w:tcPr>
-          <w:p>
-            <w:pPr>
-              <w:spacing w:after="0" w:line="252"/>
-            </w:pPr>
-            <w:r>
-              <w:rPr>
-                <w:rFonts w:ascii="Consolas" w:cs="Consolas" w:eastAsia="Consolas" w:hAnsi="Consolas"/>
-                <w:color w:val="1F2937"/>
-                <w:sz w:val="18"/>
-                <w:szCs w:val="18"/>
-              </w:rPr>
-              <w:t xml:space="preserve">def calculator(expression: str) -&gt; str:</w:t>
-            </w:r>
-          </w:p>
-          <w:p>
-            <w:pPr>
-              <w:spacing w:after="0" w:line="252"/>
-            </w:pPr>
-            <w:r>
-              <w:rPr>
-                <w:rFonts w:ascii="Consolas" w:cs="Consolas" w:eastAsia="Consolas" w:hAnsi="Consolas"/>
-                <w:color w:val="1F2937"/>
-                <w:sz w:val="18"/>
-                <w:szCs w:val="18"/>
-              </w:rPr>
-              <w:t xml:space="preserve">    """Evaluate an arithmetic expression such as '(15 + 3) * 2'."""</w:t>
-            </w:r>
-          </w:p>
-          <w:p>
-            <w:pPr>
-              <w:spacing w:after="0" w:line="252"/>
-            </w:pPr>
-            <w:r>
-              <w:rPr>
-                <w:rFonts w:ascii="Consolas" w:cs="Consolas" w:eastAsia="Consolas" w:hAnsi="Consolas"/>
-                <w:color w:val="1F2937"/>
-                <w:sz w:val="18"/>
-                <w:szCs w:val="18"/>
-              </w:rPr>
-              <w:t xml:space="preserve">    ...</w:t>
-            </w:r>
-          </w:p>
-          <w:p>
-            <w:pPr>
-              <w:spacing w:after="0" w:line="252"/>
-            </w:pPr>
-            <w:r>
-              <w:rPr>
-                <w:rFonts w:ascii="Consolas" w:cs="Consolas" w:eastAsia="Consolas" w:hAnsi="Consolas"/>
-                <w:color w:val="1F2937"/>
-                <w:sz w:val="18"/>
-                <w:szCs w:val="18"/>
-              </w:rPr>
-              <w:t xml:space="preserve"> </w:t>
-            </w:r>
-          </w:p>
-          <w:p>
-            <w:pPr>
-              <w:spacing w:after="0" w:line="252"/>
-            </w:pPr>
-            <w:r>
-              <w:rPr>
-                <w:rFonts w:ascii="Consolas" w:cs="Consolas" w:eastAsia="Consolas" w:hAnsi="Consolas"/>
-                <w:color w:val="1F2937"/>
-                <w:sz w:val="18"/>
-                <w:szCs w:val="18"/>
-              </w:rPr>
-              <w:t xml:space="preserve">TOOLS = {"search_handbook": search_handbook, "calculator": calculator}</w:t>
-            </w:r>
-          </w:p>
-          <w:p>
-            <w:pPr>
-              <w:spacing w:after="0" w:line="252"/>
-            </w:pPr>
-            <w:r>
-              <w:rPr>
-                <w:rFonts w:ascii="Consolas" w:cs="Consolas" w:eastAsia="Consolas" w:hAnsi="Consolas"/>
-                <w:color w:val="1F2937"/>
-                <w:sz w:val="18"/>
-                <w:szCs w:val="18"/>
-              </w:rPr>
-              <w:t xml:space="preserve"> </w:t>
-            </w:r>
-          </w:p>
-          <w:p>
-            <w:pPr>
-              <w:spacing w:after="0" w:line="252"/>
-            </w:pPr>
-            <w:r>
-              <w:rPr>
-                <w:rFonts w:ascii="Consolas" w:cs="Consolas" w:eastAsia="Consolas" w:hAnsi="Consolas"/>
-                <w:color w:val="1F2937"/>
-                <w:sz w:val="18"/>
-                <w:szCs w:val="18"/>
-              </w:rPr>
-              <w:t xml:space="preserve">for step in range(MAX_STEPS):</w:t>
-            </w:r>
-          </w:p>
-          <w:p>
-            <w:pPr>
-              <w:spacing w:after="0" w:line="252"/>
-            </w:pPr>
-            <w:r>
-              <w:rPr>
-                <w:rFonts w:ascii="Consolas" w:cs="Consolas" w:eastAsia="Consolas" w:hAnsi="Consolas"/>
-                <w:color w:val="1F2937"/>
-                <w:sz w:val="18"/>
-                <w:szCs w:val="18"/>
-              </w:rPr>
-              <w:t xml:space="preserve">    reply = llm(messages, tools=list(TOOLS.values()))  # schemas from docstrings</w:t>
-            </w:r>
-          </w:p>
-          <w:p>
-            <w:pPr>
-              <w:spacing w:after="0" w:line="252"/>
-            </w:pPr>
-            <w:r>
-              <w:rPr>
-                <w:rFonts w:ascii="Consolas" w:cs="Consolas" w:eastAsia="Consolas" w:hAnsi="Consolas"/>
-                <w:color w:val="1F2937"/>
-                <w:sz w:val="18"/>
-                <w:szCs w:val="18"/>
-              </w:rPr>
-              <w:t xml:space="preserve">    calls = parse_tool_calls(reply)       # e.g. {"name": ..., "arguments": {...}}</w:t>
-            </w:r>
-          </w:p>
-          <w:p>
-            <w:pPr>
-              <w:spacing w:after="0" w:line="252"/>
-            </w:pPr>
-            <w:r>
-              <w:rPr>
-                <w:rFonts w:ascii="Consolas" w:cs="Consolas" w:eastAsia="Consolas" w:hAnsi="Consolas"/>
-                <w:color w:val="1F2937"/>
-                <w:sz w:val="18"/>
-                <w:szCs w:val="18"/>
-              </w:rPr>
-              <w:t xml:space="preserve">    if not calls:</w:t>
-            </w:r>
-          </w:p>
-          <w:p>
-            <w:pPr>
-              <w:spacing w:after="0" w:line="252"/>
-            </w:pPr>
-            <w:r>
-              <w:rPr>
-                <w:rFonts w:ascii="Consolas" w:cs="Consolas" w:eastAsia="Consolas" w:hAnsi="Consolas"/>
-                <w:color w:val="1F2937"/>
-                <w:sz w:val="18"/>
-                <w:szCs w:val="18"/>
-              </w:rPr>
-              <w:t xml:space="preserve">        return reply                      # final answer</w:t>
-            </w:r>
-          </w:p>
-          <w:p>
-            <w:pPr>
-              <w:spacing w:after="0" w:line="252"/>
-            </w:pPr>
-            <w:r>
-              <w:rPr>
-                <w:rFonts w:ascii="Consolas" w:cs="Consolas" w:eastAsia="Consolas" w:hAnsi="Consolas"/>
-                <w:color w:val="1F2937"/>
-                <w:sz w:val="18"/>
-                <w:szCs w:val="18"/>
-              </w:rPr>
-              <w:t xml:space="preserve">    for call in calls:</w:t>
-            </w:r>
-          </w:p>
-          <w:p>
-            <w:pPr>
-              <w:spacing w:after="0" w:line="252"/>
-            </w:pPr>
-            <w:r>
-              <w:rPr>
-                <w:rFonts w:ascii="Consolas" w:cs="Consolas" w:eastAsia="Consolas" w:hAnsi="Consolas"/>
-                <w:color w:val="1F2937"/>
-                <w:sz w:val="18"/>
-                <w:szCs w:val="18"/>
-              </w:rPr>
-              <w:t xml:space="preserve">        result = execute(call)            # allowlist, validation, approval</w:t>
-            </w:r>
-          </w:p>
-          <w:p>
-            <w:pPr>
-              <w:spacing w:after="0" w:line="252"/>
-            </w:pPr>
-            <w:r>
-              <w:rPr>
-                <w:rFonts w:ascii="Consolas" w:cs="Consolas" w:eastAsia="Consolas" w:hAnsi="Consolas"/>
-                <w:color w:val="1F2937"/>
-                <w:sz w:val="18"/>
-                <w:szCs w:val="18"/>
-              </w:rPr>
-              <w:t xml:space="preserve">        messages.append({"role": "tool", "name": call["name"], "content": result})</w:t>
-            </w:r>
-          </w:p>
-        </w:tc>
-      </w:tr>
-    </w:tbl>
-    <w:p>
-      <w:pPr>
-        <w:spacing w:after="120"/>
-      </w:pPr>
-    </w:p>
-    <w:p>
-      <w:pPr>
-        <w:pStyle w:val="Heading1"/>
-        <w:keepNext/>
-      </w:pPr>
-      <w:r>
-        <w:t xml:space="preserve">Class recap</w:t>
-      </w:r>
-    </w:p>
-    <w:p>
-      <w:pPr>
-        <w:pStyle w:val="ListParagraph"/>
-        <w:keepLines/>
-        <w:numPr>
-          <w:ilvl w:val="0"/>
-          <w:numId w:val="50"/>
-        </w:numPr>
-        <w:spacing w:after="80" w:line="276"/>
-      </w:pPr>
-      <w:r>
-        <w:t xml:space="preserve">RAG supplies searched context without weight updates.</w:t>
-      </w:r>
-    </w:p>
-    <w:p>
-      <w:pPr>
-        <w:pStyle w:val="ListParagraph"/>
-        <w:keepLines/>
-        <w:numPr>
-          <w:ilvl w:val="0"/>
-          <w:numId w:val="50"/>
-        </w:numPr>
-        <w:spacing w:after="80" w:line="276"/>
-      </w:pPr>
-      <w:r>
-        <w:t xml:space="preserve">Keep chunks, source IDs and permissions together.</w:t>
-      </w:r>
-    </w:p>
-    <w:p>
-      <w:pPr>
-        <w:pStyle w:val="ListParagraph"/>
-        <w:keepLines/>
-        <w:numPr>
-          <w:ilvl w:val="0"/>
-          <w:numId w:val="50"/>
-        </w:numPr>
-        <w:spacing w:after="80" w:line="276"/>
-      </w:pPr>
-      <w:r>
-        <w:t xml:space="preserve">Test retrieval separately from evidence use.</w:t>
-      </w:r>
-    </w:p>
-    <w:p>
-      <w:pPr>
-        <w:pStyle w:val="ListParagraph"/>
-        <w:keepLines/>
-        <w:numPr>
-          <w:ilvl w:val="0"/>
-          <w:numId w:val="50"/>
-        </w:numPr>
-        <w:spacing w:after="80" w:line="276"/>
-      </w:pPr>
-      <w:r>
-        <w:t xml:space="preserve">Check citations; decline missing evidence.</w:t>
-      </w:r>
-    </w:p>
-    <w:p>
-      <w:pPr>
-        <w:pStyle w:val="ListParagraph"/>
-        <w:keepLines/>
-        <w:numPr>
-          <w:ilvl w:val="0"/>
-          <w:numId w:val="50"/>
-        </w:numPr>
-        <w:spacing w:after="80" w:line="276"/>
-      </w:pPr>
-      <w:r>
-        <w:t xml:space="preserve">Models propose actions; code executes permitted tools.</w:t>
-      </w:r>
-    </w:p>
-    <w:p>
-      <w:pPr>
-        <w:pStyle w:val="ListParagraph"/>
-        <w:keepLines/>
-        <w:numPr>
-          <w:ilvl w:val="0"/>
-          <w:numId w:val="50"/>
-        </w:numPr>
-        <w:spacing w:after="80" w:line="276"/>
-      </w:pPr>
-      <w:r>
-        <w:t xml:space="preserve">Use bounded loops, tested controls and audit records.</w:t>
-      </w:r>
-    </w:p>
-    <w:p>
-      <w:pPr>
         <w:keepNext/>
         <w:spacing w:after="60" w:before="160"/>
         <w:jc w:val="center"/>
@@ -20711,9 +18233,9 @@
       <w:r>
         <w:drawing>
           <wp:inline distT="0" distB="0" distL="0" distR="0">
-            <wp:extent cx="5334000" cy="2266950"/>
+            <wp:extent cx="5334000" cy="1162050"/>
             <wp:effectExtent t="0" r="0" b="0" l="0"/>
-            <wp:docPr id="17" name="Week 12: evidence and controlled tools" descr="Week 12: evidence and controlled tools" title="Week 12: evidence and controlled tools"/>
+            <wp:docPr id="17" name="Guardrails for RAG and agents" descr="Guardrails for RAG and agents" title="Guardrails for RAG and agents"/>
             <wp:cNvGraphicFramePr>
               <a:graphicFrameLocks xmlns:a="http://schemas.openxmlformats.org/drawingml/2006/main" noChangeAspect="1"/>
             </wp:cNvGraphicFramePr>
@@ -20736,6 +18258,2493 @@
                   <pic:spPr bwMode="auto">
                     <a:xfrm>
                       <a:off x="0" y="0"/>
+                      <a:ext cx="5334000" cy="1162050"/>
+                    </a:xfrm>
+                    <a:prstGeom prst="rect">
+                      <a:avLst/>
+                    </a:prstGeom>
+                  </pic:spPr>
+                </pic:pic>
+              </a:graphicData>
+            </a:graphic>
+          </wp:inline>
+        </w:drawing>
+      </w:r>
+    </w:p>
+    <w:p>
+      <w:pPr>
+        <w:spacing w:after="200"/>
+        <w:jc w:val="center"/>
+      </w:pPr>
+      <w:r>
+        <w:rPr>
+          <w:i/>
+          <w:iCs/>
+          <w:color w:val="6B7280"/>
+          <w:sz w:val="19"/>
+          <w:szCs w:val="19"/>
+        </w:rPr>
+        <w:t xml:space="preserve">Guardrails for RAG and agents</w:t>
+      </w:r>
+    </w:p>
+    <w:p>
+      <w:pPr>
+        <w:keepNext w:val="false"/>
+        <w:keepLines/>
+        <w:spacing w:after="140" w:line="288"/>
+      </w:pPr>
+      <w:r>
+        <w:t xml:space="preserve">Because no prompt can guarantee that the model ignores injected instructions, safety must come from the system design. Give agents the least privilege they need, read-only by default. Allowlist tools and validate arguments, for example permitted e-mail domains. Require human approval for actions with side effects. Limit steps, time and cost, and sandbox code execution. Log every tool call for audit and monitoring. The callout is the principle: assume the model will sometimes be fooled, and make sure being fooled cannot cause serious harm.</w:t>
+      </w:r>
+    </w:p>
+    <w:p>
+      <w:pPr>
+        <w:pStyle w:val="ListParagraph"/>
+        <w:keepLines/>
+        <w:numPr>
+          <w:ilvl w:val="0"/>
+          <w:numId w:val="45"/>
+        </w:numPr>
+        <w:spacing w:after="80" w:line="276"/>
+      </w:pPr>
+      <w:r>
+        <w:rPr>
+          <w:b/>
+          <w:bCs/>
+        </w:rPr>
+        <w:t xml:space="preserve">Permissions:</w:t>
+      </w:r>
+      <w:r>
+        <w:t xml:space="preserve"> least privilege, with read-only tools by default and no access to data the task does not need.</w:t>
+      </w:r>
+    </w:p>
+    <w:p>
+      <w:pPr>
+        <w:pStyle w:val="ListParagraph"/>
+        <w:keepLines/>
+        <w:numPr>
+          <w:ilvl w:val="0"/>
+          <w:numId w:val="45"/>
+        </w:numPr>
+        <w:spacing w:after="80" w:line="276"/>
+      </w:pPr>
+      <w:r>
+        <w:rPr>
+          <w:b/>
+          <w:bCs/>
+        </w:rPr>
+        <w:t xml:space="preserve">Validate:</w:t>
+      </w:r>
+      <w:r>
+        <w:t xml:space="preserve"> known tools only; check argument types, ranges and recipients.</w:t>
+      </w:r>
+    </w:p>
+    <w:p>
+      <w:pPr>
+        <w:pStyle w:val="ListParagraph"/>
+        <w:keepLines/>
+        <w:numPr>
+          <w:ilvl w:val="0"/>
+          <w:numId w:val="45"/>
+        </w:numPr>
+        <w:spacing w:after="80" w:line="276"/>
+      </w:pPr>
+      <w:r>
+        <w:rPr>
+          <w:b/>
+          <w:bCs/>
+        </w:rPr>
+        <w:t xml:space="preserve">Approve:</w:t>
+      </w:r>
+      <w:r>
+        <w:t xml:space="preserve"> a person approves actions with side effects, such as send, pay, delete or publish.</w:t>
+      </w:r>
+    </w:p>
+    <w:p>
+      <w:pPr>
+        <w:pStyle w:val="ListParagraph"/>
+        <w:keepLines/>
+        <w:numPr>
+          <w:ilvl w:val="0"/>
+          <w:numId w:val="45"/>
+        </w:numPr>
+        <w:spacing w:after="80" w:line="276"/>
+      </w:pPr>
+      <w:r>
+        <w:rPr>
+          <w:b/>
+          <w:bCs/>
+        </w:rPr>
+        <w:t xml:space="preserve">Limit:</w:t>
+      </w:r>
+      <w:r>
+        <w:t xml:space="preserve"> step, time and cost limits; run code in a sandbox.</w:t>
+      </w:r>
+    </w:p>
+    <w:p>
+      <w:pPr>
+        <w:pStyle w:val="ListParagraph"/>
+        <w:keepLines/>
+        <w:numPr>
+          <w:ilvl w:val="0"/>
+          <w:numId w:val="45"/>
+        </w:numPr>
+        <w:spacing w:after="80" w:line="276"/>
+      </w:pPr>
+      <w:r>
+        <w:rPr>
+          <w:b/>
+          <w:bCs/>
+        </w:rPr>
+        <w:t xml:space="preserve">Audit:</w:t>
+      </w:r>
+      <w:r>
+        <w:t xml:space="preserve"> a record of every tool call and its outcome; alerts on unusual actions.</w:t>
+      </w:r>
+    </w:p>
+    <w:p>
+      <w:pPr>
+        <w:pStyle w:val="ListParagraph"/>
+        <w:keepLines/>
+        <w:numPr>
+          <w:ilvl w:val="0"/>
+          <w:numId w:val="45"/>
+        </w:numPr>
+        <w:spacing w:after="80" w:line="276"/>
+      </w:pPr>
+      <w:r>
+        <w:t xml:space="preserve">Design for mistakes: a hostile document may influence the model, while code still limits what actions are possible.</w:t>
+      </w:r>
+    </w:p>
+    <w:p>
+      <w:pPr>
+        <w:pStyle w:val="Heading2"/>
+        <w:keepNext/>
+      </w:pPr>
+      <w:r>
+        <w:t xml:space="preserve">Slide 42: Human oversight and responsible use</w:t>
+      </w:r>
+    </w:p>
+    <w:p>
+      <w:pPr>
+        <w:keepNext w:val="false"/>
+        <w:keepLines/>
+        <w:spacing w:after="140" w:line="288"/>
+      </w:pPr>
+      <w:r>
+        <w:t xml:space="preserve">Human oversight means users can check sources and reach a person, and operators review logs and outcomes. Indexes must respect permissions and data protection: personal data in documents becomes retrievable by anyone who can query the system. Evaluation continues after launch, including red-team tests of injection. Legally, users must be told they are interacting with AI, and systems used for high-risk purposes in education or employment, such as admissions or grading decisions, face strict requirements under the EU AI Act. AI Act classification depends on intended use and the relevant rules, exceptions and dates. Educational admissions and evaluation of learning outcomes can fall within Annex III; a generic course assistant label alone does not decide classification.</w:t>
+      </w:r>
+    </w:p>
+    <w:p>
+      <w:pPr>
+        <w:pStyle w:val="ListParagraph"/>
+        <w:keepLines/>
+        <w:numPr>
+          <w:ilvl w:val="0"/>
+          <w:numId w:val="46"/>
+        </w:numPr>
+        <w:spacing w:after="80" w:line="276"/>
+      </w:pPr>
+      <w:r>
+        <w:t xml:space="preserve">Show sources that support the answer and give users a route to a person.</w:t>
+      </w:r>
+    </w:p>
+    <w:p>
+      <w:pPr>
+        <w:pStyle w:val="ListParagraph"/>
+        <w:keepLines/>
+        <w:numPr>
+          <w:ilvl w:val="0"/>
+          <w:numId w:val="46"/>
+        </w:numPr>
+        <w:spacing w:after="80" w:line="276"/>
+      </w:pPr>
+      <w:r>
+        <w:t xml:space="preserve">Apply document permissions, minimise personal data and update the index when sources change.</w:t>
+      </w:r>
+    </w:p>
+    <w:p>
+      <w:pPr>
+        <w:pStyle w:val="ListParagraph"/>
+        <w:keepLines/>
+        <w:numPr>
+          <w:ilvl w:val="0"/>
+          <w:numId w:val="46"/>
+        </w:numPr>
+        <w:spacing w:after="80" w:line="276"/>
+      </w:pPr>
+      <w:r>
+        <w:t xml:space="preserve">Test search, supported claims, missing-evidence replies and hostile instructions.</w:t>
+      </w:r>
+    </w:p>
+    <w:p>
+      <w:pPr>
+        <w:pStyle w:val="ListParagraph"/>
+        <w:keepLines/>
+        <w:numPr>
+          <w:ilvl w:val="0"/>
+          <w:numId w:val="46"/>
+        </w:numPr>
+        <w:spacing w:after="80" w:line="276"/>
+      </w:pPr>
+      <w:r>
+        <w:t xml:space="preserve">Disclose AI interaction. Admissions or grading systems may fall under the AI Act's high-risk rules; scope and dates need checking.</w:t>
+      </w:r>
+    </w:p>
+    <w:p>
+      <w:pPr>
+        <w:pStyle w:val="Heading2"/>
+        <w:keepNext/>
+      </w:pPr>
+      <w:r>
+        <w:t xml:space="preserve">Slide 44: Lab 12: a RAG assistant and a tool-using agent, measured</w:t>
+      </w:r>
+    </w:p>
+    <w:p>
+      <w:pPr>
+        <w:keepNext w:val="false"/>
+        <w:keepLines/>
+        <w:spacing w:after="140" w:line="288"/>
+      </w:pPr>
+      <w:r>
+        <w:t xml:space="preserve">The lab covers both descriptor tutorials: building and evaluating a RAG pipeline with and without retrieval, and implementing an agent that calls tools, including a calculator and search over the RAG index. The handbook is fictional, so the model cannot have memorised it. The injection test shows why guardrails belong in code. The final question asks students to design a production version, which prepares them for their projects.</w:t>
+      </w:r>
+    </w:p>
+    <w:p>
+      <w:pPr>
+        <w:pStyle w:val="ListParagraph"/>
+        <w:keepLines/>
+        <w:numPr>
+          <w:ilvl w:val="0"/>
+          <w:numId w:val="47"/>
+        </w:numPr>
+        <w:spacing w:after="80" w:line="276"/>
+      </w:pPr>
+      <w:r>
+        <w:t xml:space="preserve">Measure the model's answers to private handbook questions without documents.</w:t>
+      </w:r>
+    </w:p>
+    <w:p>
+      <w:pPr>
+        <w:pStyle w:val="ListParagraph"/>
+        <w:keepLines/>
+        <w:numPr>
+          <w:ilvl w:val="0"/>
+          <w:numId w:val="47"/>
+        </w:numPr>
+        <w:spacing w:after="80" w:line="276"/>
+      </w:pPr>
+      <w:r>
+        <w:t xml:space="preserve">Split the handbook and create vectors for NumPy exact search. FAISS and Chroma are optional database stretches.</w:t>
+      </w:r>
+    </w:p>
+    <w:p>
+      <w:pPr>
+        <w:pStyle w:val="ListParagraph"/>
+        <w:keepLines/>
+        <w:numPr>
+          <w:ilvl w:val="0"/>
+          <w:numId w:val="47"/>
+        </w:numPr>
+        <w:spacing w:after="80" w:line="276"/>
+      </w:pPr>
+      <w:r>
+        <w:t xml:space="preserve">Compare BM25, dense search and RRF hybrid search; calculate recall@K and MRR. Cross-encoder re-ranking is an optional stretch.</w:t>
+      </w:r>
+    </w:p>
+    <w:p>
+      <w:pPr>
+        <w:pStyle w:val="ListParagraph"/>
+        <w:keepLines/>
+        <w:numPr>
+          <w:ilvl w:val="0"/>
+          <w:numId w:val="47"/>
+        </w:numPr>
+        <w:spacing w:after="80" w:line="276"/>
+      </w:pPr>
+      <w:r>
+        <w:t xml:space="preserve">Answer from numbered sources; check accuracy, supported claims, citations and missing-evidence replies.</w:t>
+      </w:r>
+    </w:p>
+    <w:p>
+      <w:pPr>
+        <w:pStyle w:val="ListParagraph"/>
+        <w:keepLines/>
+        <w:numPr>
+          <w:ilvl w:val="0"/>
+          <w:numId w:val="47"/>
+        </w:numPr>
+        <w:spacing w:after="80" w:line="276"/>
+      </w:pPr>
+      <w:r>
+        <w:t xml:space="preserve">Trace a tool-using agent with search, calculator and simulated email; inspect approved-tool and simulated-approval checks, then an MCP scaffold.</w:t>
+      </w:r>
+    </w:p>
+    <w:p>
+      <w:pPr>
+        <w:pStyle w:val="ListParagraph"/>
+        <w:keepLines/>
+        <w:numPr>
+          <w:ilvl w:val="0"/>
+          <w:numId w:val="47"/>
+        </w:numPr>
+        <w:spacing w:after="80" w:line="276"/>
+      </w:pPr>
+      <w:r>
+        <w:rPr>
+          <w:b/>
+          <w:bCs/>
+        </w:rPr>
+        <w:t xml:space="preserve">CPU core:</w:t>
+      </w:r>
+      <w:r>
+        <w:t xml:space="preserve"> MiniLM passage vectors, NumPy exact search, BM25/RRF, bounded SmolLM2-135M generation and controlled tools. The full local CPU core measured 1.9 minutes on 11 October 2026 using 4 threads; installation, downloads, widgets and optional stretch/API calls are excluded. This is not a Colab timing. GPU and API spending are optional. Separate database and cross-encoder demonstrations are stretches. Archived GPU measurements keep their original model/settings and metric definitions. </w:t>
+      </w:r>
+      <w:r>
+        <w:rPr>
+          <w:b/>
+          <w:bCs/>
+        </w:rPr>
+        <w:t xml:space="preserve">Hand-in:</w:t>
+      </w:r>
+      <w:r>
+        <w:t xml:space="preserve"> actual retrieval/answer evidence tables, mode-labelled trajectories, success/resource metrics, audit and written explanations.</w:t>
+      </w:r>
+    </w:p>
+    <w:p>
+      <w:pPr>
+        <w:pStyle w:val="ListParagraph"/>
+        <w:keepLines/>
+        <w:numPr>
+          <w:ilvl w:val="0"/>
+          <w:numId w:val="47"/>
+        </w:numPr>
+        <w:spacing w:after="80" w:line="276"/>
+      </w:pPr>
+      <w:r>
+        <w:rPr>
+          <w:b/>
+          <w:bCs/>
+        </w:rPr>
+        <w:t xml:space="preserve">Hand in:</w:t>
+      </w:r>
+      <w:r>
+        <w:t xml:space="preserve"> notebook with retrieval and RAG tables, agent trajectories and audit log, and three answers.</w:t>
+      </w:r>
+    </w:p>
+    <w:p>
+      <w:pPr>
+        <w:pStyle w:val="Heading2"/>
+        <w:keepNext/>
+      </w:pPr>
+      <w:r>
+        <w:t xml:space="preserve">Slide 46: Summary</w:t>
+      </w:r>
+    </w:p>
+    <w:p>
+      <w:pPr>
+        <w:keepNext w:val="false"/>
+        <w:keepLines/>
+        <w:spacing w:after="140" w:line="288"/>
+      </w:pPr>
+      <w:r>
+        <w:t xml:space="preserve">The six cards on the slide condense these eight summary points. Students should be able to draw the RAG pipeline, justify each design choice with a metric, explain the agent loop and function calling, distinguish workflows from agents, and design guardrails that do not rely on the model obeying its instructions. This completes the technical content of the module; the remaining sessions focus on the projects, which will combine RAG or agents with the deployment practices from week 11.</w:t>
+      </w:r>
+    </w:p>
+    <w:p>
+      <w:pPr>
+        <w:pStyle w:val="ListParagraph"/>
+        <w:keepLines/>
+        <w:numPr>
+          <w:ilvl w:val="0"/>
+          <w:numId w:val="48"/>
+        </w:numPr>
+        <w:spacing w:after="80" w:line="276"/>
+      </w:pPr>
+      <w:r>
+        <w:t xml:space="preserve">A model may lack your facts; RAG supplies searched sources at question time.</w:t>
+      </w:r>
+    </w:p>
+    <w:p>
+      <w:pPr>
+        <w:pStyle w:val="ListParagraph"/>
+        <w:keepLines/>
+        <w:numPr>
+          <w:ilvl w:val="0"/>
+          <w:numId w:val="48"/>
+        </w:numPr>
+        <w:spacing w:after="80" w:line="276"/>
+      </w:pPr>
+      <w:r>
+        <w:t xml:space="preserve">Prepare documents as chunks with vectors, source IDs and permissions.</w:t>
+      </w:r>
+    </w:p>
+    <w:p>
+      <w:pPr>
+        <w:pStyle w:val="ListParagraph"/>
+        <w:keepLines/>
+        <w:numPr>
+          <w:ilvl w:val="0"/>
+          <w:numId w:val="48"/>
+        </w:numPr>
+        <w:spacing w:after="80" w:line="276"/>
+      </w:pPr>
+      <w:r>
+        <w:t xml:space="preserve">Compare keyword and meaning-based search; combine and re-rank when tests justify it.</w:t>
+      </w:r>
+    </w:p>
+    <w:p>
+      <w:pPr>
+        <w:pStyle w:val="ListParagraph"/>
+        <w:keepLines/>
+        <w:numPr>
+          <w:ilvl w:val="0"/>
+          <w:numId w:val="48"/>
+        </w:numPr>
+        <w:spacing w:after="80" w:line="276"/>
+      </w:pPr>
+      <w:r>
+        <w:t xml:space="preserve">Answer from evidence, cite it, and decline when the answer is absent.</w:t>
+      </w:r>
+    </w:p>
+    <w:p>
+      <w:pPr>
+        <w:pStyle w:val="ListParagraph"/>
+        <w:keepLines/>
+        <w:numPr>
+          <w:ilvl w:val="0"/>
+          <w:numId w:val="48"/>
+        </w:numPr>
+        <w:spacing w:after="80" w:line="276"/>
+      </w:pPr>
+      <w:r>
+        <w:t xml:space="preserve">Test retrieval separately from answer relevance, correctness and supported claims.</w:t>
+      </w:r>
+    </w:p>
+    <w:p>
+      <w:pPr>
+        <w:pStyle w:val="ListParagraph"/>
+        <w:keepLines/>
+        <w:numPr>
+          <w:ilvl w:val="0"/>
+          <w:numId w:val="48"/>
+        </w:numPr>
+        <w:spacing w:after="80" w:line="276"/>
+      </w:pPr>
+      <w:r>
+        <w:t xml:space="preserve">An agent proposes steps and tool calls; your code controls execution.</w:t>
+      </w:r>
+    </w:p>
+    <w:p>
+      <w:pPr>
+        <w:pStyle w:val="ListParagraph"/>
+        <w:keepLines/>
+        <w:numPr>
+          <w:ilvl w:val="0"/>
+          <w:numId w:val="48"/>
+        </w:numPr>
+        <w:spacing w:after="80" w:line="276"/>
+      </w:pPr>
+      <w:r>
+        <w:t xml:space="preserve">MCP standardises tool connections; fixed workflows often suit predictable tasks.</w:t>
+      </w:r>
+    </w:p>
+    <w:p>
+      <w:pPr>
+        <w:pStyle w:val="ListParagraph"/>
+        <w:keepLines/>
+        <w:numPr>
+          <w:ilvl w:val="0"/>
+          <w:numId w:val="48"/>
+        </w:numPr>
+        <w:spacing w:after="80" w:line="276"/>
+      </w:pPr>
+      <w:r>
+        <w:t xml:space="preserve">Limit access, validate actions, require appropriate approval and keep an audit trail.</w:t>
+      </w:r>
+    </w:p>
+    <w:p>
+      <w:pPr>
+        <w:pStyle w:val="Heading2"/>
+        <w:keepNext/>
+      </w:pPr>
+      <w:r>
+        <w:t xml:space="preserve">Slide 45: Resources</w:t>
+      </w:r>
+    </w:p>
+    <w:p>
+      <w:pPr>
+        <w:keepNext w:val="false"/>
+        <w:keepLines/>
+        <w:spacing w:after="140" w:line="288"/>
+      </w:pPr>
+      <w:r>
+        <w:t xml:space="preserve">The RAG and ReAct papers are the foundations. Anthropic's two engineering posts are practical guides to agent design and retrieval quality. OpenAI's function-calling guide explains tool schemas; Google's Gemini function-calling guide is equivalent. The Hugging Face Agents course and Microsoft's AI Agents for Beginners are free, hands-on courses. The Model Context Protocol site has the specification and SDKs. Ozdemir's Quick Start Guide to Large Language Models, chapters on semantic search and retrieval, is the textbook reading. See the source-verification report for the latest checks and access limitations.</w:t>
+      </w:r>
+    </w:p>
+    <w:p>
+      <w:pPr>
+        <w:pStyle w:val="ListParagraph"/>
+        <w:keepLines/>
+        <w:numPr>
+          <w:ilvl w:val="0"/>
+          <w:numId w:val="49"/>
+        </w:numPr>
+        <w:spacing w:after="80" w:line="276"/>
+      </w:pPr>
+      <w:r>
+        <w:rPr>
+          <w:b/>
+          <w:bCs/>
+        </w:rPr>
+        <w:t xml:space="preserve">Paper:</w:t>
+      </w:r>
+      <w:r>
+        <w:t xml:space="preserve"> </w:t>
+      </w:r>
+      <w:hyperlink w:history="1" r:id="rIdp0nioda4y2nebvbks5ajj">
+        <w:r>
+          <w:rPr>
+            <w:color w:val="4F46E5"/>
+            <w:u w:val="single"/>
+          </w:rPr>
+          <w:t xml:space="preserve">Lewis et al. (2020) Retrieval-Augmented Generation</w:t>
+        </w:r>
+      </w:hyperlink>
+      <w:r>
+        <w:t xml:space="preserve">. The original RAG paper.</w:t>
+      </w:r>
+    </w:p>
+    <w:p>
+      <w:pPr>
+        <w:pStyle w:val="ListParagraph"/>
+        <w:keepLines/>
+        <w:numPr>
+          <w:ilvl w:val="0"/>
+          <w:numId w:val="49"/>
+        </w:numPr>
+        <w:spacing w:after="80" w:line="276"/>
+      </w:pPr>
+      <w:r>
+        <w:rPr>
+          <w:b/>
+          <w:bCs/>
+        </w:rPr>
+        <w:t xml:space="preserve">Paper:</w:t>
+      </w:r>
+      <w:r>
+        <w:t xml:space="preserve"> </w:t>
+      </w:r>
+      <w:hyperlink w:history="1" r:id="rIdbkm_i-sc_jer9mgjzllix">
+        <w:r>
+          <w:rPr>
+            <w:color w:val="4F46E5"/>
+            <w:u w:val="single"/>
+          </w:rPr>
+          <w:t xml:space="preserve">Yao et al. (2022) ReAct</w:t>
+        </w:r>
+      </w:hyperlink>
+      <w:r>
+        <w:t xml:space="preserve">. Reasoning and acting with tools.</w:t>
+      </w:r>
+    </w:p>
+    <w:p>
+      <w:pPr>
+        <w:pStyle w:val="ListParagraph"/>
+        <w:keepLines/>
+        <w:numPr>
+          <w:ilvl w:val="0"/>
+          <w:numId w:val="49"/>
+        </w:numPr>
+        <w:spacing w:after="80" w:line="276"/>
+      </w:pPr>
+      <w:r>
+        <w:rPr>
+          <w:b/>
+          <w:bCs/>
+        </w:rPr>
+        <w:t xml:space="preserve">Reference:</w:t>
+      </w:r>
+      <w:r>
+        <w:t xml:space="preserve"> </w:t>
+      </w:r>
+      <w:hyperlink w:history="1" r:id="rId4rgqadjxqowmaj7bnxdgo">
+        <w:r>
+          <w:rPr>
+            <w:color w:val="4F46E5"/>
+            <w:u w:val="single"/>
+          </w:rPr>
+          <w:t xml:space="preserve">Anthropic: Building effective agents</w:t>
+        </w:r>
+      </w:hyperlink>
+      <w:r>
+        <w:t xml:space="preserve">. Workflows vs agents.</w:t>
+      </w:r>
+    </w:p>
+    <w:p>
+      <w:pPr>
+        <w:pStyle w:val="ListParagraph"/>
+        <w:keepLines/>
+        <w:numPr>
+          <w:ilvl w:val="0"/>
+          <w:numId w:val="49"/>
+        </w:numPr>
+        <w:spacing w:after="80" w:line="276"/>
+      </w:pPr>
+      <w:r>
+        <w:rPr>
+          <w:b/>
+          <w:bCs/>
+        </w:rPr>
+        <w:t xml:space="preserve">Reference:</w:t>
+      </w:r>
+      <w:r>
+        <w:t xml:space="preserve"> </w:t>
+      </w:r>
+      <w:hyperlink w:history="1" r:id="rIdlaicptizbizm9kbfm51vc">
+        <w:r>
+          <w:rPr>
+            <w:color w:val="4F46E5"/>
+            <w:u w:val="single"/>
+          </w:rPr>
+          <w:t xml:space="preserve">Anthropic: Contextual retrieval</w:t>
+        </w:r>
+      </w:hyperlink>
+      <w:r>
+        <w:t xml:space="preserve">. Improving RAG retrieval.</w:t>
+      </w:r>
+    </w:p>
+    <w:p>
+      <w:pPr>
+        <w:pStyle w:val="ListParagraph"/>
+        <w:keepLines/>
+        <w:numPr>
+          <w:ilvl w:val="0"/>
+          <w:numId w:val="49"/>
+        </w:numPr>
+        <w:spacing w:after="80" w:line="276"/>
+      </w:pPr>
+      <w:r>
+        <w:rPr>
+          <w:b/>
+          <w:bCs/>
+        </w:rPr>
+        <w:t xml:space="preserve">Reference:</w:t>
+      </w:r>
+      <w:r>
+        <w:t xml:space="preserve"> </w:t>
+      </w:r>
+      <w:hyperlink w:history="1" r:id="rIdh4gzjs5sf2pflxes9sqsj">
+        <w:r>
+          <w:rPr>
+            <w:color w:val="4F46E5"/>
+            <w:u w:val="single"/>
+          </w:rPr>
+          <w:t xml:space="preserve">OpenAI: Function calling</w:t>
+        </w:r>
+      </w:hyperlink>
+      <w:r>
+        <w:t xml:space="preserve">. Tool use with the API.</w:t>
+      </w:r>
+    </w:p>
+    <w:p>
+      <w:pPr>
+        <w:pStyle w:val="ListParagraph"/>
+        <w:keepLines/>
+        <w:numPr>
+          <w:ilvl w:val="0"/>
+          <w:numId w:val="49"/>
+        </w:numPr>
+        <w:spacing w:after="80" w:line="276"/>
+      </w:pPr>
+      <w:r>
+        <w:rPr>
+          <w:b/>
+          <w:bCs/>
+        </w:rPr>
+        <w:t xml:space="preserve">Course:</w:t>
+      </w:r>
+      <w:r>
+        <w:t xml:space="preserve"> </w:t>
+      </w:r>
+      <w:hyperlink w:history="1" r:id="rId0amdrtp81ox4890vzh5tt">
+        <w:r>
+          <w:rPr>
+            <w:color w:val="4F46E5"/>
+            <w:u w:val="single"/>
+          </w:rPr>
+          <w:t xml:space="preserve">Hugging Face AI Agents Course</w:t>
+        </w:r>
+      </w:hyperlink>
+      <w:r>
+        <w:t xml:space="preserve">. Free course on agents.</w:t>
+      </w:r>
+    </w:p>
+    <w:p>
+      <w:pPr>
+        <w:pStyle w:val="ListParagraph"/>
+        <w:keepLines/>
+        <w:numPr>
+          <w:ilvl w:val="0"/>
+          <w:numId w:val="49"/>
+        </w:numPr>
+        <w:spacing w:after="80" w:line="276"/>
+      </w:pPr>
+      <w:r>
+        <w:rPr>
+          <w:b/>
+          <w:bCs/>
+        </w:rPr>
+        <w:t xml:space="preserve">Course:</w:t>
+      </w:r>
+      <w:r>
+        <w:t xml:space="preserve"> </w:t>
+      </w:r>
+      <w:hyperlink w:history="1" r:id="rIdaczdmvaxcid5mr7ooofen">
+        <w:r>
+          <w:rPr>
+            <w:color w:val="4F46E5"/>
+            <w:u w:val="single"/>
+          </w:rPr>
+          <w:t xml:space="preserve">Microsoft: AI Agents for Beginners</w:t>
+        </w:r>
+      </w:hyperlink>
+      <w:r>
+        <w:t xml:space="preserve">. Lessons with code.</w:t>
+      </w:r>
+    </w:p>
+    <w:p>
+      <w:pPr>
+        <w:pStyle w:val="ListParagraph"/>
+        <w:keepLines/>
+        <w:numPr>
+          <w:ilvl w:val="0"/>
+          <w:numId w:val="49"/>
+        </w:numPr>
+        <w:spacing w:after="80" w:line="276"/>
+      </w:pPr>
+      <w:r>
+        <w:rPr>
+          <w:b/>
+          <w:bCs/>
+        </w:rPr>
+        <w:t xml:space="preserve">Reference:</w:t>
+      </w:r>
+      <w:r>
+        <w:t xml:space="preserve"> </w:t>
+      </w:r>
+      <w:hyperlink w:history="1" r:id="rIdufzdyob85wmftmt0wouyf">
+        <w:r>
+          <w:rPr>
+            <w:color w:val="4F46E5"/>
+            <w:u w:val="single"/>
+          </w:rPr>
+          <w:t xml:space="preserve">Model Context Protocol</w:t>
+        </w:r>
+      </w:hyperlink>
+      <w:r>
+        <w:t xml:space="preserve">. Specification and SDKs.</w:t>
+      </w:r>
+    </w:p>
+    <w:p>
+      <w:pPr>
+        <w:pStyle w:val="Heading1"/>
+        <w:keepNext/>
+      </w:pPr>
+      <w:r>
+        <w:t xml:space="preserve">Complete code illustrations</w:t>
+      </w:r>
+    </w:p>
+    <w:p>
+      <w:pPr>
+        <w:keepNext w:val="false"/>
+        <w:keepLines/>
+        <w:spacing w:after="140" w:line="288"/>
+      </w:pPr>
+      <w:r>
+        <w:t xml:space="preserve">These longer illustrations require the definitions and imports supplied by the lab. They explain the pattern; use the notebook for the executable version.</w:t>
+      </w:r>
+    </w:p>
+    <w:p>
+      <w:pPr>
+        <w:keepNext w:val="false"/>
+        <w:keepLines/>
+        <w:spacing w:after="140" w:line="288"/>
+      </w:pPr>
+      <w:r>
+        <w:t xml:space="preserve">This generic illustration can process several proposed calls in a turn. The classroom notebook deliberately handles one call per turn, then lets the model read that observation before proposing another.</w:t>
+      </w:r>
+    </w:p>
+    <w:p>
+      <w:pPr>
+        <w:pStyle w:val="Heading2"/>
+        <w:keepNext/>
+      </w:pPr>
+      <w:r>
+        <w:t xml:space="preserve">Function calling: tools are described, the model proposes, your code executes</w:t>
+      </w:r>
+    </w:p>
+    <w:tbl>
+      <w:tblPr>
+        <w:tblW w:type="dxa" w:w="9412"/>
+        <w:tblBorders>
+          <w:top w:val="single" w:color="auto" w:sz="4"/>
+          <w:left w:val="single" w:color="auto" w:sz="4"/>
+          <w:bottom w:val="single" w:color="auto" w:sz="4"/>
+          <w:right w:val="single" w:color="auto" w:sz="4"/>
+          <w:insideH w:val="single" w:color="auto" w:sz="4"/>
+          <w:insideV w:val="single" w:color="auto" w:sz="4"/>
+        </w:tblBorders>
+        <w:tblLayout w:type="fixed"/>
+      </w:tblPr>
+      <w:tblGrid>
+        <w:gridCol w:w="9412"/>
+      </w:tblGrid>
+      <w:tr>
+        <w:trPr>
+          <w:cantSplit/>
+        </w:trPr>
+        <w:tc>
+          <w:tcPr>
+            <w:tcW w:type="dxa" w:w="9412"/>
+            <w:tcBorders>
+              <w:top w:val="none" w:color="FFFFFF" w:sz="0"/>
+              <w:left w:val="none" w:color="FFFFFF" w:sz="0"/>
+              <w:bottom w:val="none" w:color="FFFFFF" w:sz="0"/>
+              <w:right w:val="none" w:color="FFFFFF" w:sz="0"/>
+            </w:tcBorders>
+            <w:shd w:fill="F3F4F6" w:color="auto" w:val="clear"/>
+            <w:tcMar>
+              <w:top w:type="dxa" w:w="80"/>
+              <w:left w:type="dxa" w:w="120"/>
+              <w:bottom w:type="dxa" w:w="80"/>
+              <w:right w:type="dxa" w:w="120"/>
+            </w:tcMar>
+            <w:vAlign w:val="top"/>
+          </w:tcPr>
+          <w:p>
+            <w:pPr>
+              <w:spacing w:after="0" w:line="252"/>
+            </w:pPr>
+            <w:r>
+              <w:rPr>
+                <w:rFonts w:ascii="Consolas" w:cs="Consolas" w:eastAsia="Consolas" w:hAnsi="Consolas"/>
+                <w:color w:val="1F2937"/>
+                <w:sz w:val="18"/>
+                <w:szCs w:val="18"/>
+              </w:rPr>
+              <w:t xml:space="preserve">def calculator(expression: str) -&gt; str:</w:t>
+            </w:r>
+          </w:p>
+          <w:p>
+            <w:pPr>
+              <w:spacing w:after="0" w:line="252"/>
+            </w:pPr>
+            <w:r>
+              <w:rPr>
+                <w:rFonts w:ascii="Consolas" w:cs="Consolas" w:eastAsia="Consolas" w:hAnsi="Consolas"/>
+                <w:color w:val="1F2937"/>
+                <w:sz w:val="18"/>
+                <w:szCs w:val="18"/>
+              </w:rPr>
+              <w:t xml:space="preserve">    """Evaluate an arithmetic expression such as '(15 + 3) * 2'."""</w:t>
+            </w:r>
+          </w:p>
+          <w:p>
+            <w:pPr>
+              <w:spacing w:after="0" w:line="252"/>
+            </w:pPr>
+            <w:r>
+              <w:rPr>
+                <w:rFonts w:ascii="Consolas" w:cs="Consolas" w:eastAsia="Consolas" w:hAnsi="Consolas"/>
+                <w:color w:val="1F2937"/>
+                <w:sz w:val="18"/>
+                <w:szCs w:val="18"/>
+              </w:rPr>
+              <w:t xml:space="preserve">    ...</w:t>
+            </w:r>
+          </w:p>
+          <w:p>
+            <w:pPr>
+              <w:spacing w:after="0" w:line="252"/>
+            </w:pPr>
+            <w:r>
+              <w:rPr>
+                <w:rFonts w:ascii="Consolas" w:cs="Consolas" w:eastAsia="Consolas" w:hAnsi="Consolas"/>
+                <w:color w:val="1F2937"/>
+                <w:sz w:val="18"/>
+                <w:szCs w:val="18"/>
+              </w:rPr>
+              <w:t xml:space="preserve"> </w:t>
+            </w:r>
+          </w:p>
+          <w:p>
+            <w:pPr>
+              <w:spacing w:after="0" w:line="252"/>
+            </w:pPr>
+            <w:r>
+              <w:rPr>
+                <w:rFonts w:ascii="Consolas" w:cs="Consolas" w:eastAsia="Consolas" w:hAnsi="Consolas"/>
+                <w:color w:val="1F2937"/>
+                <w:sz w:val="18"/>
+                <w:szCs w:val="18"/>
+              </w:rPr>
+              <w:t xml:space="preserve">TOOLS = {"search_handbook": search_handbook, "calculator": calculator}</w:t>
+            </w:r>
+          </w:p>
+          <w:p>
+            <w:pPr>
+              <w:spacing w:after="0" w:line="252"/>
+            </w:pPr>
+            <w:r>
+              <w:rPr>
+                <w:rFonts w:ascii="Consolas" w:cs="Consolas" w:eastAsia="Consolas" w:hAnsi="Consolas"/>
+                <w:color w:val="1F2937"/>
+                <w:sz w:val="18"/>
+                <w:szCs w:val="18"/>
+              </w:rPr>
+              <w:t xml:space="preserve"> </w:t>
+            </w:r>
+          </w:p>
+          <w:p>
+            <w:pPr>
+              <w:spacing w:after="0" w:line="252"/>
+            </w:pPr>
+            <w:r>
+              <w:rPr>
+                <w:rFonts w:ascii="Consolas" w:cs="Consolas" w:eastAsia="Consolas" w:hAnsi="Consolas"/>
+                <w:color w:val="1F2937"/>
+                <w:sz w:val="18"/>
+                <w:szCs w:val="18"/>
+              </w:rPr>
+              <w:t xml:space="preserve">for step in range(MAX_STEPS):</w:t>
+            </w:r>
+          </w:p>
+          <w:p>
+            <w:pPr>
+              <w:spacing w:after="0" w:line="252"/>
+            </w:pPr>
+            <w:r>
+              <w:rPr>
+                <w:rFonts w:ascii="Consolas" w:cs="Consolas" w:eastAsia="Consolas" w:hAnsi="Consolas"/>
+                <w:color w:val="1F2937"/>
+                <w:sz w:val="18"/>
+                <w:szCs w:val="18"/>
+              </w:rPr>
+              <w:t xml:space="preserve">    reply = llm(messages, tools=list(TOOLS.values()))  # schemas from docstrings</w:t>
+            </w:r>
+          </w:p>
+          <w:p>
+            <w:pPr>
+              <w:spacing w:after="0" w:line="252"/>
+            </w:pPr>
+            <w:r>
+              <w:rPr>
+                <w:rFonts w:ascii="Consolas" w:cs="Consolas" w:eastAsia="Consolas" w:hAnsi="Consolas"/>
+                <w:color w:val="1F2937"/>
+                <w:sz w:val="18"/>
+                <w:szCs w:val="18"/>
+              </w:rPr>
+              <w:t xml:space="preserve">    calls = parse_tool_calls(reply)       # e.g. {"name": ..., "arguments": {...}}</w:t>
+            </w:r>
+          </w:p>
+          <w:p>
+            <w:pPr>
+              <w:spacing w:after="0" w:line="252"/>
+            </w:pPr>
+            <w:r>
+              <w:rPr>
+                <w:rFonts w:ascii="Consolas" w:cs="Consolas" w:eastAsia="Consolas" w:hAnsi="Consolas"/>
+                <w:color w:val="1F2937"/>
+                <w:sz w:val="18"/>
+                <w:szCs w:val="18"/>
+              </w:rPr>
+              <w:t xml:space="preserve">    if not calls:</w:t>
+            </w:r>
+          </w:p>
+          <w:p>
+            <w:pPr>
+              <w:spacing w:after="0" w:line="252"/>
+            </w:pPr>
+            <w:r>
+              <w:rPr>
+                <w:rFonts w:ascii="Consolas" w:cs="Consolas" w:eastAsia="Consolas" w:hAnsi="Consolas"/>
+                <w:color w:val="1F2937"/>
+                <w:sz w:val="18"/>
+                <w:szCs w:val="18"/>
+              </w:rPr>
+              <w:t xml:space="preserve">        return reply                      # final answer</w:t>
+            </w:r>
+          </w:p>
+          <w:p>
+            <w:pPr>
+              <w:spacing w:after="0" w:line="252"/>
+            </w:pPr>
+            <w:r>
+              <w:rPr>
+                <w:rFonts w:ascii="Consolas" w:cs="Consolas" w:eastAsia="Consolas" w:hAnsi="Consolas"/>
+                <w:color w:val="1F2937"/>
+                <w:sz w:val="18"/>
+                <w:szCs w:val="18"/>
+              </w:rPr>
+              <w:t xml:space="preserve">    for call in calls:</w:t>
+            </w:r>
+          </w:p>
+          <w:p>
+            <w:pPr>
+              <w:spacing w:after="0" w:line="252"/>
+            </w:pPr>
+            <w:r>
+              <w:rPr>
+                <w:rFonts w:ascii="Consolas" w:cs="Consolas" w:eastAsia="Consolas" w:hAnsi="Consolas"/>
+                <w:color w:val="1F2937"/>
+                <w:sz w:val="18"/>
+                <w:szCs w:val="18"/>
+              </w:rPr>
+              <w:t xml:space="preserve">        result = execute(call)            # allowlist, validation, approval</w:t>
+            </w:r>
+          </w:p>
+          <w:p>
+            <w:pPr>
+              <w:spacing w:after="0" w:line="252"/>
+            </w:pPr>
+            <w:r>
+              <w:rPr>
+                <w:rFonts w:ascii="Consolas" w:cs="Consolas" w:eastAsia="Consolas" w:hAnsi="Consolas"/>
+                <w:color w:val="1F2937"/>
+                <w:sz w:val="18"/>
+                <w:szCs w:val="18"/>
+              </w:rPr>
+              <w:t xml:space="preserve">        messages.append({"role": "tool", "name": call["name"], "content": result})</w:t>
+            </w:r>
+          </w:p>
+        </w:tc>
+      </w:tr>
+    </w:tbl>
+    <w:p>
+      <w:pPr>
+        <w:spacing w:after="120"/>
+      </w:pPr>
+    </w:p>
+    <w:p>
+      <w:pPr>
+        <w:pStyle w:val="Heading1"/>
+        <w:keepNext/>
+      </w:pPr>
+      <w:r>
+        <w:t xml:space="preserve">Measured local CPU observations</w:t>
+      </w:r>
+    </w:p>
+    <w:p>
+      <w:pPr>
+        <w:keepNext w:val="false"/>
+        <w:keepLines/>
+        <w:spacing w:after="140" w:line="288"/>
+      </w:pPr>
+      <w:r>
+        <w:t xml:space="preserve">Macro passage recall uses the independently labelled relevant passage IDs.</w:t>
+      </w:r>
+    </w:p>
+    <w:tbl>
+      <w:tblPr>
+        <w:tblW w:type="dxa" w:w="9412"/>
+        <w:tblBorders>
+          <w:top w:val="single" w:color="auto" w:sz="4"/>
+          <w:left w:val="single" w:color="auto" w:sz="4"/>
+          <w:bottom w:val="single" w:color="auto" w:sz="4"/>
+          <w:right w:val="single" w:color="auto" w:sz="4"/>
+          <w:insideH w:val="single" w:color="auto" w:sz="4"/>
+          <w:insideV w:val="single" w:color="auto" w:sz="4"/>
+        </w:tblBorders>
+        <w:tblLayout w:type="fixed"/>
+      </w:tblPr>
+      <w:tblGrid>
+        <w:gridCol w:w="4235"/>
+        <w:gridCol w:w="1882"/>
+        <w:gridCol w:w="1882"/>
+        <w:gridCol w:w="1413"/>
+      </w:tblGrid>
+      <w:tr>
+        <w:trPr>
+          <w:cantSplit/>
+          <w:tblHeader/>
+        </w:trPr>
+        <w:tc>
+          <w:tcPr>
+            <w:tcW w:type="dxa" w:w="4235"/>
+            <w:tcBorders>
+              <w:top w:val="single" w:color="D1D5DB" w:sz="4"/>
+              <w:left w:val="single" w:color="D1D5DB" w:sz="4"/>
+              <w:bottom w:val="single" w:color="D1D5DB" w:sz="4"/>
+              <w:right w:val="single" w:color="D1D5DB" w:sz="4"/>
+            </w:tcBorders>
+            <w:shd w:fill="1E1B4B" w:color="auto" w:val="clear"/>
+            <w:tcMar>
+              <w:top w:type="dxa" w:w="80"/>
+              <w:left w:type="dxa" w:w="120"/>
+              <w:bottom w:type="dxa" w:w="80"/>
+              <w:right w:type="dxa" w:w="120"/>
+            </w:tcMar>
+            <w:vAlign w:val="top"/>
+          </w:tcPr>
+          <w:p>
+            <w:r>
+              <w:rPr>
+                <w:b/>
+                <w:bCs/>
+                <w:color w:val="FFFFFF"/>
+                <w:sz w:val="20"/>
+                <w:szCs w:val="20"/>
+              </w:rPr>
+              <w:t xml:space="preserve">Retrieval</w:t>
+            </w:r>
+          </w:p>
+        </w:tc>
+        <w:tc>
+          <w:tcPr>
+            <w:tcW w:type="dxa" w:w="1882"/>
+            <w:tcBorders>
+              <w:top w:val="single" w:color="D1D5DB" w:sz="4"/>
+              <w:left w:val="single" w:color="D1D5DB" w:sz="4"/>
+              <w:bottom w:val="single" w:color="D1D5DB" w:sz="4"/>
+              <w:right w:val="single" w:color="D1D5DB" w:sz="4"/>
+            </w:tcBorders>
+            <w:shd w:fill="1E1B4B" w:color="auto" w:val="clear"/>
+            <w:tcMar>
+              <w:top w:type="dxa" w:w="80"/>
+              <w:left w:type="dxa" w:w="120"/>
+              <w:bottom w:type="dxa" w:w="80"/>
+              <w:right w:type="dxa" w:w="120"/>
+            </w:tcMar>
+            <w:vAlign w:val="top"/>
+          </w:tcPr>
+          <w:p>
+            <w:r>
+              <w:rPr>
+                <w:b/>
+                <w:bCs/>
+                <w:color w:val="FFFFFF"/>
+                <w:sz w:val="20"/>
+                <w:szCs w:val="20"/>
+              </w:rPr>
+              <w:t xml:space="preserve">Recall@1</w:t>
+            </w:r>
+          </w:p>
+        </w:tc>
+        <w:tc>
+          <w:tcPr>
+            <w:tcW w:type="dxa" w:w="1882"/>
+            <w:tcBorders>
+              <w:top w:val="single" w:color="D1D5DB" w:sz="4"/>
+              <w:left w:val="single" w:color="D1D5DB" w:sz="4"/>
+              <w:bottom w:val="single" w:color="D1D5DB" w:sz="4"/>
+              <w:right w:val="single" w:color="D1D5DB" w:sz="4"/>
+            </w:tcBorders>
+            <w:shd w:fill="1E1B4B" w:color="auto" w:val="clear"/>
+            <w:tcMar>
+              <w:top w:type="dxa" w:w="80"/>
+              <w:left w:type="dxa" w:w="120"/>
+              <w:bottom w:type="dxa" w:w="80"/>
+              <w:right w:type="dxa" w:w="120"/>
+            </w:tcMar>
+            <w:vAlign w:val="top"/>
+          </w:tcPr>
+          <w:p>
+            <w:r>
+              <w:rPr>
+                <w:b/>
+                <w:bCs/>
+                <w:color w:val="FFFFFF"/>
+                <w:sz w:val="20"/>
+                <w:szCs w:val="20"/>
+              </w:rPr>
+              <w:t xml:space="preserve">Recall@3</w:t>
+            </w:r>
+          </w:p>
+        </w:tc>
+        <w:tc>
+          <w:tcPr>
+            <w:tcW w:type="dxa" w:w="1413"/>
+            <w:tcBorders>
+              <w:top w:val="single" w:color="D1D5DB" w:sz="4"/>
+              <w:left w:val="single" w:color="D1D5DB" w:sz="4"/>
+              <w:bottom w:val="single" w:color="D1D5DB" w:sz="4"/>
+              <w:right w:val="single" w:color="D1D5DB" w:sz="4"/>
+            </w:tcBorders>
+            <w:shd w:fill="1E1B4B" w:color="auto" w:val="clear"/>
+            <w:tcMar>
+              <w:top w:type="dxa" w:w="80"/>
+              <w:left w:type="dxa" w:w="120"/>
+              <w:bottom w:type="dxa" w:w="80"/>
+              <w:right w:type="dxa" w:w="120"/>
+            </w:tcMar>
+            <w:vAlign w:val="top"/>
+          </w:tcPr>
+          <w:p>
+            <w:r>
+              <w:rPr>
+                <w:b/>
+                <w:bCs/>
+                <w:color w:val="FFFFFF"/>
+                <w:sz w:val="20"/>
+                <w:szCs w:val="20"/>
+              </w:rPr>
+              <w:t xml:space="preserve">MRR</w:t>
+            </w:r>
+          </w:p>
+        </w:tc>
+      </w:tr>
+      <w:tr>
+        <w:trPr>
+          <w:cantSplit/>
+        </w:trPr>
+        <w:tc>
+          <w:tcPr>
+            <w:tcW w:type="dxa" w:w="4235"/>
+            <w:tcBorders>
+              <w:top w:val="single" w:color="D1D5DB" w:sz="4"/>
+              <w:left w:val="single" w:color="D1D5DB" w:sz="4"/>
+              <w:bottom w:val="single" w:color="D1D5DB" w:sz="4"/>
+              <w:right w:val="single" w:color="D1D5DB" w:sz="4"/>
+            </w:tcBorders>
+            <w:shd w:fill="EEF0FF" w:color="auto" w:val="clear"/>
+            <w:tcMar>
+              <w:top w:type="dxa" w:w="80"/>
+              <w:left w:type="dxa" w:w="120"/>
+              <w:bottom w:type="dxa" w:w="80"/>
+              <w:right w:type="dxa" w:w="120"/>
+            </w:tcMar>
+            <w:vAlign w:val="top"/>
+          </w:tcPr>
+          <w:p>
+            <w:r>
+              <w:rPr>
+                <w:b/>
+                <w:bCs/>
+                <w:sz w:val="20"/>
+                <w:szCs w:val="20"/>
+              </w:rPr>
+              <w:t xml:space="preserve">BM25 (keywords)</w:t>
+            </w:r>
+          </w:p>
+        </w:tc>
+        <w:tc>
+          <w:tcPr>
+            <w:tcW w:type="dxa" w:w="1882"/>
+            <w:tcBorders>
+              <w:top w:val="single" w:color="D1D5DB" w:sz="4"/>
+              <w:left w:val="single" w:color="D1D5DB" w:sz="4"/>
+              <w:bottom w:val="single" w:color="D1D5DB" w:sz="4"/>
+              <w:right w:val="single" w:color="D1D5DB" w:sz="4"/>
+            </w:tcBorders>
+            <w:shd w:fill="EEF0FF" w:color="auto" w:val="clear"/>
+            <w:tcMar>
+              <w:top w:type="dxa" w:w="80"/>
+              <w:left w:type="dxa" w:w="120"/>
+              <w:bottom w:type="dxa" w:w="80"/>
+              <w:right w:type="dxa" w:w="120"/>
+            </w:tcMar>
+            <w:vAlign w:val="top"/>
+          </w:tcPr>
+          <w:p>
+            <w:r>
+              <w:rPr>
+                <w:sz w:val="20"/>
+                <w:szCs w:val="20"/>
+              </w:rPr>
+              <w:t xml:space="preserve">0.83</w:t>
+            </w:r>
+          </w:p>
+        </w:tc>
+        <w:tc>
+          <w:tcPr>
+            <w:tcW w:type="dxa" w:w="1882"/>
+            <w:tcBorders>
+              <w:top w:val="single" w:color="D1D5DB" w:sz="4"/>
+              <w:left w:val="single" w:color="D1D5DB" w:sz="4"/>
+              <w:bottom w:val="single" w:color="D1D5DB" w:sz="4"/>
+              <w:right w:val="single" w:color="D1D5DB" w:sz="4"/>
+            </w:tcBorders>
+            <w:shd w:fill="EEF0FF" w:color="auto" w:val="clear"/>
+            <w:tcMar>
+              <w:top w:type="dxa" w:w="80"/>
+              <w:left w:type="dxa" w:w="120"/>
+              <w:bottom w:type="dxa" w:w="80"/>
+              <w:right w:type="dxa" w:w="120"/>
+            </w:tcMar>
+            <w:vAlign w:val="top"/>
+          </w:tcPr>
+          <w:p>
+            <w:r>
+              <w:rPr>
+                <w:sz w:val="20"/>
+                <w:szCs w:val="20"/>
+              </w:rPr>
+              <w:t xml:space="preserve">0.92</w:t>
+            </w:r>
+          </w:p>
+        </w:tc>
+        <w:tc>
+          <w:tcPr>
+            <w:tcW w:type="dxa" w:w="1413"/>
+            <w:tcBorders>
+              <w:top w:val="single" w:color="D1D5DB" w:sz="4"/>
+              <w:left w:val="single" w:color="D1D5DB" w:sz="4"/>
+              <w:bottom w:val="single" w:color="D1D5DB" w:sz="4"/>
+              <w:right w:val="single" w:color="D1D5DB" w:sz="4"/>
+            </w:tcBorders>
+            <w:shd w:fill="EEF0FF" w:color="auto" w:val="clear"/>
+            <w:tcMar>
+              <w:top w:type="dxa" w:w="80"/>
+              <w:left w:type="dxa" w:w="120"/>
+              <w:bottom w:type="dxa" w:w="80"/>
+              <w:right w:type="dxa" w:w="120"/>
+            </w:tcMar>
+            <w:vAlign w:val="top"/>
+          </w:tcPr>
+          <w:p>
+            <w:r>
+              <w:rPr>
+                <w:sz w:val="20"/>
+                <w:szCs w:val="20"/>
+              </w:rPr>
+              <w:t xml:space="preserve">0.89</w:t>
+            </w:r>
+          </w:p>
+        </w:tc>
+      </w:tr>
+      <w:tr>
+        <w:trPr>
+          <w:cantSplit/>
+        </w:trPr>
+        <w:tc>
+          <w:tcPr>
+            <w:tcW w:type="dxa" w:w="4235"/>
+            <w:tcBorders>
+              <w:top w:val="single" w:color="D1D5DB" w:sz="4"/>
+              <w:left w:val="single" w:color="D1D5DB" w:sz="4"/>
+              <w:bottom w:val="single" w:color="D1D5DB" w:sz="4"/>
+              <w:right w:val="single" w:color="D1D5DB" w:sz="4"/>
+            </w:tcBorders>
+            <w:shd w:fill="FFFFFF" w:color="auto" w:val="clear"/>
+            <w:tcMar>
+              <w:top w:type="dxa" w:w="80"/>
+              <w:left w:type="dxa" w:w="120"/>
+              <w:bottom w:type="dxa" w:w="80"/>
+              <w:right w:type="dxa" w:w="120"/>
+            </w:tcMar>
+            <w:vAlign w:val="top"/>
+          </w:tcPr>
+          <w:p>
+            <w:r>
+              <w:rPr>
+                <w:b/>
+                <w:bCs/>
+                <w:sz w:val="20"/>
+                <w:szCs w:val="20"/>
+              </w:rPr>
+              <w:t xml:space="preserve">dense (embeddings)</w:t>
+            </w:r>
+          </w:p>
+        </w:tc>
+        <w:tc>
+          <w:tcPr>
+            <w:tcW w:type="dxa" w:w="1882"/>
+            <w:tcBorders>
+              <w:top w:val="single" w:color="D1D5DB" w:sz="4"/>
+              <w:left w:val="single" w:color="D1D5DB" w:sz="4"/>
+              <w:bottom w:val="single" w:color="D1D5DB" w:sz="4"/>
+              <w:right w:val="single" w:color="D1D5DB" w:sz="4"/>
+            </w:tcBorders>
+            <w:shd w:fill="FFFFFF" w:color="auto" w:val="clear"/>
+            <w:tcMar>
+              <w:top w:type="dxa" w:w="80"/>
+              <w:left w:type="dxa" w:w="120"/>
+              <w:bottom w:type="dxa" w:w="80"/>
+              <w:right w:type="dxa" w:w="120"/>
+            </w:tcMar>
+            <w:vAlign w:val="top"/>
+          </w:tcPr>
+          <w:p>
+            <w:r>
+              <w:rPr>
+                <w:sz w:val="20"/>
+                <w:szCs w:val="20"/>
+              </w:rPr>
+              <w:t xml:space="preserve">0.67</w:t>
+            </w:r>
+          </w:p>
+        </w:tc>
+        <w:tc>
+          <w:tcPr>
+            <w:tcW w:type="dxa" w:w="1882"/>
+            <w:tcBorders>
+              <w:top w:val="single" w:color="D1D5DB" w:sz="4"/>
+              <w:left w:val="single" w:color="D1D5DB" w:sz="4"/>
+              <w:bottom w:val="single" w:color="D1D5DB" w:sz="4"/>
+              <w:right w:val="single" w:color="D1D5DB" w:sz="4"/>
+            </w:tcBorders>
+            <w:shd w:fill="FFFFFF" w:color="auto" w:val="clear"/>
+            <w:tcMar>
+              <w:top w:type="dxa" w:w="80"/>
+              <w:left w:type="dxa" w:w="120"/>
+              <w:bottom w:type="dxa" w:w="80"/>
+              <w:right w:type="dxa" w:w="120"/>
+            </w:tcMar>
+            <w:vAlign w:val="top"/>
+          </w:tcPr>
+          <w:p>
+            <w:r>
+              <w:rPr>
+                <w:sz w:val="20"/>
+                <w:szCs w:val="20"/>
+              </w:rPr>
+              <w:t xml:space="preserve">0.92</w:t>
+            </w:r>
+          </w:p>
+        </w:tc>
+        <w:tc>
+          <w:tcPr>
+            <w:tcW w:type="dxa" w:w="1413"/>
+            <w:tcBorders>
+              <w:top w:val="single" w:color="D1D5DB" w:sz="4"/>
+              <w:left w:val="single" w:color="D1D5DB" w:sz="4"/>
+              <w:bottom w:val="single" w:color="D1D5DB" w:sz="4"/>
+              <w:right w:val="single" w:color="D1D5DB" w:sz="4"/>
+            </w:tcBorders>
+            <w:shd w:fill="FFFFFF" w:color="auto" w:val="clear"/>
+            <w:tcMar>
+              <w:top w:type="dxa" w:w="80"/>
+              <w:left w:type="dxa" w:w="120"/>
+              <w:bottom w:type="dxa" w:w="80"/>
+              <w:right w:type="dxa" w:w="120"/>
+            </w:tcMar>
+            <w:vAlign w:val="top"/>
+          </w:tcPr>
+          <w:p>
+            <w:r>
+              <w:rPr>
+                <w:sz w:val="20"/>
+                <w:szCs w:val="20"/>
+              </w:rPr>
+              <w:t xml:space="preserve">0.79</w:t>
+            </w:r>
+          </w:p>
+        </w:tc>
+      </w:tr>
+      <w:tr>
+        <w:trPr>
+          <w:cantSplit/>
+        </w:trPr>
+        <w:tc>
+          <w:tcPr>
+            <w:tcW w:type="dxa" w:w="4235"/>
+            <w:tcBorders>
+              <w:top w:val="single" w:color="D1D5DB" w:sz="4"/>
+              <w:left w:val="single" w:color="D1D5DB" w:sz="4"/>
+              <w:bottom w:val="single" w:color="D1D5DB" w:sz="4"/>
+              <w:right w:val="single" w:color="D1D5DB" w:sz="4"/>
+            </w:tcBorders>
+            <w:shd w:fill="EEF0FF" w:color="auto" w:val="clear"/>
+            <w:tcMar>
+              <w:top w:type="dxa" w:w="80"/>
+              <w:left w:type="dxa" w:w="120"/>
+              <w:bottom w:type="dxa" w:w="80"/>
+              <w:right w:type="dxa" w:w="120"/>
+            </w:tcMar>
+            <w:vAlign w:val="top"/>
+          </w:tcPr>
+          <w:p>
+            <w:r>
+              <w:rPr>
+                <w:b/>
+                <w:bCs/>
+                <w:sz w:val="20"/>
+                <w:szCs w:val="20"/>
+              </w:rPr>
+              <w:t xml:space="preserve">hybrid (RRF)</w:t>
+            </w:r>
+          </w:p>
+        </w:tc>
+        <w:tc>
+          <w:tcPr>
+            <w:tcW w:type="dxa" w:w="1882"/>
+            <w:tcBorders>
+              <w:top w:val="single" w:color="D1D5DB" w:sz="4"/>
+              <w:left w:val="single" w:color="D1D5DB" w:sz="4"/>
+              <w:bottom w:val="single" w:color="D1D5DB" w:sz="4"/>
+              <w:right w:val="single" w:color="D1D5DB" w:sz="4"/>
+            </w:tcBorders>
+            <w:shd w:fill="EEF0FF" w:color="auto" w:val="clear"/>
+            <w:tcMar>
+              <w:top w:type="dxa" w:w="80"/>
+              <w:left w:type="dxa" w:w="120"/>
+              <w:bottom w:type="dxa" w:w="80"/>
+              <w:right w:type="dxa" w:w="120"/>
+            </w:tcMar>
+            <w:vAlign w:val="top"/>
+          </w:tcPr>
+          <w:p>
+            <w:r>
+              <w:rPr>
+                <w:sz w:val="20"/>
+                <w:szCs w:val="20"/>
+              </w:rPr>
+              <w:t xml:space="preserve">0.75</w:t>
+            </w:r>
+          </w:p>
+        </w:tc>
+        <w:tc>
+          <w:tcPr>
+            <w:tcW w:type="dxa" w:w="1882"/>
+            <w:tcBorders>
+              <w:top w:val="single" w:color="D1D5DB" w:sz="4"/>
+              <w:left w:val="single" w:color="D1D5DB" w:sz="4"/>
+              <w:bottom w:val="single" w:color="D1D5DB" w:sz="4"/>
+              <w:right w:val="single" w:color="D1D5DB" w:sz="4"/>
+            </w:tcBorders>
+            <w:shd w:fill="EEF0FF" w:color="auto" w:val="clear"/>
+            <w:tcMar>
+              <w:top w:type="dxa" w:w="80"/>
+              <w:left w:type="dxa" w:w="120"/>
+              <w:bottom w:type="dxa" w:w="80"/>
+              <w:right w:type="dxa" w:w="120"/>
+            </w:tcMar>
+            <w:vAlign w:val="top"/>
+          </w:tcPr>
+          <w:p>
+            <w:r>
+              <w:rPr>
+                <w:sz w:val="20"/>
+                <w:szCs w:val="20"/>
+              </w:rPr>
+              <w:t xml:space="preserve">0.92</w:t>
+            </w:r>
+          </w:p>
+        </w:tc>
+        <w:tc>
+          <w:tcPr>
+            <w:tcW w:type="dxa" w:w="1413"/>
+            <w:tcBorders>
+              <w:top w:val="single" w:color="D1D5DB" w:sz="4"/>
+              <w:left w:val="single" w:color="D1D5DB" w:sz="4"/>
+              <w:bottom w:val="single" w:color="D1D5DB" w:sz="4"/>
+              <w:right w:val="single" w:color="D1D5DB" w:sz="4"/>
+            </w:tcBorders>
+            <w:shd w:fill="EEF0FF" w:color="auto" w:val="clear"/>
+            <w:tcMar>
+              <w:top w:type="dxa" w:w="80"/>
+              <w:left w:type="dxa" w:w="120"/>
+              <w:bottom w:type="dxa" w:w="80"/>
+              <w:right w:type="dxa" w:w="120"/>
+            </w:tcMar>
+            <w:vAlign w:val="top"/>
+          </w:tcPr>
+          <w:p>
+            <w:r>
+              <w:rPr>
+                <w:sz w:val="20"/>
+                <w:szCs w:val="20"/>
+              </w:rPr>
+              <w:t xml:space="preserve">0.84</w:t>
+            </w:r>
+          </w:p>
+        </w:tc>
+      </w:tr>
+    </w:tbl>
+    <w:p>
+      <w:pPr>
+        <w:spacing w:after="120"/>
+      </w:pPr>
+    </w:p>
+    <w:p>
+      <w:pPr>
+        <w:keepNext w:val="false"/>
+        <w:keepLines/>
+        <w:spacing w:after="140" w:line="288"/>
+      </w:pPr>
+      <w:r>
+        <w:t xml:space="preserve">RAG reference-pattern score: 33%; verbatim cited-segment support: 25%. These are limited diagnostics, not general semantic faithfulness.</w:t>
+      </w:r>
+    </w:p>
+    <w:tbl>
+      <w:tblPr>
+        <w:tblW w:type="dxa" w:w="9412"/>
+        <w:tblBorders>
+          <w:top w:val="single" w:color="auto" w:sz="4"/>
+          <w:left w:val="single" w:color="auto" w:sz="4"/>
+          <w:bottom w:val="single" w:color="auto" w:sz="4"/>
+          <w:right w:val="single" w:color="auto" w:sz="4"/>
+          <w:insideH w:val="single" w:color="auto" w:sz="4"/>
+          <w:insideV w:val="single" w:color="auto" w:sz="4"/>
+        </w:tblBorders>
+        <w:tblLayout w:type="fixed"/>
+      </w:tblPr>
+      <w:tblGrid>
+        <w:gridCol w:w="2669"/>
+        <w:gridCol w:w="1966"/>
+        <w:gridCol w:w="2107"/>
+        <w:gridCol w:w="2670"/>
+      </w:tblGrid>
+      <w:tr>
+        <w:trPr>
+          <w:cantSplit/>
+          <w:tblHeader/>
+        </w:trPr>
+        <w:tc>
+          <w:tcPr>
+            <w:tcW w:type="dxa" w:w="2669"/>
+            <w:tcBorders>
+              <w:top w:val="single" w:color="D1D5DB" w:sz="4"/>
+              <w:left w:val="single" w:color="D1D5DB" w:sz="4"/>
+              <w:bottom w:val="single" w:color="D1D5DB" w:sz="4"/>
+              <w:right w:val="single" w:color="D1D5DB" w:sz="4"/>
+            </w:tcBorders>
+            <w:shd w:fill="1E1B4B" w:color="auto" w:val="clear"/>
+            <w:tcMar>
+              <w:top w:type="dxa" w:w="80"/>
+              <w:left w:type="dxa" w:w="120"/>
+              <w:bottom w:type="dxa" w:w="80"/>
+              <w:right w:type="dxa" w:w="120"/>
+            </w:tcMar>
+            <w:vAlign w:val="top"/>
+          </w:tcPr>
+          <w:p>
+            <w:r>
+              <w:rPr>
+                <w:b/>
+                <w:bCs/>
+                <w:color w:val="FFFFFF"/>
+                <w:sz w:val="20"/>
+                <w:szCs w:val="20"/>
+              </w:rPr>
+              <w:t xml:space="preserve">Agent route</w:t>
+            </w:r>
+          </w:p>
+        </w:tc>
+        <w:tc>
+          <w:tcPr>
+            <w:tcW w:type="dxa" w:w="1966"/>
+            <w:tcBorders>
+              <w:top w:val="single" w:color="D1D5DB" w:sz="4"/>
+              <w:left w:val="single" w:color="D1D5DB" w:sz="4"/>
+              <w:bottom w:val="single" w:color="D1D5DB" w:sz="4"/>
+              <w:right w:val="single" w:color="D1D5DB" w:sz="4"/>
+            </w:tcBorders>
+            <w:shd w:fill="1E1B4B" w:color="auto" w:val="clear"/>
+            <w:tcMar>
+              <w:top w:type="dxa" w:w="80"/>
+              <w:left w:type="dxa" w:w="120"/>
+              <w:bottom w:type="dxa" w:w="80"/>
+              <w:right w:type="dxa" w:w="120"/>
+            </w:tcMar>
+            <w:vAlign w:val="top"/>
+          </w:tcPr>
+          <w:p>
+            <w:r>
+              <w:rPr>
+                <w:b/>
+                <w:bCs/>
+                <w:color w:val="FFFFFF"/>
+                <w:sz w:val="20"/>
+                <w:szCs w:val="20"/>
+              </w:rPr>
+              <w:t xml:space="preserve">Task successes</w:t>
+            </w:r>
+          </w:p>
+        </w:tc>
+        <w:tc>
+          <w:tcPr>
+            <w:tcW w:type="dxa" w:w="2107"/>
+            <w:tcBorders>
+              <w:top w:val="single" w:color="D1D5DB" w:sz="4"/>
+              <w:left w:val="single" w:color="D1D5DB" w:sz="4"/>
+              <w:bottom w:val="single" w:color="D1D5DB" w:sz="4"/>
+              <w:right w:val="single" w:color="D1D5DB" w:sz="4"/>
+            </w:tcBorders>
+            <w:shd w:fill="1E1B4B" w:color="auto" w:val="clear"/>
+            <w:tcMar>
+              <w:top w:type="dxa" w:w="80"/>
+              <w:left w:type="dxa" w:w="120"/>
+              <w:bottom w:type="dxa" w:w="80"/>
+              <w:right w:type="dxa" w:w="120"/>
+            </w:tcMar>
+            <w:vAlign w:val="top"/>
+          </w:tcPr>
+          <w:p>
+            <w:r>
+              <w:rPr>
+                <w:b/>
+                <w:bCs/>
+                <w:color w:val="FFFFFF"/>
+                <w:sz w:val="20"/>
+                <w:szCs w:val="20"/>
+              </w:rPr>
+              <w:t xml:space="preserve">Seconds/success</w:t>
+            </w:r>
+          </w:p>
+        </w:tc>
+        <w:tc>
+          <w:tcPr>
+            <w:tcW w:type="dxa" w:w="2670"/>
+            <w:tcBorders>
+              <w:top w:val="single" w:color="D1D5DB" w:sz="4"/>
+              <w:left w:val="single" w:color="D1D5DB" w:sz="4"/>
+              <w:bottom w:val="single" w:color="D1D5DB" w:sz="4"/>
+              <w:right w:val="single" w:color="D1D5DB" w:sz="4"/>
+            </w:tcBorders>
+            <w:shd w:fill="1E1B4B" w:color="auto" w:val="clear"/>
+            <w:tcMar>
+              <w:top w:type="dxa" w:w="80"/>
+              <w:left w:type="dxa" w:w="120"/>
+              <w:bottom w:type="dxa" w:w="80"/>
+              <w:right w:type="dxa" w:w="120"/>
+            </w:tcMar>
+            <w:vAlign w:val="top"/>
+          </w:tcPr>
+          <w:p>
+            <w:r>
+              <w:rPr>
+                <w:b/>
+                <w:bCs/>
+                <w:color w:val="FFFFFF"/>
+                <w:sz w:val="20"/>
+                <w:szCs w:val="20"/>
+              </w:rPr>
+              <w:t xml:space="preserve">Model calls/success</w:t>
+            </w:r>
+          </w:p>
+        </w:tc>
+      </w:tr>
+      <w:tr>
+        <w:trPr>
+          <w:cantSplit/>
+        </w:trPr>
+        <w:tc>
+          <w:tcPr>
+            <w:tcW w:type="dxa" w:w="2669"/>
+            <w:tcBorders>
+              <w:top w:val="single" w:color="D1D5DB" w:sz="4"/>
+              <w:left w:val="single" w:color="D1D5DB" w:sz="4"/>
+              <w:bottom w:val="single" w:color="D1D5DB" w:sz="4"/>
+              <w:right w:val="single" w:color="D1D5DB" w:sz="4"/>
+            </w:tcBorders>
+            <w:shd w:fill="EEF0FF" w:color="auto" w:val="clear"/>
+            <w:tcMar>
+              <w:top w:type="dxa" w:w="80"/>
+              <w:left w:type="dxa" w:w="120"/>
+              <w:bottom w:type="dxa" w:w="80"/>
+              <w:right w:type="dxa" w:w="120"/>
+            </w:tcMar>
+            <w:vAlign w:val="top"/>
+          </w:tcPr>
+          <w:p>
+            <w:r>
+              <w:rPr>
+                <w:b/>
+                <w:bCs/>
+                <w:sz w:val="20"/>
+                <w:szCs w:val="20"/>
+              </w:rPr>
+              <w:t xml:space="preserve">model_with_fallback</w:t>
+            </w:r>
+          </w:p>
+        </w:tc>
+        <w:tc>
+          <w:tcPr>
+            <w:tcW w:type="dxa" w:w="1966"/>
+            <w:tcBorders>
+              <w:top w:val="single" w:color="D1D5DB" w:sz="4"/>
+              <w:left w:val="single" w:color="D1D5DB" w:sz="4"/>
+              <w:bottom w:val="single" w:color="D1D5DB" w:sz="4"/>
+              <w:right w:val="single" w:color="D1D5DB" w:sz="4"/>
+            </w:tcBorders>
+            <w:shd w:fill="EEF0FF" w:color="auto" w:val="clear"/>
+            <w:tcMar>
+              <w:top w:type="dxa" w:w="80"/>
+              <w:left w:type="dxa" w:w="120"/>
+              <w:bottom w:type="dxa" w:w="80"/>
+              <w:right w:type="dxa" w:w="120"/>
+            </w:tcMar>
+            <w:vAlign w:val="top"/>
+          </w:tcPr>
+          <w:p>
+            <w:r>
+              <w:rPr>
+                <w:sz w:val="20"/>
+                <w:szCs w:val="20"/>
+              </w:rPr>
+              <w:t xml:space="preserve">2/2</w:t>
+            </w:r>
+          </w:p>
+        </w:tc>
+        <w:tc>
+          <w:tcPr>
+            <w:tcW w:type="dxa" w:w="2107"/>
+            <w:tcBorders>
+              <w:top w:val="single" w:color="D1D5DB" w:sz="4"/>
+              <w:left w:val="single" w:color="D1D5DB" w:sz="4"/>
+              <w:bottom w:val="single" w:color="D1D5DB" w:sz="4"/>
+              <w:right w:val="single" w:color="D1D5DB" w:sz="4"/>
+            </w:tcBorders>
+            <w:shd w:fill="EEF0FF" w:color="auto" w:val="clear"/>
+            <w:tcMar>
+              <w:top w:type="dxa" w:w="80"/>
+              <w:left w:type="dxa" w:w="120"/>
+              <w:bottom w:type="dxa" w:w="80"/>
+              <w:right w:type="dxa" w:w="120"/>
+            </w:tcMar>
+            <w:vAlign w:val="top"/>
+          </w:tcPr>
+          <w:p>
+            <w:r>
+              <w:rPr>
+                <w:sz w:val="20"/>
+                <w:szCs w:val="20"/>
+              </w:rPr>
+              <w:t xml:space="preserve">10.57</w:t>
+            </w:r>
+          </w:p>
+        </w:tc>
+        <w:tc>
+          <w:tcPr>
+            <w:tcW w:type="dxa" w:w="2670"/>
+            <w:tcBorders>
+              <w:top w:val="single" w:color="D1D5DB" w:sz="4"/>
+              <w:left w:val="single" w:color="D1D5DB" w:sz="4"/>
+              <w:bottom w:val="single" w:color="D1D5DB" w:sz="4"/>
+              <w:right w:val="single" w:color="D1D5DB" w:sz="4"/>
+            </w:tcBorders>
+            <w:shd w:fill="EEF0FF" w:color="auto" w:val="clear"/>
+            <w:tcMar>
+              <w:top w:type="dxa" w:w="80"/>
+              <w:left w:type="dxa" w:w="120"/>
+              <w:bottom w:type="dxa" w:w="80"/>
+              <w:right w:type="dxa" w:w="120"/>
+            </w:tcMar>
+            <w:vAlign w:val="top"/>
+          </w:tcPr>
+          <w:p>
+            <w:r>
+              <w:rPr>
+                <w:sz w:val="20"/>
+                <w:szCs w:val="20"/>
+              </w:rPr>
+              <w:t xml:space="preserve">2.5</w:t>
+            </w:r>
+          </w:p>
+        </w:tc>
+      </w:tr>
+    </w:tbl>
+    <w:p>
+      <w:pPr>
+        <w:spacing w:after="120"/>
+      </w:pPr>
+    </w:p>
+    <w:p>
+      <w:pPr>
+        <w:keepNext w:val="false"/>
+        <w:keepLines/>
+        <w:spacing w:after="140" w:line="288"/>
+      </w:pPr>
+      <w:r>
+        <w:t xml:space="preserve">Fallback-assisted success does not establish autonomous model planning. Time/call ratios are measured resource proxies, not API prices.</w:t>
+      </w:r>
+    </w:p>
+    <w:p>
+      <w:pPr>
+        <w:pStyle w:val="Heading1"/>
+        <w:keepNext/>
+      </w:pPr>
+      <w:r>
+        <w:t xml:space="preserve">Worked evidence checks for the CPU core</w:t>
+      </w:r>
+    </w:p>
+    <w:p>
+      <w:pPr>
+        <w:pStyle w:val="Heading2"/>
+        <w:keepNext/>
+      </w:pPr>
+      <w:r>
+        <w:t xml:space="preserve">Passage recall differs from a document hit</w:t>
+      </w:r>
+    </w:p>
+    <w:p>
+      <w:pPr>
+        <w:keepNext w:val="false"/>
+        <w:keepLines/>
+        <w:spacing w:after="140" w:line="288"/>
+      </w:pPr>
+      <w:r>
+        <w:t xml:space="preserve">For a development question, suppose useful passage IDs are {2,7} and the top-three result IDs are [2,9,11]. One of two relevant passages was returned, so recall@3 = 1/2. If 9 shares the same parent document as 7 but omits the required fact, it still does not count. In a separate ranking [9,2,11], the first relevant passage has rank two, giving reciprocal rank 1/2. Average per-question recall across answerable questions for macro recall; exclude missing-evidence questions from this denominator and score abstention separately.</w:t>
+      </w:r>
+    </w:p>
+    <w:p>
+      <w:pPr>
+        <w:keepNext w:val="false"/>
+        <w:keepLines/>
+        <w:spacing w:after="140" w:line="288"/>
+      </w:pPr>
+      <w:r>
+        <w:t xml:space="preserve">The core labels passages using independently annotated evidence spans. Labels are evaluation data and never become answer prompts or a generation lookup table. Near-duplicate overlapping passages containing the same span are each labelled relevant; report this convention with recall. Freeze chunking, cutoff and prompting on development questions before final EVAL. If final-test errors drive another change, obtain a new untouched test.</w:t>
+      </w:r>
+    </w:p>
+    <w:p>
+      <w:pPr>
+        <w:pStyle w:val="Heading2"/>
+        <w:keepNext/>
+      </w:pPr>
+      <w:r>
+        <w:t xml:space="preserve">A citation is local to one answer's evidence list</w:t>
+      </w:r>
+    </w:p>
+    <w:p>
+      <w:pPr>
+        <w:keepNext w:val="false"/>
+        <w:keepLines/>
+        <w:spacing w:after="140" w:line="288"/>
+      </w:pPr>
+      <w:r>
+        <w:t xml:space="preserve">Suppose selected source [1] says “The project weight is 60%.” and [2] says “The pass mark is 50%.” Both belong to assessment. “The project weight is 60% [2]” cites the right document but the wrong passage. A whole-context digit check finds 60 somewhere and can pass; cited-quote support must fail. “The project weight is 60% [1]” passes the conservative quote check.</w:t>
+      </w:r>
+    </w:p>
+    <w:p>
+      <w:pPr>
+        <w:keepNext w:val="false"/>
+        <w:keepLines/>
+        <w:spacing w:after="140" w:line="288"/>
+      </w:pPr>
+      <w:r>
+        <w:t xml:space="preserve">The core requests one complete quoted source sentence. Its automatic support check verifies equality with a verbatim segment in the particular cited passage, after harmless case/whitespace/punctuation normalisation. Chunks can end mid-sentence; segment equality does not establish sentence completeness, arbitrary paraphrase entailment, source truth or answer relevance. A valid paraphrase can remain unverified. A faithfully quoted but irrelevant sentence can still fail the question's reference check. Review full outputs and evidence; do not turn this conservative diagnostic into a general faithfulness claim.</w:t>
+      </w:r>
+    </w:p>
+    <w:p>
+      <w:pPr>
+        <w:keepNext w:val="false"/>
+        <w:keepLines/>
+        <w:spacing w:after="140" w:line="288"/>
+      </w:pPr>
+      <w:r>
+        <w:t xml:space="preserve">An abstention has zero factual claims. Its quote-support rate is undefined, rather than one. Evaluate whether abstention was appropriate separately. Missing/invalid citation IDs, wrong passages and invented non-numeric claims appear in explicit per-claim rows.</w:t>
+      </w:r>
+    </w:p>
+    <w:p>
+      <w:pPr>
+        <w:pStyle w:val="Heading2"/>
+        <w:keepNext/>
+      </w:pPr>
+      <w:r>
+        <w:t xml:space="preserve">What the controlled loop demonstrates</w:t>
+      </w:r>
+    </w:p>
+    <w:p>
+      <w:pPr>
+        <w:keepNext w:val="false"/>
+        <w:keepLines/>
+        <w:spacing w:after="140" w:line="288"/>
+      </w:pPr>
+      <w:r>
+        <w:t xml:space="preserve">The local generator may propose a tool or fail to produce a usable call. A disclosed fixed local policy fills missing proposals for the teaching tasks. It reads actual search observations before building a calculation; it never supplies an answer from EVAL labels. Every request passes through the same executor. Trace rows record model or fallback decisions, structured calls, observations and stopping. Model-only, model-with-fallback and policy-only success are reported separately. A final-mark success requires an earlier handbook search containing both weights, a calculation derived from those weights and the submitted marks, a correct tool observation and a matching answer. A calculator call containing only the expected constant fails. The limited linear rubric binds one operand occurrence per submitted mark, retaining all other constants; this distinguishes equal mark values from weight constants. Counterfactual mark probes check the arithmetic dependency. Arbitrary nonlinear calculations are outside this teaching rubric.</w:t>
+      </w:r>
+    </w:p>
+    <w:p>
+      <w:pPr>
+        <w:keepNext w:val="false"/>
+        <w:keepLines/>
+        <w:spacing w:after="140" w:line="288"/>
+      </w:pPr>
+      <w:r>
+        <w:t xml:space="preserve">The illustrative grade calculation is 0.6×72 + 0.4×64 = 43.2 + 25.6 = 68.8. Source weights come from the fictional handbook; arithmetic comes from bounded AST evaluation. Unknown tools, missing/extra fields, wrong argument types and arbitrary Python expressions fail before execution. Email returns a simulated string; the domain gate is not a real person approving mail. A forced hostile proposal tests the gate even when a model ignores the forum instruction. Keep that probe separate from evidence of model susceptibility.</w:t>
+      </w:r>
+    </w:p>
+    <w:p>
+      <w:pPr>
+        <w:pStyle w:val="Heading2"/>
+        <w:keepNext/>
+      </w:pPr>
+      <w:r>
+        <w:t xml:space="preserve">Resource cost per successful task</w:t>
+      </w:r>
+    </w:p>
+    <w:p>
+      <w:pPr>
+        <w:keepNext w:val="false"/>
+        <w:keepLines/>
+        <w:spacing w:after="140" w:line="288"/>
+      </w:pPr>
+      <w:r>
+        <w:t xml:space="preserve">Measure all attempted tasks, including failures. If three attempts take an illustrative total of six seconds and produce two successes, elapsed time per success is three seconds. These manufactured numbers explain the ratio; they are not this lab's runtime. Compute model calls and executed tool calls per success in the same way, with actual observations. With zero successes, report None/undefined alongside the attempted-task count. No monetary price or API cost is inferred.</w:t>
+      </w:r>
+    </w:p>
+    <w:p>
+      <w:pPr>
+        <w:pStyle w:val="Heading2"/>
+        <w:keepNext/>
+      </w:pPr>
+      <w:r>
+        <w:t xml:space="preserve">FAQ and self-checks</w:t>
+      </w:r>
+    </w:p>
+    <w:p>
+      <w:pPr>
+        <w:pStyle w:val="ListParagraph"/>
+        <w:keepLines/>
+        <w:numPr>
+          <w:ilvl w:val="0"/>
+          <w:numId w:val="50"/>
+        </w:numPr>
+        <w:spacing w:after="80" w:line="276"/>
+      </w:pPr>
+      <w:r>
+        <w:rPr>
+          <w:b/>
+          <w:bCs/>
+        </w:rPr>
+        <w:t xml:space="preserve">Does refreshing the index train the LLM?</w:t>
+      </w:r>
+      <w:r>
+        <w:t xml:space="preserve"> No; it changes searchable context, not generator weights.</w:t>
+      </w:r>
+    </w:p>
+    <w:p>
+      <w:pPr>
+        <w:pStyle w:val="ListParagraph"/>
+        <w:keepLines/>
+        <w:numPr>
+          <w:ilvl w:val="0"/>
+          <w:numId w:val="50"/>
+        </w:numPr>
+        <w:spacing w:after="80" w:line="276"/>
+      </w:pPr>
+      <w:r>
+        <w:rPr>
+          <w:b/>
+          <w:bCs/>
+        </w:rPr>
+        <w:t xml:space="preserve">Does cosine similarity mean a passage is true?</w:t>
+      </w:r>
+      <w:r>
+        <w:t xml:space="preserve"> No; it ranks compatible representations.</w:t>
+      </w:r>
+    </w:p>
+    <w:p>
+      <w:pPr>
+        <w:pStyle w:val="ListParagraph"/>
+        <w:keepLines/>
+        <w:numPr>
+          <w:ilvl w:val="0"/>
+          <w:numId w:val="50"/>
+        </w:numPr>
+        <w:spacing w:after="80" w:line="276"/>
+      </w:pPr>
+      <w:r>
+        <w:rPr>
+          <w:b/>
+          <w:bCs/>
+        </w:rPr>
+        <w:t xml:space="preserve">Two useful passages, one selected: recall?</w:t>
+      </w:r>
+      <w:r>
+        <w:t xml:space="preserve"> One-half. A parent-document match without the evidence span does not substitute.</w:t>
+      </w:r>
+    </w:p>
+    <w:p>
+      <w:pPr>
+        <w:pStyle w:val="ListParagraph"/>
+        <w:keepLines/>
+        <w:numPr>
+          <w:ilvl w:val="0"/>
+          <w:numId w:val="50"/>
+        </w:numPr>
+        <w:spacing w:after="80" w:line="276"/>
+      </w:pPr>
+      <w:r>
+        <w:rPr>
+          <w:b/>
+          <w:bCs/>
+        </w:rPr>
+        <w:t xml:space="preserve">A correct document ID but wrong passage: supported?</w:t>
+      </w:r>
+      <w:r>
+        <w:t xml:space="preserve"> No; inspect the cited passage and individual claim.</w:t>
+      </w:r>
+    </w:p>
+    <w:p>
+      <w:pPr>
+        <w:pStyle w:val="ListParagraph"/>
+        <w:keepLines/>
+        <w:numPr>
+          <w:ilvl w:val="0"/>
+          <w:numId w:val="50"/>
+        </w:numPr>
+        <w:spacing w:after="80" w:line="276"/>
+      </w:pPr>
+      <w:r>
+        <w:rPr>
+          <w:b/>
+          <w:bCs/>
+        </w:rPr>
+        <w:t xml:space="preserve">Does a successful fallback show autonomous agent competence?</w:t>
+      </w:r>
+      <w:r>
+        <w:t xml:space="preserve"> No; report its disclosed route separately.</w:t>
+      </w:r>
+    </w:p>
+    <w:p>
+      <w:pPr>
+        <w:pStyle w:val="ListParagraph"/>
+        <w:keepLines/>
+        <w:numPr>
+          <w:ilvl w:val="0"/>
+          <w:numId w:val="50"/>
+        </w:numPr>
+        <w:spacing w:after="80" w:line="276"/>
+      </w:pPr>
+      <w:r>
+        <w:rPr>
+          <w:b/>
+          <w:bCs/>
+        </w:rPr>
+        <w:t xml:space="preserve">Does a blocked action reach the tool?</w:t>
+      </w:r>
+      <w:r>
+        <w:t xml:space="preserve"> It must bypass execution and return a refusal observation.</w:t>
+      </w:r>
+    </w:p>
+    <w:p>
+      <w:pPr>
+        <w:pStyle w:val="ListParagraph"/>
+        <w:keepLines/>
+        <w:numPr>
+          <w:ilvl w:val="0"/>
+          <w:numId w:val="50"/>
+        </w:numPr>
+        <w:spacing w:after="80" w:line="276"/>
+      </w:pPr>
+      <w:r>
+        <w:rPr>
+          <w:b/>
+          <w:bCs/>
+        </w:rPr>
+        <w:t xml:space="preserve">What does zero success mean for seconds per success?</w:t>
+      </w:r>
+      <w:r>
+        <w:t xml:space="preserve"> Undefined, not zero or a hidden division error.</w:t>
+      </w:r>
+    </w:p>
+    <w:p>
+      <w:pPr>
+        <w:pStyle w:val="ListParagraph"/>
+        <w:keepLines/>
+        <w:numPr>
+          <w:ilvl w:val="0"/>
+          <w:numId w:val="50"/>
+        </w:numPr>
+        <w:spacing w:after="80" w:line="276"/>
+      </w:pPr>
+      <w:r>
+        <w:rPr>
+          <w:b/>
+          <w:bCs/>
+        </w:rPr>
+        <w:t xml:space="preserve">Does an exported MCP file serve searches?</w:t>
+      </w:r>
+      <w:r>
+        <w:t xml:space="preserve"> No; the scaffold needs connected retrieval, a loaded index and separate client testing.</w:t>
+      </w:r>
+    </w:p>
+    <w:p>
+      <w:pPr>
+        <w:pStyle w:val="Heading1"/>
+        <w:keepNext/>
+      </w:pPr>
+      <w:r>
+        <w:t xml:space="preserve">Reading and optional model help</w:t>
+      </w:r>
+    </w:p>
+    <w:p>
+      <w:pPr>
+        <w:keepNext w:val="false"/>
+        <w:keepLines/>
+        <w:spacing w:after="140" w:line="288"/>
+      </w:pPr>
+      <w:r>
+        <w:t xml:space="preserve">Retrieval </w:t>
+      </w:r>
+      <w:r>
+        <w:rPr>
+          <w:b/>
+          <w:bCs/>
+        </w:rPr>
+        <w:t xml:space="preserve">precision and recall</w:t>
+      </w:r>
+      <w:r>
+        <w:t xml:space="preserve"> use different denominators. Passage precision divides retrieved relevant passages by retrieved passages; passage recall divides them by all labelled relevant passages. Report the cutoff, labels and averaging rule before comparing methods. Exclude questions without any relevant passage from retrieval recall, and test their answer abstention separately.</w:t>
+      </w:r>
+    </w:p>
+    <w:p>
+      <w:pPr>
+        <w:keepNext w:val="false"/>
+        <w:keepLines/>
+        <w:spacing w:after="140" w:line="288"/>
+      </w:pPr>
+      <w:r>
+        <w:t xml:space="preserve">The CPU encoder is </w:t>
+      </w:r>
+      <w:hyperlink w:history="1" r:id="rIdqbjm8bc8vz4adoepvglwz">
+        <w:r>
+          <w:rPr>
+            <w:color w:val="4F46E5"/>
+            <w:u w:val="single"/>
+          </w:rPr>
+          <w:t xml:space="preserve">sentence-transformers/all-MiniLM-L6-v2</w:t>
+        </w:r>
+      </w:hyperlink>
+      <w:r>
+        <w:t xml:space="preserve">: 384 dimensions and a default 256-word-piece truncation limit. The local generator is </w:t>
+      </w:r>
+      <w:hyperlink w:history="1" r:id="rId7evwzlzpnvpxyk3gzisan">
+        <w:r>
+          <w:rPr>
+            <w:color w:val="4F46E5"/>
+            <w:u w:val="single"/>
+          </w:rPr>
+          <w:t xml:space="preserve">HuggingFaceTB/SmolLM2-135M-Instruct</w:t>
+        </w:r>
+      </w:hyperlink>
+      <w:r>
+        <w:t xml:space="preserve">, a compact teaching checkpoint rather than a claim about the best current model. Both official model pages were checked on 11 October 2026. The archived figures retain Qwen2.5-1.5B, BGE-small and their recorded cross-encoder.</w:t>
+      </w:r>
+    </w:p>
+    <w:p>
+      <w:pPr>
+        <w:keepNext w:val="false"/>
+        <w:keepLines/>
+        <w:spacing w:after="140" w:line="288"/>
+      </w:pPr>
+      <w:r>
+        <w:t xml:space="preserve">Read the </w:t>
+      </w:r>
+      <w:hyperlink w:history="1" r:id="rIduodidkxufqxmbzhd1inh4">
+        <w:r>
+          <w:rPr>
+            <w:color w:val="4F46E5"/>
+            <w:u w:val="single"/>
+          </w:rPr>
+          <w:t xml:space="preserve">versioned MCP tools specification</w:t>
+        </w:r>
+      </w:hyperlink>
+      <w:r>
+        <w:t xml:space="preserve">, then watch the </w:t>
+      </w:r>
+      <w:hyperlink w:history="1" r:id="rIdtyolpp7egm4ju8kthlapf">
+        <w:r>
+          <w:rPr>
+            <w:color w:val="4F46E5"/>
+            <w:u w:val="single"/>
+          </w:rPr>
+          <w:t xml:space="preserve">Hugging Face Agents Course video/Q&amp;A</w:t>
+        </w:r>
+      </w:hyperlink>
+      <w:r>
+        <w:t xml:space="preserve">. The </w:t>
+      </w:r>
+      <w:hyperlink w:history="1" r:id="rId5k98u-xrwlqv1cfteazr_">
+        <w:r>
+          <w:rPr>
+            <w:color w:val="4F46E5"/>
+            <w:u w:val="single"/>
+          </w:rPr>
+          <w:t xml:space="preserve">effective-agents guide</w:t>
+        </w:r>
+      </w:hyperlink>
+      <w:r>
+        <w:t xml:space="preserve"> helps compare fixed workflows with model-selected steps. The loop and evidence checks should be understood before selecting a framework.</w:t>
+      </w:r>
+    </w:p>
+    <w:p>
+      <w:pPr>
+        <w:keepNext w:val="false"/>
+        <w:keepLines/>
+        <w:spacing w:after="140" w:line="288"/>
+      </w:pPr>
+      <w:r>
+        <w:t xml:space="preserve">Optional </w:t>
+      </w:r>
+      <w:r>
+        <w:rPr>
+          <w:rFonts w:ascii="Consolas" w:cs="Consolas" w:eastAsia="Consolas" w:hAnsi="Consolas"/>
+          <w:color w:val="4F46E5"/>
+          <w:sz w:val="20"/>
+          <w:szCs w:val="20"/>
+        </w:rPr>
+        <w:t xml:space="preserve">ask_model</w:t>
+      </w:r>
+      <w:r>
+        <w:t xml:space="preserve"> critiques an invented claim with Gemini or OpenAI; both injected opt-ins default to False, and a complete local checklist remains available. Enable exactly one provider. OpenAI API usage may incur charges independently of a ChatGPT subscription; the core requires no API spending. Keys remain private, and only invented examples are sent. Gemini free-tier availability and EEA/UK/Swiss distribution conditions vary. This optional explanation supplies neither source evidence nor a measure of local agent success.</w:t>
+      </w:r>
+    </w:p>
+    <w:p>
+      <w:pPr>
+        <w:pStyle w:val="Heading1"/>
+        <w:keepNext/>
+      </w:pPr>
+      <w:r>
+        <w:t xml:space="preserve">Class recap</w:t>
+      </w:r>
+    </w:p>
+    <w:p>
+      <w:pPr>
+        <w:pStyle w:val="ListParagraph"/>
+        <w:keepLines/>
+        <w:numPr>
+          <w:ilvl w:val="0"/>
+          <w:numId w:val="51"/>
+        </w:numPr>
+        <w:spacing w:after="80" w:line="276"/>
+      </w:pPr>
+      <w:r>
+        <w:t xml:space="preserve">Sources remain external evidence.</w:t>
+      </w:r>
+    </w:p>
+    <w:p>
+      <w:pPr>
+        <w:pStyle w:val="ListParagraph"/>
+        <w:keepLines/>
+        <w:numPr>
+          <w:ilvl w:val="0"/>
+          <w:numId w:val="51"/>
+        </w:numPr>
+        <w:spacing w:after="80" w:line="276"/>
+      </w:pPr>
+      <w:r>
+        <w:t xml:space="preserve">Preserve passage IDs.</w:t>
+      </w:r>
+    </w:p>
+    <w:p>
+      <w:pPr>
+        <w:pStyle w:val="ListParagraph"/>
+        <w:keepLines/>
+        <w:numPr>
+          <w:ilvl w:val="0"/>
+          <w:numId w:val="51"/>
+        </w:numPr>
+        <w:spacing w:after="80" w:line="276"/>
+      </w:pPr>
+      <w:r>
+        <w:t xml:space="preserve">Check claims and citations.</w:t>
+      </w:r>
+    </w:p>
+    <w:p>
+      <w:pPr>
+        <w:pStyle w:val="ListParagraph"/>
+        <w:keepLines/>
+        <w:numPr>
+          <w:ilvl w:val="0"/>
+          <w:numId w:val="51"/>
+        </w:numPr>
+        <w:spacing w:after="80" w:line="276"/>
+      </w:pPr>
+      <w:r>
+        <w:t xml:space="preserve">Code controls tools.</w:t>
+      </w:r>
+    </w:p>
+    <w:p>
+      <w:pPr>
+        <w:pStyle w:val="ListParagraph"/>
+        <w:keepLines/>
+        <w:numPr>
+          <w:ilvl w:val="0"/>
+          <w:numId w:val="51"/>
+        </w:numPr>
+        <w:spacing w:after="80" w:line="276"/>
+      </w:pPr>
+      <w:r>
+        <w:t xml:space="preserve">Bound and audit loops.</w:t>
+      </w:r>
+    </w:p>
+    <w:p>
+      <w:pPr>
+        <w:pStyle w:val="ListParagraph"/>
+        <w:keepLines/>
+        <w:numPr>
+          <w:ilvl w:val="0"/>
+          <w:numId w:val="51"/>
+        </w:numPr>
+        <w:spacing w:after="80" w:line="276"/>
+      </w:pPr>
+      <w:r>
+        <w:t xml:space="preserve">Measure success and resources.</w:t>
+      </w:r>
+    </w:p>
+    <w:p>
+      <w:pPr>
+        <w:keepNext/>
+        <w:keepLines/>
+        <w:spacing w:after="140" w:line="288"/>
+      </w:pPr>
+      <w:r>
+        <w:rPr>
+          <w:b/>
+          <w:bCs/>
+        </w:rPr>
+        <w:t xml:space="preserve">Exit question.</w:t>
+      </w:r>
+      <w:r>
+        <w:t xml:space="preserve"> Correct document proves support?</w:t>
+      </w:r>
+    </w:p>
+    <w:p>
+      <w:pPr>
+        <w:keepNext/>
+        <w:keepLines/>
+        <w:spacing w:after="140" w:line="288"/>
+      </w:pPr>
+      <w:r>
+        <w:rPr>
+          <w:b/>
+          <w:bCs/>
+        </w:rPr>
+        <w:t xml:space="preserve">Answer.</w:t>
+      </w:r>
+      <w:r>
+        <w:t xml:space="preserve"> No. Inspect whether the particular cited passage supports each claim.</w:t>
+      </w:r>
+    </w:p>
+    <w:p>
+      <w:pPr>
+        <w:keepNext/>
+        <w:spacing w:after="60" w:before="160"/>
+        <w:jc w:val="center"/>
+      </w:pPr>
+      <w:r>
+        <w:drawing>
+          <wp:inline distT="0" distB="0" distL="0" distR="0">
+            <wp:extent cx="5334000" cy="2266950"/>
+            <wp:effectExtent t="0" r="0" b="0" l="0"/>
+            <wp:docPr id="18" name="Week 12: evidence and controlled tools" descr="Week 12: evidence and controlled tools" title="Week 12: evidence and controlled tools"/>
+            <wp:cNvGraphicFramePr>
+              <a:graphicFrameLocks xmlns:a="http://schemas.openxmlformats.org/drawingml/2006/main" noChangeAspect="1"/>
+            </wp:cNvGraphicFramePr>
+            <a:graphic xmlns:a="http://schemas.openxmlformats.org/drawingml/2006/main">
+              <a:graphicData uri="http://schemas.openxmlformats.org/drawingml/2006/picture">
+                <pic:pic xmlns:pic="http://schemas.openxmlformats.org/drawingml/2006/picture">
+                  <pic:nvPicPr>
+                    <pic:cNvPr id="0" name="" descr=""/>
+                    <pic:cNvPicPr>
+                      <a:picLocks noChangeAspect="1" noChangeArrowheads="1"/>
+                    </pic:cNvPicPr>
+                  </pic:nvPicPr>
+                  <pic:blipFill>
+                    <a:blip r:embed="rId26" cstate="none"/>
+                    <a:srcRect/>
+                    <a:stretch>
+                      <a:fillRect/>
+                    </a:stretch>
+                  </pic:blipFill>
+                  <pic:spPr bwMode="auto">
+                    <a:xfrm>
+                      <a:off x="0" y="0"/>
                       <a:ext cx="5334000" cy="2266950"/>
                     </a:xfrm>
                     <a:prstGeom prst="rect">
@@ -20763,40 +20772,6 @@
           <w:szCs w:val="19"/>
         </w:rPr>
         <w:t xml:space="preserve">Week 12: evidence and controlled tools</w:t>
-      </w:r>
-    </w:p>
-    <w:p>
-      <w:pPr>
-        <w:keepNext/>
-        <w:keepLines/>
-        <w:spacing w:after="140" w:line="288"/>
-      </w:pPr>
-      <w:r>
-        <w:rPr>
-          <w:b/>
-          <w:bCs/>
-        </w:rPr>
-        <w:t xml:space="preserve">Exit question.</w:t>
-      </w:r>
-      <w:r>
-        <w:t xml:space="preserve"> A citation points to the correct document. Does it prove the answer is supported?</w:t>
-      </w:r>
-    </w:p>
-    <w:p>
-      <w:pPr>
-        <w:keepNext w:val="false"/>
-        <w:keepLines/>
-        <w:spacing w:after="140" w:line="288"/>
-      </w:pPr>
-      <w:r>
-        <w:rPr>
-          <w:b/>
-          <w:bCs/>
-        </w:rPr>
-        <w:t xml:space="preserve">Answer.</w:t>
-      </w:r>
-      <w:r>
-        <w:t xml:space="preserve"> No. Read the exact passage and check each claim; the document may not contain the required fact.</w:t>
       </w:r>
     </w:p>
     <w:sectPr>
@@ -21380,6 +21355,12 @@
     </w:lvlOverride>
   </w:num>
   <w:num w:numId="50">
+    <w:abstractNumId w:val="3"/>
+    <w:lvlOverride w:ilvl="0">
+      <w:startOverride w:val="1"/>
+    </w:lvlOverride>
+  </w:num>
+  <w:num w:numId="51">
     <w:abstractNumId w:val="2"/>
     <w:lvlOverride w:ilvl="0">
       <w:startOverride w:val="1"/>
